--- a/docs/report/비판검토_보완보고서.docx
+++ b/docs/report/비판검토_보완보고서.docx
@@ -64,7 +64,7 @@
           <w:sz w:val="21"/>
           <w:szCs w:val="21"/>
         </w:rPr>
-        <w:t xml:space="preserve">작성일: 2026년 10월 14일 (검토 대상: 중간보고서 1차본, 비판 문서 ‘심층 검증 및 비판적 분석 보고서’)</w:t>
+        <w:t xml:space="preserve">작성일: 2026년 10월 19일 (검토 대상: 중간보고서 1차본, 비판 문서 ‘심층 검증 및 비판적 분석 보고서’)</w:t>
       </w:r>
     </w:p>
     <w:p>
@@ -112,7 +112,7 @@
           <w:sz w:val="20"/>
           <w:szCs w:val="20"/>
         </w:rPr>
-        <w:t xml:space="preserve">11건 중 수용 6건, 대부분 수용 1건, 부분 수용 2건, 불수용 1건, 긍정 평가 1건이다. 가장 뼈아픈 지적은 금융 도메인(기본예탁금·ISA·IRP 70%·과표기준가), 데이터 접근 방식(비공식 엔드포인트), 개인정보 설계였고, 공통 원인은 ‘확인하지 못한 사실을 비워 두거나 완곡한 문장으로 넘긴 것’이었다. 통계 지적 가운데 ‘산술 모순’은 사실과 달라 불수용했지만, 정답 없는 사용자 처리는 집단 결론을 실제로 바꾸었고(1차본 해석 정정), 손실 함수 지적은 노트북 세계에서 MLP 점수를 약 두 배로 올리는 실험 결과로 대부분 맞았다. 수용한 항목은 코드·데이터·문서에 반영하고 다시 학습·검증했다(학습 QA 112건, 자동화 테스트 87건 중 기본 실행 86건 통과, 노트북 재현 14개 수치 일치). 판정과 보완은 독립 검토를 거쳐 고쳤다(5절).</w:t>
+        <w:t xml:space="preserve">11건 중 수용 6건, 대부분 수용 1건, 부분 수용 2건, 불수용 1건, 긍정 평가 1건이다. 가장 뼈아픈 지적은 금융 도메인(기본예탁금·ISA·IRP 70%·과표기준가), 데이터 접근 방식(비공식 엔드포인트), 개인정보 설계였고, 공통 원인은 ‘확인하지 못한 사실을 비워 두거나 완곡한 문장으로 넘긴 것’이었다. 통계 지적 가운데 ‘산술 모순’은 사실과 달라 불수용했지만, 정답 없는 사용자 처리는 집단 결론을 실제로 바꾸었고(1차본 해석 정정), 손실 함수 지적은 노트북 세계에서 MLP 점수를 약 두 배로 올리는 실험 결과로 대부분 맞았다. 수용한 항목은 코드·데이터·문서에 반영하고 다시 학습·검증했다(학습 QA 116건, 자동화 테스트 87건 중 기본 실행 86건 통과, 노트북 재현 14개 수치 일치). 판정과 보완은 독립 검토를 거쳐 고쳤다(5절).</w:t>
       </w:r>
     </w:p>
     <w:p>
@@ -2086,7 +2086,7 @@
           <w:sz w:val="21"/>
           <w:szCs w:val="21"/>
         </w:rPr>
-        <w:t xml:space="preserve">수용 항목을 코드와 문서에 반영한 뒤 전체를 다시 학습했다(모의 데이터 v2, 설정 2,640개, QA 112건 통과). 노트북 원본 세계(v1)는 새 기법군을 더해도 14개 수치가 소수점 5자리까지 일치한다. 자동화 테스트는 87건을 모으며 기본 실행에서 86건이 통과한다(노트북 전체 재현 1건은 ETFREC_FULL=1일 때만 실행). 같은 seed로 v1·v2를 다시 학습하면 결과 파일과 모델 상태 해시가 같다(시간 열 제외).</w:t>
+        <w:t xml:space="preserve">수용 항목을 코드와 문서에 반영한 뒤 전체를 다시 학습했다(모의 데이터 v2, 설정 2,640개, QA 116건 통과). 노트북 원본 세계(v1)는 새 기법군을 더해도 14개 수치가 소수점 5자리까지 일치한다. 자동화 테스트는 87건을 모으며 기본 실행에서 86건이 통과한다(노트북 전체 재현 1건은 ETFREC_FULL=1일 때만 실행). 같은 seed로 v1·v2를 다시 학습하면 결과 파일과 모델 상태 해시가 같다(시간 열 제외).</w:t>
       </w:r>
     </w:p>
     <w:p>
@@ -3178,7 +3178,7 @@
                 <w:sz w:val="16"/>
                 <w:szCs w:val="16"/>
               </w:rPr>
-              <w:t xml:space="preserve">밀도는 생성 결과로 계산한 값(사용자×단원 고유 쌍 ÷ 전체 칸)이며 생성기에 목표 밀도가 없다. 생성기는 주마다 활동 학습자를 뽑고 각자 1~8개 단원을 효용 순위로 고른다. 2차본 밀도는 단원 수가 늘어 9.86%다.</w:t>
+              <w:t xml:space="preserve">밀도는 생성 결과로 계산한 값(사용자×단원 고유 쌍 ÷ 전체 칸)이며 생성기에 목표 밀도가 없다. 생성기는 주마다 활동 학습자를 뽑고 각자 1~8개 단원을 효용(주제 선호·관심 주제·수준 차이·인기·이미 본/통과한 단원) 순위로 고른다. 2차본 밀도는 단원 수가 늘어 9.86%다.</w:t>
             </w:r>
           </w:p>
         </w:tc>
@@ -3854,7 +3854,7 @@
           <w:sz w:val="21"/>
           <w:szCs w:val="21"/>
         </w:rPr>
-        <w:t xml:space="preserve">QA 80 → 112건(모두 통과, 이벤트 논리 검사 포함). 모의 데이터에서 고친 행은 v1·v2 모두 0건이다. 1차본과 2차본의 수치 차이는 카탈로그가 63 → 66단원으로 바뀌어 세계를 다시 만든 결과이며, 정규화 때문이 아니다.</w:t>
+        <w:t xml:space="preserve">QA 80 → 116건(모두 통과, 이벤트 논리 검사 포함). 모의 데이터에서 고친 행은 v1·v2 모두 0건이다. 1차본과 2차본의 수치 차이는 카탈로그가 63 → 66단원으로 바뀌어 세계를 다시 만든 결과이며, 정규화 때문이 아니다.</w:t>
       </w:r>
     </w:p>
     <w:p>
@@ -7489,7 +7489,7 @@
           <w:sz w:val="21"/>
           <w:szCs w:val="21"/>
         </w:rPr>
-        <w:t xml:space="preserve">근거 없는 인과 주장(‘손실 함수가 아니라 목표 불일치’)을 결론처럼 썼다.</w:t>
+        <w:t xml:space="preserve">근거 없는 인과 주장(‘모델 결함이 아니라 목표 불일치’)을 결론처럼 쓰고, 랭킹 손실(BPR) 비교를 다음 단계로 미뤘다.</w:t>
       </w:r>
     </w:p>
     <w:p>
@@ -21242,7 +21242,7 @@
           <w:sz w:val="21"/>
           <w:szCs w:val="21"/>
         </w:rPr>
-        <w:t xml:space="preserve">판정과 보완 내용을 별도 검토자가 비판 문서·코드·데이터에 대조했다. 검토는 처음 판정이 틀렸거나 보완이 과장된 곳을 여러 군데 찾아냈고, 모두 고친 뒤 이 문서와 중간보고서에 반영했다. 아래 표는 검토 지적과 처리 결과다. [1회차]·[2회차]는 판정 검증, [최종]은 보완을 마친 뒤의 코드·문서 검토(모델·도메인·데이터 수집·개인정보)다. 최종 검토에서 가장 큰 지적은 쌍별 MLP의 학습 사용자 범위 결함이었고, 고친 뒤 v2의 신경망 결론(2.2절)이 바뀌었다.</w:t>
+        <w:t xml:space="preserve">판정과 보완 내용을 별도 검토자가 비판 문서·코드·데이터에 대조했다. 검토는 처음 판정이 틀렸거나 보완이 과장된 곳을 여러 군데 찾아냈고, 모두 고친 뒤 이 문서와 중간보고서에 반영했다. 아래 표는 검토 지적과 처리 결과다. [1회차]·[2회차]는 판정 검증, [최종]은 보완을 마친 뒤의 코드·문서 검토(모델·도메인·데이터 수집·개인정보·보고서 수치)다. 최종 검토에서 가장 큰 지적은 쌍별 MLP의 학습 사용자 범위 결함이었고, 고친 뒤 v2의 신경망 결론(2.2절)이 바뀌었다.</w:t>
       </w:r>
     </w:p>
     <w:p>
@@ -22089,7 +22089,7 @@
                 <w:sz w:val="15"/>
                 <w:szCs w:val="15"/>
               </w:rPr>
-              <w:t xml:space="preserve">QA에 누수 검사(기준 주 이후 행을 섞어도 스냅샷 특징이 같음)와 쌍별 모델의 학습 범위 검사를 넣고(QA 112건), 표 13을 실제 QA 분류로 고쳤다. 재현성은 같은 seed로 v1·v2를 다시 학습해 결과 파일과 상태 해시가 같음을 확인했다. 쌍과 음성 풀은 전체 행으로 만들고, 고친 행은 행 단위로 세며 고친 행만 다시 채점한다.</w:t>
+              <w:t xml:space="preserve">QA에 누수 검사(기준 주 이후 행을 섞어도 스냅샷 특징이 같음)와 쌍별 모델의 학습 범위 검사를 넣고(QA 116건), 표 13을 실제 QA 분류로 고쳤다. 재현성은 같은 seed로 v1·v2를 다시 학습해 결과 파일과 상태 해시가 같음을 확인했다. 쌍과 음성 풀은 전체 행으로 만들고, 고친 행은 행 단위로 세며 고친 행만 다시 채점한다.</w:t>
             </w:r>
           </w:p>
         </w:tc>
@@ -22902,6 +22902,122 @@
                 <w:szCs w:val="15"/>
               </w:rPr>
               <w:t xml:space="preserve">경로 출력은 크기 구간만 보이고 원시 평균을 내보내지 않으며, 집단표는 한 변수에서 하나만 숨기면 하나를 더 숨긴다(보완 억제, QA 확인). 가림을 설계 이름·모든 문자열·여러 표기·이벤트 시각으로 넓혔다. 매핑표 경로는 실제 경로로 비교한다. 키 입력 예를 read -rs로 바꿨다. 5.2절 판정을 ‘수용(범위 조정)’으로 고치고 범위를 적었다.</w:t>
+            </w:r>
+          </w:p>
+        </w:tc>
+      </w:tr>
+      <w:tr>
+        <w:trPr>
+          <w:cantSplit w:val="false"/>
+        </w:trPr>
+        <w:tc>
+          <w:tcPr>
+            <w:tcW w:type="dxa" w:w="4668"/>
+            <w:shd w:fill="F4F5F2" w:color="auto" w:val="clear"/>
+            <w:tcMar>
+              <w:top w:type="dxa" w:w="50"/>
+              <w:left w:type="dxa" w:w="80"/>
+              <w:bottom w:type="dxa" w:w="50"/>
+              <w:right w:type="dxa" w:w="80"/>
+            </w:tcMar>
+            <w:vAlign w:val="center"/>
+          </w:tcPr>
+          <w:p>
+            <w:pPr>
+              <w:spacing w:after="20" w:line="264" w:lineRule="auto"/>
+              <w:jc w:val="left"/>
+            </w:pPr>
+            <w:r>
+              <w:rPr>
+                <w:rFonts w:ascii="맑은 고딕" w:cs="맑은 고딕" w:eastAsia="맑은 고딕" w:hAnsi="맑은 고딕"/>
+                <w:sz w:val="15"/>
+                <w:szCs w:val="15"/>
+              </w:rPr>
+              <w:t xml:space="preserve">[최종·보고서 수치] 중간보고서 7.3절은 A/B 대조군 A를 ‘세그먼트 인기’로 정의해 놓고 1단계 대비 근거에는 전역 인기 값을 써서, 가드레일을 켠 운영 라우터(B)가 대조군보다 높은 것처럼 읽혔다. 실제 세그먼트 인기 설정은 테스트 주차에서 B보다 유의하게 높다</w:t>
+            </w:r>
+          </w:p>
+        </w:tc>
+        <w:tc>
+          <w:tcPr>
+            <w:tcW w:type="dxa" w:w="4744"/>
+            <w:shd w:fill="F4F5F2" w:color="auto" w:val="clear"/>
+            <w:tcMar>
+              <w:top w:type="dxa" w:w="50"/>
+              <w:left w:type="dxa" w:w="80"/>
+              <w:bottom w:type="dxa" w:w="50"/>
+              <w:right w:type="dxa" w:w="80"/>
+            </w:tcMar>
+            <w:vAlign w:val="center"/>
+          </w:tcPr>
+          <w:p>
+            <w:pPr>
+              <w:spacing w:after="20" w:line="264" w:lineRule="auto"/>
+              <w:jc w:val="left"/>
+            </w:pPr>
+            <w:r>
+              <w:rPr>
+                <w:rFonts w:ascii="맑은 고딕" w:cs="맑은 고딕" w:eastAsia="맑은 고딕" w:hAnsi="맑은 고딕"/>
+                <w:sz w:val="15"/>
+                <w:szCs w:val="15"/>
+              </w:rPr>
+              <w:t xml:space="preserve">대조군 A(성별을 쓰지 않는 세그먼트 인기 설정 중 검증 1위)를 평가 전용 행으로 학습 결과에 넣고(서빙 기법 목록에는 넣지 않음, QA 116건) v1·v2를 다시 학습했다. 기존 결과는 모두 그대로다. 근거는 ‘오프라인 C &gt; A &gt; B, B − A −0.0091 [−0.0135, −0.0054]’로 고치고, 그래도 B를 먼저 시험하는 이유(선수 효과는 기록 재생으로 잴 수 없음)와 양측 검정을 주 비교로 두는 이유를 적었다.</w:t>
+            </w:r>
+          </w:p>
+        </w:tc>
+      </w:tr>
+      <w:tr>
+        <w:trPr>
+          <w:cantSplit w:val="false"/>
+        </w:trPr>
+        <w:tc>
+          <w:tcPr>
+            <w:tcW w:type="dxa" w:w="4668"/>
+            <w:tcMar>
+              <w:top w:type="dxa" w:w="50"/>
+              <w:left w:type="dxa" w:w="80"/>
+              <w:bottom w:type="dxa" w:w="50"/>
+              <w:right w:type="dxa" w:w="80"/>
+            </w:tcMar>
+            <w:vAlign w:val="center"/>
+          </w:tcPr>
+          <w:p>
+            <w:pPr>
+              <w:spacing w:after="20" w:line="264" w:lineRule="auto"/>
+              <w:jc w:val="left"/>
+            </w:pPr>
+            <w:r>
+              <w:rPr>
+                <w:rFonts w:ascii="맑은 고딕" w:cs="맑은 고딕" w:eastAsia="맑은 고딕" w:hAnsi="맑은 고딕"/>
+                <w:sz w:val="15"/>
+                <w:szCs w:val="15"/>
+              </w:rPr>
+              <w:t xml:space="preserve">[최종·보고서 수치] 중간보고서가 1차본을 ‘손실 함수가 아니라 목표 불일치’라고 인용했지만 1차본 원문은 ‘모델 결함이 아니라 목표 불일치’다. 생성기의 단원 선택 효용에 없는 ‘선수 미이수’ 항을 적었다. 그 밖에 그림 2의 ‘16문항·단원 21개’(1차본 값), 그림 12의 ‘후보 5개 미만’ 라벨(실제는 목록 5개 미만 비율), 표 번호 참조(표 19 → 표 20), 콜드스타트의 사용자 CF 점수, 후보 정의에 섞인 목록 후처리 규칙, 로드맵 우선순위(다음 단계가 아니라 이후 단계 0.7), 모든 라우터에 단조 증가로 쓴 λ 곡선, 일정표의 원인 분석 범위와 점별 점수 혼합 비교 누락, 두 표의 퀴즈 확장 목표 불일치, 다양성의 꽉 찬 목록 값, 페르소나 표의 단원 목록 누락, 누수 검사 범위, 2차본 표지 날짜가 틀렸다</w:t>
+            </w:r>
+          </w:p>
+        </w:tc>
+        <w:tc>
+          <w:tcPr>
+            <w:tcW w:type="dxa" w:w="4744"/>
+            <w:tcMar>
+              <w:top w:type="dxa" w:w="50"/>
+              <w:left w:type="dxa" w:w="80"/>
+              <w:bottom w:type="dxa" w:w="50"/>
+              <w:right w:type="dxa" w:w="80"/>
+            </w:tcMar>
+            <w:vAlign w:val="center"/>
+          </w:tcPr>
+          <w:p>
+            <w:pPr>
+              <w:spacing w:after="20" w:line="264" w:lineRule="auto"/>
+              <w:jc w:val="left"/>
+            </w:pPr>
+            <w:r>
+              <w:rPr>
+                <w:rFonts w:ascii="맑은 고딕" w:cs="맑은 고딕" w:eastAsia="맑은 고딕" w:hAnsi="맑은 고딕"/>
+                <w:sz w:val="15"/>
+                <w:szCs w:val="15"/>
+              </w:rPr>
+              <w:t xml:space="preserve">모두 고쳤다. 인용은 원문으로 바꾸고, 그림 문구·페르소나 단원 목록·퀴즈 확장 목표는 데이터에서 생성하며, 표 번호를 실제 표에 맞췄다. 2차본 표지는 제출일 2026년 10월 19일(1차본 10월 13일)로 고쳤다.</w:t>
             </w:r>
           </w:p>
         </w:tc>
@@ -24602,7 +24718,7 @@
                 <w:sz w:val="16"/>
                 <w:szCs w:val="16"/>
               </w:rPr>
-              <w:t xml:space="preserve">QA 112건, 테스트 87건(기본 실행 86건 통과, 전체 재현 1건 옵션)</w:t>
+              <w:t xml:space="preserve">QA 116건, 테스트 87건(기본 실행 86건 통과, 전체 재현 1건 옵션)</w:t>
             </w:r>
           </w:p>
         </w:tc>
@@ -24867,7 +24983,7 @@
           <w:sz w:val="21"/>
           <w:szCs w:val="21"/>
         </w:rPr>
-        <w:t xml:space="preserve">학습 요점 본문은 세제·규제 6단원에만 있다. 나머지 단원은 교육 자료 링크로 연결하고, 본문 확장과 문항 확장(단원당 2문항)은 11월에 한다.</w:t>
+        <w:t xml:space="preserve">학습 요점 본문은 세제·규제 6단원에만 있다. 나머지 단원은 교육 자료 링크로 연결하고, 본문 확장과 문항 확장(진단 단원 18개 × 단원당 2문항 = 36문항)은 11월에 한다.</w:t>
       </w:r>
     </w:p>
     <w:p>

--- a/docs/report/비판검토_보완보고서.docx
+++ b/docs/report/비판검토_보완보고서.docx
@@ -112,7 +112,7 @@
           <w:sz w:val="20"/>
           <w:szCs w:val="20"/>
         </w:rPr>
-        <w:t xml:space="preserve">11건 중 수용 6건, 대부분 수용 1건, 부분 수용 2건, 불수용 1건, 긍정 평가 1건이다. 가장 뼈아픈 지적은 금융 도메인(기본예탁금·ISA·IRP 70%·과표기준가), 데이터 접근 방식(비공식 엔드포인트), 개인정보 설계였고, 공통 원인은 ‘확인하지 못한 사실을 비워 두거나 완곡한 문장으로 넘긴 것’이었다. 통계 지적 가운데 ‘산술 모순’은 사실과 달라 불수용했지만, 정답 없는 사용자 처리는 집단 결론을 실제로 바꾸었고(1차본 해석 정정), 손실 함수 지적은 노트북 세계에서 MLP 점수를 약 두 배로 올리는 실험 결과로 대부분 맞았다. 수용한 항목은 코드·데이터·문서에 반영하고 다시 학습·검증했다(학습 QA 116건, 자동화 테스트 87건 중 기본 실행 86건 통과, 노트북 재현 14개 수치 일치). 판정과 보완은 독립 검토를 거쳐 고쳤다(5절).</w:t>
+        <w:t xml:space="preserve">11건 중 수용 6건, 대부분 수용 1건, 부분 수용 2건, 불수용 1건, 긍정 평가 1건이다. 가장 뼈아픈 지적은 금융 도메인(기본예탁금·ISA·IRP 70%·과표기준가), 데이터 접근 방식(비공식 엔드포인트), 개인정보 설계였고, 공통 원인은 ‘확인하지 못한 사실을 비워 두거나 완곡한 문장으로 넘긴 것’이었다. 통계 지적 가운데 ‘산술 모순’은 사실과 달라 불수용했지만, 정답 없는 사용자 처리는 집단 결론을 실제로 바꾸었고(1차본 해석 정정), 손실 함수 지적은 노트북 세계에서 MLP 점수를 약 두 배로 올리는 실험 결과로 대부분 맞았다. 수용한 항목은 코드·데이터·문서에 반영하고 다시 학습·검증했다(학습 QA 116건, 자동화 테스트 94건 중 기본 실행 93건 통과, 노트북 재현 14개 수치 일치). 판정과 보완은 독립 검토를 거쳐 고쳤다(5절).</w:t>
       </w:r>
     </w:p>
     <w:p>
@@ -2086,7 +2086,7 @@
           <w:sz w:val="21"/>
           <w:szCs w:val="21"/>
         </w:rPr>
-        <w:t xml:space="preserve">수용 항목을 코드와 문서에 반영한 뒤 전체를 다시 학습했다(모의 데이터 v2, 설정 2,640개, QA 116건 통과). 노트북 원본 세계(v1)는 새 기법군을 더해도 14개 수치가 소수점 5자리까지 일치한다. 자동화 테스트는 87건을 모으며 기본 실행에서 86건이 통과한다(노트북 전체 재현 1건은 ETFREC_FULL=1일 때만 실행). 같은 seed로 v1·v2를 다시 학습하면 결과 파일과 모델 상태 해시가 같다(시간 열 제외).</w:t>
+        <w:t xml:space="preserve">수용 항목을 코드와 문서에 반영한 뒤 전체를 다시 학습했다(모의 데이터 v2, 설정 2,640개, QA 116건 통과). 노트북 원본 세계(v1)는 새 기법군을 더해도 14개 수치가 소수점 5자리까지 일치한다. 자동화 테스트는 94건을 모으며 기본 실행에서 93건이 통과한다(노트북 전체 재현 1건은 ETFREC_FULL=1일 때만 실행). 같은 seed로 v1·v2를 다시 학습하면 결과 파일과 모델 상태 해시가 같다(시간 열 제외).</w:t>
       </w:r>
     </w:p>
     <w:p>
@@ -16629,7 +16629,7 @@
           <w:sz w:val="21"/>
           <w:szCs w:val="21"/>
         </w:rPr>
-        <w:t xml:space="preserve">검증: 가짜 응답으로 요청 헤더·주소·파싱·페이지 넘김·상태·호출 상한·시세 결합을 검사하는 테스트 24건(tests/test_sources.py). 실제 호출은 개발 환경의 네트워크 제한으로 하지 못했고 키 발급 후 로컬에서 확인한다.</w:t>
+        <w:t xml:space="preserve">검증: 가짜 응답으로 요청 헤더·주소·파싱·페이지 넘김·상태·호출 상한·시세 결합을 검사하는 테스트 25건(tests/test_sources.py). 실제 호출은 개발 환경의 네트워크 제한으로 하지 못했고 키 발급 후 로컬에서 확인한다.</w:t>
       </w:r>
     </w:p>
     <w:p>
@@ -16656,7 +16656,7 @@
           <w:sz w:val="21"/>
           <w:szCs w:val="21"/>
         </w:rPr>
-        <w:t xml:space="preserve">비공식 호출 코드 0줄. 공식 API 3종(KRX Open API 일별매매정보, 공공데이터포털 증권상품시세정보·KRX상장종목정보) + 사람이 내려받은 파일 정규화. 상태 7종·파일별 기준일·해시 기록, 원자적 교체·형식 검사·키 가림, 수집 테스트 24건.</w:t>
+        <w:t xml:space="preserve">비공식 호출 코드 0줄. 공식 API 3종(KRX Open API 일별매매정보, 공공데이터포털 증권상품시세정보·KRX상장종목정보) + 사람이 내려받은 파일 정규화. 상태 7종·파일별 기준일·해시 기록, 원자적 교체·형식 검사·키 가림, 수집 테스트 25건.</w:t>
       </w:r>
     </w:p>
     <w:p>
@@ -18083,7 +18083,7 @@
           <w:sz w:val="21"/>
           <w:szCs w:val="21"/>
         </w:rPr>
-        <w:t xml:space="preserve">검증: 개인정보 테스트 20건(tests/test_privacy.py)과 번들 전체 탐색(원시 연령·연소득 배열과 일·분 열이 어디에도 없음).</w:t>
+        <w:t xml:space="preserve">검증: 개인정보 테스트 21건(tests/test_privacy.py)과 번들 전체 탐색(원시 연령·연소득 배열과 일·분 열이 어디에도 없음).</w:t>
       </w:r>
     </w:p>
     <w:p>
@@ -21242,7 +21242,7 @@
           <w:sz w:val="21"/>
           <w:szCs w:val="21"/>
         </w:rPr>
-        <w:t xml:space="preserve">판정과 보완 내용을 별도 검토자가 비판 문서·코드·데이터에 대조했다. 검토는 처음 판정이 틀렸거나 보완이 과장된 곳을 여러 군데 찾아냈고, 모두 고친 뒤 이 문서와 중간보고서에 반영했다. 아래 표는 검토 지적과 처리 결과다. [1회차]·[2회차]는 판정 검증, [최종]은 보완을 마친 뒤의 코드·문서 검토(모델·도메인·데이터 수집·개인정보·보고서 수치)다. 최종 검토에서 가장 큰 지적은 쌍별 MLP의 학습 사용자 범위 결함이었고, 고친 뒤 v2의 신경망 결론(2.2절)이 바뀌었다.</w:t>
+        <w:t xml:space="preserve">판정과 보완 내용을 별도 검토자가 비판 문서·코드·데이터에 대조했다. 검토는 처음 판정이 틀렸거나 보완이 과장된 곳을 여러 군데 찾아냈고, 모두 고친 뒤 이 문서와 중간보고서에 반영했다. 아래 표는 검토 지적과 처리 결과다. [1회차]·[2회차]는 판정 검증, [최종]은 보완을 마친 뒤의 코드·문서 검토(모델·도메인·데이터 수집·개인정보·보고서 수치·화면과 문서·적대적 점검)다. 최종 검토에서 가장 큰 지적은 쌍별 MLP의 학습 사용자 범위 결함이었고, 고친 뒤 v2의 신경망 결론(2.2절)이 바뀌었다.</w:t>
       </w:r>
     </w:p>
     <w:p>
@@ -22089,7 +22089,7 @@
                 <w:sz w:val="15"/>
                 <w:szCs w:val="15"/>
               </w:rPr>
-              <w:t xml:space="preserve">QA에 누수 검사(기준 주 이후 행을 섞어도 스냅샷 특징이 같음)와 쌍별 모델의 학습 범위 검사를 넣고(QA 116건), 표 13을 실제 QA 분류로 고쳤다. 재현성은 같은 seed로 v1·v2를 다시 학습해 결과 파일과 상태 해시가 같음을 확인했다. 쌍과 음성 풀은 전체 행으로 만들고, 고친 행은 행 단위로 세며 고친 행만 다시 채점한다.</w:t>
+              <w:t xml:space="preserve">QA에 누수 검사(기준 주 이후 행의 모든 열을 섞고 더한 로그·이후 행을 지운 로그로 만든 특징 저장소가 모든 필드에서 같음)와 쌍별 모델의 학습 범위 검사를 넣고(QA 116건), 표 13을 실제 QA 분류로 고쳤다. 재현성은 같은 seed로 v1·v2를 다시 학습해 결과 파일과 상태 해시가 같음을 확인했다. 쌍과 음성 풀은 전체 행으로 만들고, 고친 행은 행 단위로 세며 고친 행만 다시 채점한다.</w:t>
             </w:r>
           </w:p>
         </w:tc>
@@ -22728,7 +22728,7 @@
                 <w:sz w:val="15"/>
                 <w:szCs w:val="15"/>
               </w:rPr>
-              <w:t xml:space="preserve">샘플을 패키지 데이터에 넣고 휠로 확인했다. 폴더 규칙을 하나로 맞추고(serve --sources-dir) 날짜는 실제 날짜만 받는다. 엔드포인트는 환경변수로 바꿀 수 있게 했고, README와 이 표의 참조를 고쳤다. 수집 테스트는 24건이다.</w:t>
+              <w:t xml:space="preserve">샘플을 패키지 데이터에 넣고 휠로 확인했다. 폴더 규칙을 하나로 맞추고(serve --sources-dir) 날짜는 실제 날짜만 받는다. 엔드포인트는 환경변수로 바꿀 수 있게 했고, README와 이 표의 참조를 고쳤다. 수집 테스트는 25건이다.</w:t>
             </w:r>
           </w:p>
         </w:tc>
@@ -23018,6 +23018,122 @@
                 <w:szCs w:val="15"/>
               </w:rPr>
               <w:t xml:space="preserve">모두 고쳤다. 인용은 원문으로 바꾸고, 그림 문구·페르소나 단원 목록·퀴즈 확장 목표는 데이터에서 생성하며, 표 번호를 실제 표에 맞췄다. 2차본 표지는 제출일 2026년 10월 19일(1차본 10월 13일)로 고쳤다.</w:t>
+            </w:r>
+          </w:p>
+        </w:tc>
+      </w:tr>
+      <w:tr>
+        <w:trPr>
+          <w:cantSplit w:val="false"/>
+        </w:trPr>
+        <w:tc>
+          <w:tcPr>
+            <w:tcW w:type="dxa" w:w="4668"/>
+            <w:shd w:fill="F4F5F2" w:color="auto" w:val="clear"/>
+            <w:tcMar>
+              <w:top w:type="dxa" w:w="50"/>
+              <w:left w:type="dxa" w:w="80"/>
+              <w:bottom w:type="dxa" w:w="50"/>
+              <w:right w:type="dxa" w:w="80"/>
+            </w:tcMar>
+            <w:vAlign w:val="center"/>
+          </w:tcPr>
+          <w:p>
+            <w:pPr>
+              <w:spacing w:after="20" w:line="264" w:lineRule="auto"/>
+              <w:jc w:val="left"/>
+            </w:pPr>
+            <w:r>
+              <w:rPr>
+                <w:rFonts w:ascii="맑은 고딕" w:cs="맑은 고딕" w:eastAsia="맑은 고딕" w:hAnsi="맑은 고딕"/>
+                <w:sz w:val="15"/>
+                <w:szCs w:val="15"/>
+              </w:rPr>
+              <w:t xml:space="preserve">[최종·화면과 문서] 샘플 종목 CSV가 .gitignore의 ‘data/’ 규칙(모든 깊이의 data 폴더)에 걸려 한 번도 커밋되지 않았다. 작업 폴더에만 파일이 있어 테스트가 통과했지만, 깨끗한 체크아웃에서는 서버가 뜨지 않고 테스트 28개가 실패했다. 화면은 학습자 조회 403과 시뮬레이션·비교 요청 실패를 표시하지 않고 ‘계산 중…’에 멈췄고, 6단계 안내문은 수준 가드레일까지 ‘+prereq’ 행으로 따로 쟀다고 적었다. API는 guardrail을 생략하면 화면 기본과 다른 가드레일을 썼고, 범위 밖 통과 가정 번호에 500을 냈다(음수는 마지막 단원을 통과로 처리). README·CLI 도움말의 카탈로그 단원 수(63), 로드맵 표, UI 점검 명령, 보고서 빌드 방법이 실제와 달랐고, 보고서 빌드 스크립트가 이 세션의 경로에 묶여 있었다</w:t>
+            </w:r>
+          </w:p>
+        </w:tc>
+        <w:tc>
+          <w:tcPr>
+            <w:tcW w:type="dxa" w:w="4744"/>
+            <w:shd w:fill="F4F5F2" w:color="auto" w:val="clear"/>
+            <w:tcMar>
+              <w:top w:type="dxa" w:w="50"/>
+              <w:left w:type="dxa" w:w="80"/>
+              <w:bottom w:type="dxa" w:w="50"/>
+              <w:right w:type="dxa" w:w="80"/>
+            </w:tcMar>
+            <w:vAlign w:val="center"/>
+          </w:tcPr>
+          <w:p>
+            <w:pPr>
+              <w:spacing w:after="20" w:line="264" w:lineRule="auto"/>
+              <w:jc w:val="left"/>
+            </w:pPr>
+            <w:r>
+              <w:rPr>
+                <w:rFonts w:ascii="맑은 고딕" w:cs="맑은 고딕" w:eastAsia="맑은 고딕" w:hAnsi="맑은 고딕"/>
+                <w:sz w:val="15"/>
+                <w:szCs w:val="15"/>
+              </w:rPr>
+              <w:t xml:space="preserve">규칙을 저장소 루트의 data/로 좁히고 샘플을 커밋했으며, 파일이 git에 실제로 있는지 테스트한다(샘플이 없어도 서버는 빈 표와 이유를 보이며 뜬다). 화면은 오류 문구를 그 자리에 표시하고, guardrail 생략은 화면 기본과 같게, 통과 가정은 범위 밖이면 422로 했다. 문서를 실제 동작에 맞추고, 보고서 빌드는 저장소 기준 경로와 docs/report/build/build.sh 한 번으로 돌게 했다. 그림 크기는 이미지 헤더에서 읽는다(직전 빌드에서 그림 10이 세로로 약 4% 눌려 있던 것도 바로잡혔다).</w:t>
+            </w:r>
+          </w:p>
+        </w:tc>
+      </w:tr>
+      <w:tr>
+        <w:trPr>
+          <w:cantSplit w:val="false"/>
+        </w:trPr>
+        <w:tc>
+          <w:tcPr>
+            <w:tcW w:type="dxa" w:w="4668"/>
+            <w:tcMar>
+              <w:top w:type="dxa" w:w="50"/>
+              <w:left w:type="dxa" w:w="80"/>
+              <w:bottom w:type="dxa" w:w="50"/>
+              <w:right w:type="dxa" w:w="80"/>
+            </w:tcMar>
+            <w:vAlign w:val="center"/>
+          </w:tcPr>
+          <w:p>
+            <w:pPr>
+              <w:spacing w:after="20" w:line="264" w:lineRule="auto"/>
+              <w:jc w:val="left"/>
+            </w:pPr>
+            <w:r>
+              <w:rPr>
+                <w:rFonts w:ascii="맑은 고딕" w:cs="맑은 고딕" w:eastAsia="맑은 고딕" w:hAnsi="맑은 고딕"/>
+                <w:sz w:val="15"/>
+                <w:szCs w:val="15"/>
+              </w:rPr>
+              <w:t xml:space="preserve">[최종·적대적 점검] 학습자 조회를 끈 서버에서도 추천·비교·로드맵·유형 API가 learner_id를 받아 학습자 프로필과 통과 단원을 돌려줘, 번호를 바꿔 가며 학습자 표를 열거할 수 있었다. 저장 설계 가림이 키워드 없는 금액에서 ‘1억 2천만원’의 ‘1억’을 남기고 나머지를 다른 분위로 표기했다. 진단 퀴즈가 최소 응답 수 미달로 판정을 보류한 수준을, 같은 결과의 진단 통과 이벤트가 수준 갱신 규칙으로 다시 올렸다(수준 2 문항 하나만 맞혀도 추천 수준 2). 학습 로그의 understood 열이 0/1 정수면 학습이 멈췄다. 자연어 파서가 ‘통과하지 못했어’·‘미완료’를 통과·완료로 읽고, 다음 문장의 기간 표현을 경험으로 읽었다. 누수 검사가 일부 열만 섞고 일부 필드만 비교해 개수·시간대로 새는 누수를 놓쳤다. train --data의 폴더 경로(OS 사용자 이름 포함)가 번들과 API에 남았고, 선수가 하나뿐인 카탈로그 CSV를 읽지 못했다</w:t>
+            </w:r>
+          </w:p>
+        </w:tc>
+        <w:tc>
+          <w:tcPr>
+            <w:tcW w:type="dxa" w:w="4744"/>
+            <w:tcMar>
+              <w:top w:type="dxa" w:w="50"/>
+              <w:left w:type="dxa" w:w="80"/>
+              <w:bottom w:type="dxa" w:w="50"/>
+              <w:right w:type="dxa" w:w="80"/>
+            </w:tcMar>
+            <w:vAlign w:val="center"/>
+          </w:tcPr>
+          <w:p>
+            <w:pPr>
+              <w:spacing w:after="20" w:line="264" w:lineRule="auto"/>
+              <w:jc w:val="left"/>
+            </w:pPr>
+            <w:r>
+              <w:rPr>
+                <w:rFonts w:ascii="맑은 고딕" w:cs="맑은 고딕" w:eastAsia="맑은 고딕" w:hAnsi="맑은 고딕"/>
+                <w:sz w:val="15"/>
+                <w:szCs w:val="15"/>
+              </w:rPr>
+              <w:t xml:space="preserve">모두 고치고 각 경우를 테스트로 고정했다. learner_id는 학습자 조회와 같은 스위치로 막고(꺼져 있으면 403), 금액은 통째로 구간 이름으로 바꾸며, 진단 통과 행은 통과 단원에만 쓰고 수준 갱신에서는 뺀다. understood는 0/1·문자열을 불리언으로 맞추고, 파서는 부정·실패 표현과 문장 경계를 본다. 누수 검사는 미래 행의 모든 열을 섞고 행을 더한 로그와 미래 행을 지운 로그로 저장소를 만들어 모든 필드를 비교하며, 개수·시간대·정답 주 누수를 실제로 잡는지 시험한다. 데이터 출처는 ‘csv’로만 기록하고, 선수 열은 문자열로 읽는다. v1·v2를 다시 학습했고 결과는 그대로다(테스트 94건).</w:t>
             </w:r>
           </w:p>
         </w:tc>
@@ -24718,7 +24834,7 @@
                 <w:sz w:val="16"/>
                 <w:szCs w:val="16"/>
               </w:rPr>
-              <w:t xml:space="preserve">QA 116건, 테스트 87건(기본 실행 86건 통과, 전체 재현 1건 옵션)</w:t>
+              <w:t xml:space="preserve">QA 116건, 테스트 94건(기본 실행 93건 통과, 전체 재현 1건 옵션)</w:t>
             </w:r>
           </w:p>
         </w:tc>

--- a/docs/report/비판검토_보완보고서.docx
+++ b/docs/report/비판검토_보완보고서.docx
@@ -26003,7 +26003,210 @@
           <w:sz w:val="21"/>
           <w:szCs w:val="21"/>
         </w:rPr>
-        <w:t xml:space="preserve">코드 변경(2차본): etfrec/neural.py·signals.py·zoo.py·pipeline.py(쌍별·목표 정렬 신경망, 활성 사용자 지표, 이벤트 논리·항등식·개인정보 QA), etfrec/data.py(이벤트 정규화·요약), etfrec/catalog.py·taxonomy.py·quiz.py·lessons.py(절세 계좌, 세제·규제 문구, 진단 퀴즈, 학습 요점), etfrec/privacy.py, etfrec/sources/(공식 API·파일 정규화), etfrec/service.py·api.py·ui/(활성 지표·학습 요점·개인정보 표시), tests/, README.md, scripts/.</w:t>
+        <w:t xml:space="preserve">1차본 커밋(9322f6e) 이후 바뀐 파일 42개(git diff --name-only, etfrec·scripts·tests·docs/report/build 범위).</w:t>
+      </w:r>
+    </w:p>
+    <w:p>
+      <w:pPr>
+        <w:pStyle w:val="ListParagraph"/>
+        <w:numPr>
+          <w:ilvl w:val="0"/>
+          <w:numId w:val="2"/>
+        </w:numPr>
+        <w:spacing w:after="60" w:line="300" w:lineRule="auto"/>
+        <w:jc w:val="both"/>
+      </w:pPr>
+      <w:r>
+        <w:rPr>
+          <w:rFonts w:ascii="맑은 고딕" w:cs="맑은 고딕" w:eastAsia="맑은 고딕" w:hAnsi="맑은 고딕"/>
+          <w:b/>
+          <w:bCs/>
+          <w:sz w:val="21"/>
+          <w:szCs w:val="21"/>
+        </w:rPr>
+        <w:t xml:space="preserve">모델·평가·특징: </w:t>
+      </w:r>
+      <w:r>
+        <w:rPr>
+          <w:rFonts w:ascii="맑은 고딕" w:cs="맑은 고딕" w:eastAsia="맑은 고딕" w:hAnsi="맑은 고딕"/>
+          <w:sz w:val="21"/>
+          <w:szCs w:val="21"/>
+        </w:rPr>
+        <w:t xml:space="preserve">evaluation.py, features.py, neural.py, pipeline.py, router.py, signals.py, zoo.py — 쌍별·목표 정렬 신경망과 학습 범위, 활성 사용자 지표, A/B 대조군 평가 행, 이벤트 논리·항등식·누수·개인정보 QA, 경로 크기 구간, 진단 행을 뺀 수준 갱신</w:t>
+      </w:r>
+    </w:p>
+    <w:p>
+      <w:pPr>
+        <w:pStyle w:val="ListParagraph"/>
+        <w:numPr>
+          <w:ilvl w:val="0"/>
+          <w:numId w:val="2"/>
+        </w:numPr>
+        <w:spacing w:after="60" w:line="300" w:lineRule="auto"/>
+        <w:jc w:val="both"/>
+      </w:pPr>
+      <w:r>
+        <w:rPr>
+          <w:rFonts w:ascii="맑은 고딕" w:cs="맑은 고딕" w:eastAsia="맑은 고딕" w:hAnsi="맑은 고딕"/>
+          <w:b/>
+          <w:bCs/>
+          <w:sz w:val="21"/>
+          <w:szCs w:val="21"/>
+        </w:rPr>
+        <w:t xml:space="preserve">데이터·카탈로그: </w:t>
+      </w:r>
+      <w:r>
+        <w:rPr>
+          <w:rFonts w:ascii="맑은 고딕" w:cs="맑은 고딕" w:eastAsia="맑은 고딕" w:hAnsi="맑은 고딕"/>
+          <w:sz w:val="21"/>
+          <w:szCs w:val="21"/>
+        </w:rPr>
+        <w:t xml:space="preserve">__init__.py, catalog.py, config.py, data.py — 이벤트 정규화, 스키마 밖 열 제거, 형 정규화, 출처 라벨, 절세 계좌 주제, 선수 관계 검사</w:t>
+      </w:r>
+    </w:p>
+    <w:p>
+      <w:pPr>
+        <w:pStyle w:val="ListParagraph"/>
+        <w:numPr>
+          <w:ilvl w:val="0"/>
+          <w:numId w:val="2"/>
+        </w:numPr>
+        <w:spacing w:after="60" w:line="300" w:lineRule="auto"/>
+        <w:jc w:val="both"/>
+      </w:pPr>
+      <w:r>
+        <w:rPr>
+          <w:rFonts w:ascii="맑은 고딕" w:cs="맑은 고딕" w:eastAsia="맑은 고딕" w:hAnsi="맑은 고딕"/>
+          <w:b/>
+          <w:bCs/>
+          <w:sz w:val="21"/>
+          <w:szCs w:val="21"/>
+        </w:rPr>
+        <w:t xml:space="preserve">교육 설계: </w:t>
+      </w:r>
+      <w:r>
+        <w:rPr>
+          <w:rFonts w:ascii="맑은 고딕" w:cs="맑은 고딕" w:eastAsia="맑은 고딕" w:hAnsi="맑은 고딕"/>
+          <w:sz w:val="21"/>
+          <w:szCs w:val="21"/>
+        </w:rPr>
+        <w:t xml:space="preserve">lessons.py, quiz.py, roadmap.py, taxonomy.py — 공통 기초, 유형 목적, 세제·규제 문구, 진단 채점 규칙, 학습 요점</w:t>
+      </w:r>
+    </w:p>
+    <w:p>
+      <w:pPr>
+        <w:pStyle w:val="ListParagraph"/>
+        <w:numPr>
+          <w:ilvl w:val="0"/>
+          <w:numId w:val="2"/>
+        </w:numPr>
+        <w:spacing w:after="60" w:line="300" w:lineRule="auto"/>
+        <w:jc w:val="both"/>
+      </w:pPr>
+      <w:r>
+        <w:rPr>
+          <w:rFonts w:ascii="맑은 고딕" w:cs="맑은 고딕" w:eastAsia="맑은 고딕" w:hAnsi="맑은 고딕"/>
+          <w:b/>
+          <w:bCs/>
+          <w:sz w:val="21"/>
+          <w:szCs w:val="21"/>
+        </w:rPr>
+        <w:t xml:space="preserve">개인정보: </w:t>
+      </w:r>
+      <w:r>
+        <w:rPr>
+          <w:rFonts w:ascii="맑은 고딕" w:cs="맑은 고딕" w:eastAsia="맑은 고딕" w:hAnsi="맑은 고딕"/>
+          <w:sz w:val="21"/>
+          <w:szCs w:val="21"/>
+        </w:rPr>
+        <w:t xml:space="preserve">privacy.py — 저장 최소화, 감사, k-익명 반출, 저장 설계 가림</w:t>
+      </w:r>
+    </w:p>
+    <w:p>
+      <w:pPr>
+        <w:pStyle w:val="ListParagraph"/>
+        <w:numPr>
+          <w:ilvl w:val="0"/>
+          <w:numId w:val="2"/>
+        </w:numPr>
+        <w:spacing w:after="60" w:line="300" w:lineRule="auto"/>
+        <w:jc w:val="both"/>
+      </w:pPr>
+      <w:r>
+        <w:rPr>
+          <w:rFonts w:ascii="맑은 고딕" w:cs="맑은 고딕" w:eastAsia="맑은 고딕" w:hAnsi="맑은 고딕"/>
+          <w:b/>
+          <w:bCs/>
+          <w:sz w:val="21"/>
+          <w:szCs w:val="21"/>
+        </w:rPr>
+        <w:t xml:space="preserve">공개 데이터: </w:t>
+      </w:r>
+      <w:r>
+        <w:rPr>
+          <w:rFonts w:ascii="맑은 고딕" w:cs="맑은 고딕" w:eastAsia="맑은 고딕" w:hAnsi="맑은 고딕"/>
+          <w:sz w:val="21"/>
+          <w:szCs w:val="21"/>
+        </w:rPr>
+        <w:t xml:space="preserve">sources/__init__.py, sources/data/etf_list_sample.csv, sources/datagokr.py, sources/krx.py, sources/net.py, sources/registry.py, sources/sync.py — 공식 API·파일 정규화, 원자적 스냅샷, 키 처리, 샘플 종목 CSV</w:t>
+      </w:r>
+    </w:p>
+    <w:p>
+      <w:pPr>
+        <w:pStyle w:val="ListParagraph"/>
+        <w:numPr>
+          <w:ilvl w:val="0"/>
+          <w:numId w:val="2"/>
+        </w:numPr>
+        <w:spacing w:after="60" w:line="300" w:lineRule="auto"/>
+        <w:jc w:val="both"/>
+      </w:pPr>
+      <w:r>
+        <w:rPr>
+          <w:rFonts w:ascii="맑은 고딕" w:cs="맑은 고딕" w:eastAsia="맑은 고딕" w:hAnsi="맑은 고딕"/>
+          <w:b/>
+          <w:bCs/>
+          <w:sz w:val="21"/>
+          <w:szCs w:val="21"/>
+        </w:rPr>
+        <w:t xml:space="preserve">서빙·화면: </w:t>
+      </w:r>
+      <w:r>
+        <w:rPr>
+          <w:rFonts w:ascii="맑은 고딕" w:cs="맑은 고딕" w:eastAsia="맑은 고딕" w:hAnsi="맑은 고딕"/>
+          <w:sz w:val="21"/>
+          <w:szCs w:val="21"/>
+        </w:rPr>
+        <w:t xml:space="preserve">api.py, cli.py, nlparse.py, service.py, ui/app.js, ui/index.html, ui/style.css — 학습자 조회 스위치, 기법 제한, 입력 검사, 오류 표시, 파서 규칙</w:t>
+      </w:r>
+    </w:p>
+    <w:p>
+      <w:pPr>
+        <w:pStyle w:val="ListParagraph"/>
+        <w:numPr>
+          <w:ilvl w:val="0"/>
+          <w:numId w:val="2"/>
+        </w:numPr>
+        <w:spacing w:after="60" w:line="300" w:lineRule="auto"/>
+        <w:jc w:val="both"/>
+      </w:pPr>
+      <w:r>
+        <w:rPr>
+          <w:rFonts w:ascii="맑은 고딕" w:cs="맑은 고딕" w:eastAsia="맑은 고딕" w:hAnsi="맑은 고딕"/>
+          <w:b/>
+          <w:bCs/>
+          <w:sz w:val="21"/>
+          <w:szCs w:val="21"/>
+        </w:rPr>
+        <w:t xml:space="preserve">테스트·스크립트·보고서 빌드: </w:t>
+      </w:r>
+      <w:r>
+        <w:rPr>
+          <w:rFonts w:ascii="맑은 고딕" w:cs="맑은 고딕" w:eastAsia="맑은 고딕" w:hAnsi="맑은 고딕"/>
+          <w:sz w:val="21"/>
+          <w:szCs w:val="21"/>
+        </w:rPr>
+        <w:t xml:space="preserve">docs/report/build/build.sh, docs/report/build/build_critique_response.js, docs/report/build/build_report.js, docs/report/build/export_data.py, docs/report/build/make_figures.py, scripts/results_table.py, scripts/ui_walkthrough.mjs, tests/test_nlparse.py, tests/test_pipeline_service.py, tests/test_privacy.py, tests/test_roadmap_sources.py, tests/test_sources.py — 회귀·개인정보·수집·파서 테스트, 결과 표·화면 점검 스크립트, 보고서 생성</w:t>
       </w:r>
     </w:p>
     <w:sectPr>

--- a/docs/report/비판검토_보완보고서.docx
+++ b/docs/report/비판검토_보완보고서.docx
@@ -3294,7 +3294,7 @@
                 <w:sz w:val="16"/>
                 <w:szCs w:val="16"/>
               </w:rPr>
-              <w:t xml:space="preserve">모순 행이 없으므로 전제는 성립하지 않는다. 다만 모의 데이터로 평가하면 모델이 생성기 규칙을 배우는 것은 피할 수 없는 한계라, 1차본부터 생성 규칙을 공개하고 효과를 끈 위약 세계(--effect 0)에서 없는 효과를 만들어 내지 않는지 확인한다.</w:t>
+              <w:t xml:space="preserve">모순 행이 없으므로 전제는 성립하지 않는다. 다만 모의 데이터로 평가하면 모델이 생성기 규칙을 배우는 것은 피할 수 없는 한계라, 생성 규칙은 1차본부터 공개했다. 1차본(과 2차본 초안)은 ‘--effect 0 위약 세계’로 없는 효과를 만들어 내지 않는지 확인한다고 썼지만 실행한 기록이 없었고, 그 세계는 위약도 아니었다(연령·소득이 목적·경험·성향을 거쳐 남음). 2차본은 연령·연소득·성별 열을 학습자 사이에서 섞은 위약 세계를 실제로 돌려 인구통계의 거짓 이점이 없음을 확인했다(중간보고서 4.4절, docs/results/placebo_check.json).</w:t>
             </w:r>
           </w:p>
         </w:tc>
@@ -11227,7 +11227,7 @@
           <w:sz w:val="21"/>
           <w:szCs w:val="21"/>
         </w:rPr>
-        <w:t xml:space="preserve">비열등성 검정과 마진, 단측 검정의 사전 등록 조건, 단계별 기간 상한 8주와 필요한 하루 유입(2%p 약 249명, 3%p 약 112명), 상한 도달 시 ‘판정 보류’ 규칙, 1단계 대비를 고른 근거를 적었다.</w:t>
+        <w:t xml:space="preserve">비열등성 검정과 마진, 단측 검정의 사전 등록 조건, 단계별 기간 상한 8주와 필요한 하루 유입(7일 결과까지 들어오도록 등록 49일 기준 2%p 약 284명, 3%p 약 128명), 상한 도달 시 ‘판정 보류’ 규칙, 1단계 대비를 고른 근거를 적었다.</w:t>
       </w:r>
     </w:p>
     <w:p>
@@ -23134,6 +23134,65 @@
                 <w:szCs w:val="15"/>
               </w:rPr>
               <w:t xml:space="preserve">모두 고치고 각 경우를 테스트로 고정했다. learner_id는 학습자 조회와 같은 스위치로 막고(꺼져 있으면 403), 금액은 통째로 구간 이름으로 바꾸며, 진단 통과 행은 통과 단원에만 쓰고 수준 갱신에서는 뺀다. understood는 0/1·문자열을 불리언으로 맞추고, 파서는 부정·실패 표현과 문장 경계를 본다. 누수 검사는 미래 행의 모든 열을 섞고 행을 더한 로그와 미래 행을 지운 로그로 저장소를 만들어 모든 필드를 비교하며, 개수·시간대·정답 주 누수를 실제로 잡는지 시험한다. 데이터 출처는 ‘csv’로만 기록하고, 선수 열은 문자열로 읽는다. v1·v2를 다시 학습했고 결과는 그대로다(테스트 94건).</w:t>
+            </w:r>
+          </w:p>
+        </w:tc>
+      </w:tr>
+      <w:tr>
+        <w:trPr>
+          <w:cantSplit w:val="false"/>
+        </w:trPr>
+        <w:tc>
+          <w:tcPr>
+            <w:tcW w:type="dxa" w:w="4668"/>
+            <w:shd w:fill="F4F5F2" w:color="auto" w:val="clear"/>
+            <w:tcMar>
+              <w:top w:type="dxa" w:w="50"/>
+              <w:left w:type="dxa" w:w="80"/>
+              <w:bottom w:type="dxa" w:w="50"/>
+              <w:right w:type="dxa" w:w="80"/>
+            </w:tcMar>
+            <w:vAlign w:val="center"/>
+          </w:tcPr>
+          <w:p>
+            <w:pPr>
+              <w:spacing w:after="20" w:line="264" w:lineRule="auto"/>
+              <w:jc w:val="left"/>
+            </w:pPr>
+            <w:r>
+              <w:rPr>
+                <w:rFonts w:ascii="맑은 고딕" w:cs="맑은 고딕" w:eastAsia="맑은 고딕" w:hAnsi="맑은 고딕"/>
+                <w:sz w:val="15"/>
+                <w:szCs w:val="15"/>
+              </w:rPr>
+              <w:t xml:space="preserve">[최종·보고서 수치 2차] 비교·로드맵 API 응답에 비권유 고지가 없는데도 ‘모든 API 응답에 고지’로 충족 판정했다. ‘--effect 0 위약 세계로 확인한다’(1차본부터)는 실행한 기록이 없었고 그 세계는 위약도 아니었다. A/B 기간 상한 8주의 하루 유입이 주 지표의 7일 관찰 기간을 빼고 계산되었다. 재현 명령(부록 D)이 v1 번들을 저장하지 않았고 그림 패키지가 설치 목록에 없었으며 전체 재현 테스트 선택자가 세 건을 골랐다. /api/meta의 ‘가드레일 기본값’은 평가용 값이었다. 성별 뒤집기 결과는 보고 번들이 아닌 테스트용 작은 세계 값이었고, 정확도 수용 기준은 서비스 기본(가드레일 켬)이 아닌 가드레일을 끈 수치로 판정했다. 상태 해시는 일부 모델에만 있었고, 아이템 CF·CF 신뢰도 게이트 설명이 실제와 달랐다</w:t>
+            </w:r>
+          </w:p>
+        </w:tc>
+        <w:tc>
+          <w:tcPr>
+            <w:tcW w:type="dxa" w:w="4744"/>
+            <w:shd w:fill="F4F5F2" w:color="auto" w:val="clear"/>
+            <w:tcMar>
+              <w:top w:type="dxa" w:w="50"/>
+              <w:left w:type="dxa" w:w="80"/>
+              <w:bottom w:type="dxa" w:w="50"/>
+              <w:right w:type="dxa" w:w="80"/>
+            </w:tcMar>
+            <w:vAlign w:val="center"/>
+          </w:tcPr>
+          <w:p>
+            <w:pPr>
+              <w:spacing w:after="20" w:line="264" w:lineRule="auto"/>
+              <w:jc w:val="left"/>
+            </w:pPr>
+            <w:r>
+              <w:rPr>
+                <w:rFonts w:ascii="맑은 고딕" w:cs="맑은 고딕" w:eastAsia="맑은 고딕" w:hAnsi="맑은 고딕"/>
+                <w:sz w:val="15"/>
+                <w:szCs w:val="15"/>
+              </w:rPr>
+              <w:t xml:space="preserve">비교·로드맵 응답에 고지를 넣고(로드맵에는 유형 고지까지) 테스트로 확인했다. 인구통계 열을 섞은 위약 세계를 실제로 학습해 결과를 실었다(검증 1위가 인구통계를 쓰지 않는 설정, 인구통계 라우터의 이점 없음). 유입은 등록 49일 기준으로 다시 계산했다. 재현 명령·설치 안내·테스트 선택자·Python 버전(3.11 이상)을 고치고, /api/meta는 생략 시 기본과 평가 기본을 나눠 돌려준다. 성별 뒤집기는 번들 v2 테스트 사용자 전원(6,544/6,544명 불변)으로 다시 쟀고, 정확도 기준은 서비스 기본과 가드레일 끔을 함께 판정한다. 모든 학습 모델에 상태 해시를 기록하고, 기법 표 설명을 코드에 맞췄다.</w:t>
             </w:r>
           </w:p>
         </w:tc>

--- a/docs/report/비판검토_보완보고서.docx
+++ b/docs/report/비판검토_보완보고서.docx
@@ -112,7 +112,7 @@
           <w:sz w:val="20"/>
           <w:szCs w:val="20"/>
         </w:rPr>
-        <w:t xml:space="preserve">11건 중 수용 6건, 대부분 수용 1건, 부분 수용 2건, 불수용 1건, 긍정 평가 1건이다. 가장 뼈아픈 지적은 금융 도메인(기본예탁금·ISA·IRP 70%·과표기준가), 데이터 접근 방식(비공식 엔드포인트), 개인정보 설계였고, 공통 원인은 ‘확인하지 못한 사실을 비워 두거나 완곡한 문장으로 넘긴 것’이었다. 통계 지적 가운데 ‘산술 모순’은 사실과 달라 불수용했지만, 정답 없는 사용자 처리는 집단 결론을 실제로 바꾸었고(1차본 해석 정정), 손실 함수 지적은 노트북 세계에서 MLP 점수를 약 두 배로 올리는 실험 결과로 대부분 맞았다. 수용한 항목은 코드·데이터·문서에 반영하고 다시 학습·검증했다(학습 QA 116건, 자동화 테스트 94건 중 기본 실행 93건 통과, 노트북 재현 14개 수치 일치). 판정과 보완은 독립 검토를 거쳐 고쳤다(5절).</w:t>
+        <w:t xml:space="preserve">11건 중 수용 6건, 부분 수용 3건, 불수용 1건, 긍정 평가 1건이다. 가장 뼈아픈 지적은 금융 도메인(기본예탁금·ISA·IRP 70%·과표기준가), 데이터 접근 방식(비공식 엔드포인트), 개인정보 설계였고, 공통 원인은 ‘확인하지 못한 사실을 비워 두거나 완곡한 문장으로 넘긴 것’이었다. 통계 지적 가운데 ‘산술 모순’은 사실과 달라 불수용했지만, 정답 없는 사용자 처리는 집단 결론을 실제로 바꾸었다(1차본 해석 정정). 손실 함수 지적은 노트북 세계(v1)에서는 맞았지만(미관측 음성 BPR이 MLP 점수를 약 두 배로 올림), 비판이 평가한 1차본 세계(v2)에서는 확인되지 않아 요구한 BPR 기준선은 모두 추가하되 판정은 부분 수용으로 했다. 수용한 항목은 코드·데이터·문서에 반영하고 다시 학습·검증했다(학습 QA 116건, 자동화 테스트 99건 중 기본 실행 98건 통과, 노트북 재현 14개 수치 일치). 판정과 보완은 독립 검토를 거쳐 고쳤다(5절).</w:t>
       </w:r>
     </w:p>
     <w:p>
@@ -727,11 +727,11 @@
                 <w:rFonts w:ascii="맑은 고딕" w:cs="맑은 고딕" w:eastAsia="맑은 고딕" w:hAnsi="맑은 고딕"/>
                 <w:b/>
                 <w:bCs/>
-                <w:color w:val="17806D"/>
+                <w:color w:val="9A6A00"/>
                 <w:sz w:val="15"/>
                 <w:szCs w:val="15"/>
               </w:rPr>
-              <w:t xml:space="preserve">대부분 수용(전제 일부 정정)</w:t>
+              <w:t xml:space="preserve">부분 수용(요구는 전면 반영: BPR 기준선 추가, 효과는 v1에서만 확인)</w:t>
             </w:r>
           </w:p>
         </w:tc>
@@ -1293,7 +1293,7 @@
                 <w:sz w:val="15"/>
                 <w:szCs w:val="15"/>
               </w:rPr>
-              <w:t xml:space="preserve">수용(수치 정정)</w:t>
+              <w:t xml:space="preserve">수용(수치 정정, 단원 배치 범위 조정)</w:t>
             </w:r>
           </w:p>
         </w:tc>
@@ -1715,7 +1715,7 @@
                 <w:sz w:val="15"/>
                 <w:szCs w:val="15"/>
               </w:rPr>
-              <w:t xml:space="preserve">수용(법령 수치 정정, k-익명화 범위 조정)</w:t>
+              <w:t xml:space="preserve">수용(법령 요건 정정, k-익명화 범위 조정)</w:t>
             </w:r>
           </w:p>
         </w:tc>
@@ -1742,7 +1742,7 @@
                 <w:sz w:val="15"/>
                 <w:szCs w:val="15"/>
               </w:rPr>
-              <w:t xml:space="preserve">준식별자 결합 위험은 사실. 과징금 10%는 특례(일반 3%), 조문은 미검증. 원시 준식별자 미보관과 공개 산출물 k≥5로 보완</w:t>
+              <w:t xml:space="preserve">준식별자 결합 위험은 사실. 10% 특례는 시행 중이나 요건이 다르고 조문은 미검증. 원시 연령·연소득·시각 미보관, 공개 산출물 k≥5(저장 조합의 50.7%는 k 미만)</w:t>
             </w:r>
           </w:p>
         </w:tc>
@@ -1929,7 +1929,7 @@
           <w:sz w:val="21"/>
           <w:szCs w:val="21"/>
         </w:rPr>
-        <w:t xml:space="preserve">판정 기준: ‘수용’ = 지적이 사실이고 결과물에 결함이 있어 고쳤다. ‘대부분 수용’ = 핵심 주장이 실험으로 대부분 확인되었고 전제 일부만 정정한다. ‘부분 수용’ = 요구는 반영했으나 지적의 전제나 결론 일부가 사실과 달라 정정한다. ‘불수용’ = 지적의 사실관계가 틀렸다(오해를 부른 표현과 관련 장치는 보완). ‘긍정 평가’ = 비판이 타당성을 인정한 항목. 3절의 문장 단위 표에서는 비판의 각 문장을 사실·부분·오류·미검증·이미 충족·요구 수용으로 판정했다.</w:t>
+        <w:t xml:space="preserve">판정 기준: ‘수용’ = 지적이 사실이고 결과물에 결함이 있어 고쳤다. ‘부분 수용’ = 요구는 반영했으나 지적의 전제나 결론 일부가 사실과 달라 정정한다. ‘불수용’ = 지적의 사실관계가 틀렸다(오해를 부른 표현과 관련 장치는 보완). ‘긍정 평가’ = 비판이 타당성을 인정한 항목. 판정 괄호 안에는 요구를 어디까지 반영했는지를 적는다(예: 요구는 전면 반영했지만 핵심 주장이 실험으로 확인되지 않으면 ‘부분 수용’). 3절의 문장 단위 표에서는 비판의 각 문장을 사실·부분·오류·미검증·이미 충족·요구 수용으로 판정했다.</w:t>
       </w:r>
     </w:p>
     <w:p>
@@ -2057,7 +2057,7 @@
           <w:sz w:val="21"/>
           <w:szCs w:val="21"/>
         </w:rPr>
-        <w:t xml:space="preserve">금융·세제·법령 주장은 2026년 10월 13~14일 웹 검색(보도·기관 안내 요약)으로 확인했고(부록 A), 확인하지 못한 세부(약관 조항 번호, 법 조문 번호)는 단정하지 않았다. 개발 환경에서 한국 기관 사이트 본문을 직접 열 수 없어 검색 요약에 의존한 한계가 있으므로, 원문 대조를 11월 일정에 넣었다.</w:t>
+        <w:t xml:space="preserve">금융·세제·법령 주장은 2026년 10월 13~14일 웹 검색(보도·기관 안내 요약)으로 확인했고(부록 A), 확인하지 못한 세부(KRX 약관 조항 번호·일 호출 한도, 개인정보보호법 조문 번호와 과징금 특례 요건, 가이드라인 공동 개정 여부)는 단정하지 않았다. 개발 환경에서 한국 기관 사이트 본문을 직접 열 수 없어 검색 요약에 의존한 한계가 있으므로, 원문 대조를 11월 2주 일정에 넣었다(중간보고서 8절).</w:t>
       </w:r>
     </w:p>
     <w:p>
@@ -2086,7 +2086,7 @@
           <w:sz w:val="21"/>
           <w:szCs w:val="21"/>
         </w:rPr>
-        <w:t xml:space="preserve">수용 항목을 코드와 문서에 반영한 뒤 전체를 다시 학습했다(모의 데이터 v2, 설정 2,640개, QA 116건 통과). 노트북 원본 세계(v1)는 새 기법군을 더해도 14개 수치가 소수점 5자리까지 일치한다. 자동화 테스트는 94건을 모으며 기본 실행에서 93건이 통과한다(노트북 전체 재현 1건은 ETFREC_FULL=1일 때만 실행). 같은 seed로 v1·v2를 다시 학습하면 결과 파일과 모델 상태 해시가 같다(시간 열 제외).</w:t>
+        <w:t xml:space="preserve">수용 항목을 코드와 문서에 반영한 뒤 전체를 다시 학습했다(모의 데이터 v2, 설정 2,640개, QA 116건 통과). 노트북 원본 세계(v1)는 새 기법군을 더해도 14개 수치가 소수점 5자리까지 일치한다. 자동화 테스트는 99건을 모으며 기본 실행에서 98건이 통과한다(노트북 전체 재현 1건은 ETFREC_FULL=1일 때만 실행). 같은 seed로 v1·v2를 다시 학습하면 결과 파일과 모델 상태 해시가 같다(시간 열 제외).</w:t>
       </w:r>
     </w:p>
     <w:p>
@@ -2115,7 +2115,7 @@
           <w:sz w:val="21"/>
           <w:szCs w:val="21"/>
         </w:rPr>
-        <w:t xml:space="preserve">판정의 편향을 줄이려고 별도 검토자가 각 판정을 비판 문서·코드·데이터에 대조했다. 검토는 판정 검증(1회차 1~2.2절, 2회차 2.3~결론)과 최종 코드·문서 검토(모델·도메인·데이터 수집·개인정보)로 나눴다. 검토에서 나온 지적과 처리 결과는 5절에 정리했다.</w:t>
+        <w:t xml:space="preserve">판정의 편향을 줄이려고 별도 검토자가 각 판정을 비판 문서·코드·데이터에 대조했다. 검토는 판정 검증(1회차 1~2.2절, 2회차 2.3~결론)과 최종 코드·문서 검토(모델·도메인·데이터 수집·개인정보·보고서 수치·화면과 문서·적대적 점검·대응서 판정과 사실)로 나눴다. 검토에서 나온 지적과 처리 결과는 5절에 정리했다.</w:t>
       </w:r>
     </w:p>
     <w:p>
@@ -3178,7 +3178,7 @@
                 <w:sz w:val="16"/>
                 <w:szCs w:val="16"/>
               </w:rPr>
-              <w:t xml:space="preserve">밀도는 생성 결과로 계산한 값(사용자×단원 고유 쌍 ÷ 전체 칸)이며 생성기에 목표 밀도가 없다. 생성기는 주마다 활동 학습자를 뽑고 각자 1~8개 단원을 효용(주제 선호·관심 주제·수준 차이·인기·이미 본/통과한 단원) 순위로 고른다. 2차본 밀도는 단원 수가 늘어 9.86%다.</w:t>
+              <w:t xml:space="preserve">밀도는 생성 결과로 계산한 값(사용자×단원 고유 쌍 ÷ 전체 칸)이며 생성기에 목표 밀도가 없다. 생성기는 주마다 활동 학습자를 뽑고 각자 1~8개 단원을 효용(주제 선호·관심 주제·수준 차이·인기·단원 매력도·연령×소득 집단과 성별의 단원 선호·모바일×짧은 콘텐츠·이미 본/통과한 단원; 주제·인기 가중치와 수준 차이 벌점은 연령·경험에 따라 다름) 순위로 고른다. 인구통계가 행동에 들어가는 경로가 여기에 있다. 2차본 밀도는 단원 수가 늘어 9.86%다.</w:t>
             </w:r>
           </w:p>
         </w:tc>
@@ -3522,7 +3522,7 @@
                 <w:sz w:val="16"/>
                 <w:szCs w:val="16"/>
               </w:rPr>
-              <w:t xml:space="preserve">로그는 한 행이 한 시도이고 모든 열이 원자값이다. 실제 이벤트 스트림을 연결할 때 시도 단위로 모으는 규칙과 플래그 논리 검사는 2차본에 추가했다(아래).</w:t>
+              <w:t xml:space="preserve">로그는 한 행이 한 시도이고 모든 열이 원자값이다. 실제 이벤트 스트림(한 행 = 이벤트 하나)을 연결할 때는 session_id 열로 같은 (학습자, 단원, 세션)의 행을 한 시도로 묶고(data.events_to_attempts) 플래그 논리를 맞춘다(normalize_event_flags). 묶는 규칙은 최종 검토에서 ‘추가했다’는 서술과 달리 코드에 없다는 지적을 받고 구현했다(5절).</w:t>
             </w:r>
           </w:p>
         </w:tc>
@@ -3752,6 +3752,25 @@
           <w:szCs w:val="21"/>
         </w:rPr>
         <w:t xml:space="preserve">etfrec/data.py normalize_event_flags: 통과 ⇒ 퀴즈 ⇒ 완료, 이탈 ⇒ 미완료로 행을 맞추고 고친 행 수를 데이터 요약(event_repairs)에 남긴다. Dataset.validate가 모든 입력에 적용한다.</w:t>
+      </w:r>
+    </w:p>
+    <w:p>
+      <w:pPr>
+        <w:pStyle w:val="ListParagraph"/>
+        <w:numPr>
+          <w:ilvl w:val="0"/>
+          <w:numId w:val="2"/>
+        </w:numPr>
+        <w:spacing w:after="60" w:line="300" w:lineRule="auto"/>
+        <w:jc w:val="both"/>
+      </w:pPr>
+      <w:r>
+        <w:rPr>
+          <w:rFonts w:ascii="맑은 고딕" w:cs="맑은 고딕" w:eastAsia="맑은 고딕" w:hAnsi="맑은 고딕"/>
+          <w:sz w:val="21"/>
+          <w:szCs w:val="21"/>
+        </w:rPr>
+        <w:t xml:space="preserve">etfrec/data.py events_to_attempts: session_id 열이 있는 이벤트 스트림은 같은 (학습자, 단원, 세션)의 행을 한 시도로 묶는다(플래그 OR, 시각은 첫 이벤트, 세션 열은 버림). 묶지 않으면 조회 이벤트와 완료·통과 이벤트가 두 시도로 세어져 점수(1 + 3)와 조회 수가 부풀려진다. Dataset.validate와 가명처리 도구(pseudonymize)가 적용하고 묶은 수를 데이터 요약(attempt_grouping)에 남긴다.</w:t>
       </w:r>
     </w:p>
     <w:p>
@@ -6041,11 +6060,11 @@
           <w:rFonts w:ascii="맑은 고딕" w:cs="맑은 고딕" w:eastAsia="맑은 고딕" w:hAnsi="맑은 고딕"/>
           <w:b/>
           <w:bCs/>
-          <w:color w:val="17806D"/>
+          <w:color w:val="9A6A00"/>
           <w:sz w:val="21"/>
           <w:szCs w:val="21"/>
         </w:rPr>
-        <w:t xml:space="preserve">대부분 수용(전제 일부 정정)</w:t>
+        <w:t xml:space="preserve">부분 수용(요구는 전면 반영: BPR 기준선 추가, 효과는 v1에서만 확인)</w:t>
       </w:r>
       <w:r>
         <w:rPr>
@@ -7430,7 +7449,7 @@
           <w:sz w:val="20"/>
           <w:szCs w:val="20"/>
         </w:rPr>
-        <w:t xml:space="preserve">1차본 3.1절 기법 표: ‘사용자·단원 특징 → 은닉층 → 통과 확률(BCEWithLogitsLoss)’. 6.3절: ‘MF·MLP가 무작위와 비슷하거나 그보다 조금 높은 수준에 머문 것은 학습 목표(시도한 단원의 통과 여부)와 평가 목표(다음 주에 어떤 단원을 골라 통과하는지)가 어긋나기 때문이며 …’. 7절: ‘MF·MLP의 낮은 성능은 모델 결함이 아니라 목표 불일치이며, 랭킹 손실(BPR 등)로 … 변형을 다음 단계에서 비교한다’.</w:t>
+        <w:t xml:space="preserve">1차본 3.1절 기법 표: ‘사용자·단원 특징 → 은닉층 → 통과 확률(BCEWithLogitsLoss)’. 6.3절: ‘MF·MLP가 무작위와 비슷하거나 그보다 조금 높은 수준에 머문 것은 학습 목표(시도한 단원의 통과 여부)와 평가 목표(다음 주에 어떤 단원을 골라 통과하는지)가 어긋나기 때문이며 …’. 6.7절: ‘MF·MLP의 낮은 성능은 모델 결함이 아니라 목표 불일치이며, 랭킹 손실(BPR 등)로 … 변형을 다음 단계에서 비교한다’.</w:t>
       </w:r>
     </w:p>
     <w:p>
@@ -7611,7 +7630,7 @@
           <w:sz w:val="21"/>
           <w:szCs w:val="21"/>
         </w:rPr>
-        <w:t xml:space="preserve">‘BCE가 미관측을 0으로 가정한다’(우리 MLP에는 해당 없음), ‘예측값이 0으로 붕괴’(데이터로 반박), ‘결과가 전혀 무효’(과장)는 정정했다. 나머지 요구(BPR 재학습)는 모두 수행했다.</w:t>
+        <w:t xml:space="preserve">‘BCE가 미관측을 0으로 가정한다’(우리 MLP에는 해당 없음), ‘예측값이 0으로 붕괴’(데이터로 반박), ‘결과가 전혀 무효’(과장)는 정정했다. 요구(BPR 재학습)는 모두 수행했다. 그러나 비판의 핵심 주장인 ‘BCE가 근본 원인이고 BPR로 바꾸면 해결된다’는 노트북 세계(v1)에서만 확인되었다. 비판이 평가한 1차본 세계(생성기 v2)에서는 BPR 변형이 점별 MLP를 넘지 못했고(전체 사용자 −0.0081 [−0.0123, −0.0037], 공통 학습 사용자 +0.0014 [−0.0038, +0.0058]), 신경망 최고치도 MLP(관측 시도 BCE) 0.0858이다. 그래서 판정은 ‘부분 수용’이다(1회차 검토 뒤 ‘대부분 수용’으로 올렸다가 최종 검토에서 되돌림, 5절).</w:t>
       </w:r>
     </w:p>
     <w:p>
@@ -7757,7 +7776,7 @@
           <w:sz w:val="21"/>
           <w:szCs w:val="21"/>
         </w:rPr>
-        <w:t xml:space="preserve">범위 한정: 새 신경망 변형은 하이브리드의 구성 신호로는 넣지 않았다. 단독 설정은 전역·인구통계 미사용·라우터 선택의 후보였지만 검증 점수가 낮아 선택되지 않았고, v1 재현은 그 결과로 유지된다(구조적 보장은 아니며 기본 테스트가 v1 핵심 값을 확인한다). BPR MF 설정은 6개(잠재요인 8·16·32 × 정규화 2)다.</w:t>
+        <w:t xml:space="preserve">범위 한정: 새 신경망 변형은 하이브리드의 구성 신호로는 넣지 않았다. 단독 설정은 전역·인구통계 미사용·라우터 선택의 후보였지만 검증 점수가 낮아 선택되지 않았고, v1 재현은 그 결과로 유지된다(구조적 보장은 아니다. 기본 테스트는 커밋된 v1 결과 파일이 노트북 값과 같은지만 확인하고, 코드로 다시 학습해 확인하는 것은 ETFREC_FULL=1 전체 재현 테스트와 scripts/regression_check.py다). BPR MF 설정은 6개(잠재요인 8·16·32 × 정규화 2)다.</w:t>
       </w:r>
     </w:p>
     <w:p>
@@ -9092,7 +9111,7 @@
           <w:sz w:val="19"/>
           <w:szCs w:val="19"/>
         </w:rPr>
-        <w:t xml:space="preserve">Diversity@5는 Ziegler 등(2005)의 ILS를 뒤집은 ILD와 정확히 일치한다 … 범주형 불일치를 거리로 차용한 것은 합리적이다 … 선수 가드레일이 같은 주제 심화 추천을 억제해 Diversity@5가 0.997로 치솟는 기계적 현상을 정확하게 포착하므로 다양성 평가 체계는 신뢰할 수 있다.</w:t>
+        <w:t xml:space="preserve">이 정의는 Ziegler 등(2005)이 제안한 리스트 내 유사도(ILS)를 역산한 리스트 내 다양성(ILD)의 철학적 개념과 정확히 일치한다 … 범주형 불일치를 거리로 차용한 것은 합리적이다 … 선수 가드레일이 같은 주제 심화 추천을 억제해 Diversity@5가 0.997로 치솟는 기계적 현상을 정확하게 포착하므로 다양성 평가 체계는 신뢰할 수 있다.</w:t>
       </w:r>
     </w:p>
     <w:p>
@@ -9316,7 +9335,7 @@
                 <w:sz w:val="16"/>
                 <w:szCs w:val="16"/>
               </w:rPr>
-              <w:t xml:space="preserve">Diversity@5는 ILD와 정확히 일치한다</w:t>
+              <w:t xml:space="preserve">Diversity@5는 ILD의 철학적 개념과 정확히 일치한다</w:t>
             </w:r>
           </w:p>
         </w:tc>
@@ -9341,11 +9360,11 @@
                 <w:rFonts w:ascii="맑은 고딕" w:cs="맑은 고딕" w:eastAsia="맑은 고딕" w:hAnsi="맑은 고딕"/>
                 <w:b/>
                 <w:bCs/>
-                <w:color w:val="9A6A00"/>
+                <w:color w:val="1F6F55"/>
                 <w:sz w:val="17"/>
                 <w:szCs w:val="17"/>
               </w:rPr>
-              <w:t xml:space="preserve">부분</w:t>
+              <w:t xml:space="preserve">사실</w:t>
             </w:r>
           </w:p>
         </w:tc>
@@ -9371,7 +9390,7 @@
                 <w:sz w:val="16"/>
                 <w:szCs w:val="16"/>
               </w:rPr>
-              <w:t xml:space="preserve">단원이 2개 이상일 때 같다. 2개 미만이면 ILD 식의 분모가 0이라 정의되지 않는데 코드는 0을 준다. 비판이 2.1절에서 문제 삼은 ‘정의되지 않는 값을 0으로’와 같은 관례다(현재 번들의 최소 목록 길이는 3이라 해당 행은 없다). 2차본 6.1절에 정의를 명시했다.</w:t>
+              <w:t xml:space="preserve">개념(목록 안 단원 쌍의 비유사도 평균)이 같다. 정의만 보충한다. 단원이 2개 미만이면 ILD 식의 분모가 0이라 정의되지 않는데 코드는 0을 준다. 비판이 2.1절에서 문제 삼은 ‘정의되지 않는 값을 0으로’와 같은 관례다(현재 번들의 최소 목록 길이는 3이라 해당 행은 없다). 2차본 6.1절에 정의를 명시했다.</w:t>
             </w:r>
           </w:p>
         </w:tc>
@@ -9599,7 +9618,7 @@
                 <w:sz w:val="16"/>
                 <w:szCs w:val="16"/>
               </w:rPr>
-              <w:t xml:space="preserve">데이터로 확인했다. 꽉 찬 5개 목록만 봐도 0.940 → 0.997이고, 같은 주제 쌍이 있는 목록이 46.2% → 1.7%로 줄었다. 같은 주제에서는 수준 n−1이 항상 선수 단원이라 가드레일 아래에서는 주제마다 후보가 사실상 하나만 남는다. 1차본은 이 원인을 설명하지 않았다.</w:t>
+              <w:t xml:space="preserve">데이터로 확인했다. 꽉 찬 5개 목록만 봐도 0.940 → 0.997이고, 같은 주제 쌍이 있는 목록이 46.2% → 3.4%로 줄었다(짧은 목록까지 합한 전체로는 46.2% → 1.7%). 같은 주제에서는 수준 n−1이 항상 선수 단원이라 가드레일 아래에서는 주제마다 후보가 사실상 하나만 남는다. 1차본은 이 원인을 설명하지 않았다.</w:t>
             </w:r>
           </w:p>
         </w:tc>
@@ -9855,7 +9874,7 @@
           <w:sz w:val="21"/>
           <w:szCs w:val="21"/>
         </w:rPr>
-        <w:t xml:space="preserve">없음(긍정 평가). 다만 ‘정확히 일치’는 단원 2개 이상일 때로 한정하고, 비판이 2.1절과 같은 관례(정의되지 않는 값을 0으로)를 여기서는 받아들인다는 점을 함께 적었다.</w:t>
+        <w:t xml:space="preserve">없음(긍정 평가). 단원 2개 미만일 때의 정의(0)를 보충하고, 비판이 2.1절과 같은 관례(정의되지 않는 값을 0으로)를 여기서는 받아들인다는 점을 함께 적었다.</w:t>
       </w:r>
     </w:p>
     <w:p>
@@ -10016,7 +10035,7 @@
           <w:sz w:val="19"/>
           <w:szCs w:val="19"/>
         </w:rPr>
-        <w:t xml:space="preserve">군당 6,949 ≈ 7,000명 산출은 무결하다 … 3개 군을 동시에 운영하면 약 21,000명이 필요하고 유입이 느리면 수개월로 장기화되어 외생 변수가 유의성을 심각하게 교란한다 … MDE를 3%p로 타협하거나, 나빠지지 않음만 증명해도 된다면 양측 대신 단측 검정(Z0.05 ≈ 1.64)으로 전환해야 한다.</w:t>
+        <w:t xml:space="preserve">군당 6,949 ≈ 7,000명 산출은 무결하다 … (표) MDE 2.0%p: 이보다 작은 개선 효과는 80% 확률로 탐지 불가 / 유의수준 5%: 우연히 2%p 차이가 발생했다고 오판할 확률 / 3개 군 운영 시 총 20,850명 … 3개 군을 동시에 운영하면 약 21,000명이 필요하고 유입이 느리면 수개월로 장기화되어 외생 변수가 유의성을 심각하게 교란한다 … MDE를 3%p로 타협하거나, 나빠지지 않음만 증명해도 된다면 양측 대신 단측 검정(Z0.05 ≈ 1.64)으로 전환해야 한다.</w:t>
       </w:r>
     </w:p>
     <w:p>
@@ -10468,7 +10487,463 @@
                 <w:sz w:val="16"/>
                 <w:szCs w:val="16"/>
               </w:rPr>
+              <w:t xml:space="preserve">MDE보다 작은 개선 효과는 80% 확률로 탐지하지 못한다</w:t>
+            </w:r>
+          </w:p>
+        </w:tc>
+        <w:tc>
+          <w:tcPr>
+            <w:tcW w:type="dxa" w:w="1129"/>
+            <w:tcMar>
+              <w:top w:type="dxa" w:w="50"/>
+              <w:left w:type="dxa" w:w="80"/>
+              <w:bottom w:type="dxa" w:w="50"/>
+              <w:right w:type="dxa" w:w="80"/>
+            </w:tcMar>
+            <w:vAlign w:val="center"/>
+          </w:tcPr>
+          <w:p>
+            <w:pPr>
+              <w:spacing w:after="20" w:line="264" w:lineRule="auto"/>
+              <w:jc w:val="left"/>
+            </w:pPr>
+            <w:r>
+              <w:rPr>
+                <w:rFonts w:ascii="맑은 고딕" w:cs="맑은 고딕" w:eastAsia="맑은 고딕" w:hAnsi="맑은 고딕"/>
+                <w:b/>
+                <w:bCs/>
+                <w:color w:val="B2362D"/>
+                <w:sz w:val="17"/>
+                <w:szCs w:val="17"/>
+              </w:rPr>
+              <w:t xml:space="preserve">오류</w:t>
+            </w:r>
+          </w:p>
+        </w:tc>
+        <w:tc>
+          <w:tcPr>
+            <w:tcW w:type="dxa" w:w="4745"/>
+            <w:tcMar>
+              <w:top w:type="dxa" w:w="50"/>
+              <w:left w:type="dxa" w:w="80"/>
+              <w:bottom w:type="dxa" w:w="50"/>
+              <w:right w:type="dxa" w:w="80"/>
+            </w:tcMar>
+            <w:vAlign w:val="center"/>
+          </w:tcPr>
+          <w:p>
+            <w:pPr>
+              <w:spacing w:after="20" w:line="264" w:lineRule="auto"/>
+              <w:jc w:val="left"/>
+            </w:pPr>
+            <w:r>
+              <w:rPr>
+                <w:rFonts w:ascii="맑은 고딕" w:cs="맑은 고딕" w:eastAsia="맑은 고딕" w:hAnsi="맑은 고딕"/>
+                <w:sz w:val="16"/>
+                <w:szCs w:val="16"/>
+              </w:rPr>
+              <w:t xml:space="preserve">MDE보다 작은 효과는 검정력이 80%보다 낮아질 뿐, ‘80% 확률로 놓치는’ 것이 아니다. 군당 6,950명이면 참 효과 1.5%p의 검정력은 55.9%(놓칠 확률 44.1%), 1%p는 29.2%다. 7.3절 설계를 읽는 데 쓰이는 문장이라 정정한다.</w:t>
+            </w:r>
+          </w:p>
+        </w:tc>
+      </w:tr>
+      <w:tr>
+        <w:trPr>
+          <w:cantSplit w:val="false"/>
+        </w:trPr>
+        <w:tc>
+          <w:tcPr>
+            <w:tcW w:type="dxa" w:w="376"/>
+            <w:shd w:fill="F4F5F2" w:color="auto" w:val="clear"/>
+            <w:tcMar>
+              <w:top w:type="dxa" w:w="50"/>
+              <w:left w:type="dxa" w:w="80"/>
+              <w:bottom w:type="dxa" w:w="50"/>
+              <w:right w:type="dxa" w:w="80"/>
+            </w:tcMar>
+            <w:vAlign w:val="center"/>
+          </w:tcPr>
+          <w:p>
+            <w:pPr>
+              <w:spacing w:after="20" w:line="264" w:lineRule="auto"/>
+              <w:jc w:val="left"/>
+            </w:pPr>
+            <w:r>
+              <w:rPr>
+                <w:rFonts w:ascii="맑은 고딕" w:cs="맑은 고딕" w:eastAsia="맑은 고딕" w:hAnsi="맑은 고딕"/>
+                <w:sz w:val="16"/>
+                <w:szCs w:val="16"/>
+              </w:rPr>
+              <w:t xml:space="preserve">4</w:t>
+            </w:r>
+          </w:p>
+        </w:tc>
+        <w:tc>
+          <w:tcPr>
+            <w:tcW w:type="dxa" w:w="3162"/>
+            <w:shd w:fill="F4F5F2" w:color="auto" w:val="clear"/>
+            <w:tcMar>
+              <w:top w:type="dxa" w:w="50"/>
+              <w:left w:type="dxa" w:w="80"/>
+              <w:bottom w:type="dxa" w:w="50"/>
+              <w:right w:type="dxa" w:w="80"/>
+            </w:tcMar>
+            <w:vAlign w:val="center"/>
+          </w:tcPr>
+          <w:p>
+            <w:pPr>
+              <w:spacing w:after="20" w:line="264" w:lineRule="auto"/>
+              <w:jc w:val="left"/>
+            </w:pPr>
+            <w:r>
+              <w:rPr>
+                <w:rFonts w:ascii="맑은 고딕" w:cs="맑은 고딕" w:eastAsia="맑은 고딕" w:hAnsi="맑은 고딕"/>
+                <w:sz w:val="16"/>
+                <w:szCs w:val="16"/>
+              </w:rPr>
+              <w:t xml:space="preserve">유의수준 5%는 우연히 2%p 차이가 났다고 오판할 확률이다</w:t>
+            </w:r>
+          </w:p>
+        </w:tc>
+        <w:tc>
+          <w:tcPr>
+            <w:tcW w:type="dxa" w:w="1129"/>
+            <w:shd w:fill="F4F5F2" w:color="auto" w:val="clear"/>
+            <w:tcMar>
+              <w:top w:type="dxa" w:w="50"/>
+              <w:left w:type="dxa" w:w="80"/>
+              <w:bottom w:type="dxa" w:w="50"/>
+              <w:right w:type="dxa" w:w="80"/>
+            </w:tcMar>
+            <w:vAlign w:val="center"/>
+          </w:tcPr>
+          <w:p>
+            <w:pPr>
+              <w:spacing w:after="20" w:line="264" w:lineRule="auto"/>
+              <w:jc w:val="left"/>
+            </w:pPr>
+            <w:r>
+              <w:rPr>
+                <w:rFonts w:ascii="맑은 고딕" w:cs="맑은 고딕" w:eastAsia="맑은 고딕" w:hAnsi="맑은 고딕"/>
+                <w:b/>
+                <w:bCs/>
+                <w:color w:val="B2362D"/>
+                <w:sz w:val="17"/>
+                <w:szCs w:val="17"/>
+              </w:rPr>
+              <w:t xml:space="preserve">오류</w:t>
+            </w:r>
+          </w:p>
+        </w:tc>
+        <w:tc>
+          <w:tcPr>
+            <w:tcW w:type="dxa" w:w="4745"/>
+            <w:shd w:fill="F4F5F2" w:color="auto" w:val="clear"/>
+            <w:tcMar>
+              <w:top w:type="dxa" w:w="50"/>
+              <w:left w:type="dxa" w:w="80"/>
+              <w:bottom w:type="dxa" w:w="50"/>
+              <w:right w:type="dxa" w:w="80"/>
+            </w:tcMar>
+            <w:vAlign w:val="center"/>
+          </w:tcPr>
+          <w:p>
+            <w:pPr>
+              <w:spacing w:after="20" w:line="264" w:lineRule="auto"/>
+              <w:jc w:val="left"/>
+            </w:pPr>
+            <w:r>
+              <w:rPr>
+                <w:rFonts w:ascii="맑은 고딕" w:cs="맑은 고딕" w:eastAsia="맑은 고딕" w:hAnsi="맑은 고딕"/>
+                <w:sz w:val="16"/>
+                <w:szCs w:val="16"/>
+              </w:rPr>
+              <w:t xml:space="preserve">α는 참 차이가 0일 때 관측 차이의 크기와 무관하게 ‘유의하다’고 판정할 확률이다. 2%p라는 특정 크기와는 관계가 없다(2%p는 검정력 계산에 쓰는 MDE다).</w:t>
+            </w:r>
+          </w:p>
+        </w:tc>
+      </w:tr>
+      <w:tr>
+        <w:trPr>
+          <w:cantSplit w:val="false"/>
+        </w:trPr>
+        <w:tc>
+          <w:tcPr>
+            <w:tcW w:type="dxa" w:w="376"/>
+            <w:tcMar>
+              <w:top w:type="dxa" w:w="50"/>
+              <w:left w:type="dxa" w:w="80"/>
+              <w:bottom w:type="dxa" w:w="50"/>
+              <w:right w:type="dxa" w:w="80"/>
+            </w:tcMar>
+            <w:vAlign w:val="center"/>
+          </w:tcPr>
+          <w:p>
+            <w:pPr>
+              <w:spacing w:after="20" w:line="264" w:lineRule="auto"/>
+              <w:jc w:val="left"/>
+            </w:pPr>
+            <w:r>
+              <w:rPr>
+                <w:rFonts w:ascii="맑은 고딕" w:cs="맑은 고딕" w:eastAsia="맑은 고딕" w:hAnsi="맑은 고딕"/>
+                <w:sz w:val="16"/>
+                <w:szCs w:val="16"/>
+              </w:rPr>
+              <w:t xml:space="preserve">5</w:t>
+            </w:r>
+          </w:p>
+        </w:tc>
+        <w:tc>
+          <w:tcPr>
+            <w:tcW w:type="dxa" w:w="3162"/>
+            <w:tcMar>
+              <w:top w:type="dxa" w:w="50"/>
+              <w:left w:type="dxa" w:w="80"/>
+              <w:bottom w:type="dxa" w:w="50"/>
+              <w:right w:type="dxa" w:w="80"/>
+            </w:tcMar>
+            <w:vAlign w:val="center"/>
+          </w:tcPr>
+          <w:p>
+            <w:pPr>
+              <w:spacing w:after="20" w:line="264" w:lineRule="auto"/>
+              <w:jc w:val="left"/>
+            </w:pPr>
+            <w:r>
+              <w:rPr>
+                <w:rFonts w:ascii="맑은 고딕" w:cs="맑은 고딕" w:eastAsia="맑은 고딕" w:hAnsi="맑은 고딕"/>
+                <w:sz w:val="16"/>
+                <w:szCs w:val="16"/>
+              </w:rPr>
               <w:t xml:space="preserve">3개 군 동시 운영에 약 21,000명이 필요하다</w:t>
+            </w:r>
+          </w:p>
+        </w:tc>
+        <w:tc>
+          <w:tcPr>
+            <w:tcW w:type="dxa" w:w="1129"/>
+            <w:tcMar>
+              <w:top w:type="dxa" w:w="50"/>
+              <w:left w:type="dxa" w:w="80"/>
+              <w:bottom w:type="dxa" w:w="50"/>
+              <w:right w:type="dxa" w:w="80"/>
+            </w:tcMar>
+            <w:vAlign w:val="center"/>
+          </w:tcPr>
+          <w:p>
+            <w:pPr>
+              <w:spacing w:after="20" w:line="264" w:lineRule="auto"/>
+              <w:jc w:val="left"/>
+            </w:pPr>
+            <w:r>
+              <w:rPr>
+                <w:rFonts w:ascii="맑은 고딕" w:cs="맑은 고딕" w:eastAsia="맑은 고딕" w:hAnsi="맑은 고딕"/>
+                <w:b/>
+                <w:bCs/>
+                <w:color w:val="1F6F55"/>
+                <w:sz w:val="17"/>
+                <w:szCs w:val="17"/>
+              </w:rPr>
+              <w:t xml:space="preserve">사실</w:t>
+            </w:r>
+          </w:p>
+        </w:tc>
+        <w:tc>
+          <w:tcPr>
+            <w:tcW w:type="dxa" w:w="4745"/>
+            <w:tcMar>
+              <w:top w:type="dxa" w:w="50"/>
+              <w:left w:type="dxa" w:w="80"/>
+              <w:bottom w:type="dxa" w:w="50"/>
+              <w:right w:type="dxa" w:w="80"/>
+            </w:tcMar>
+            <w:vAlign w:val="center"/>
+          </w:tcPr>
+          <w:p>
+            <w:pPr>
+              <w:spacing w:after="20" w:line="264" w:lineRule="auto"/>
+              <w:jc w:val="left"/>
+            </w:pPr>
+            <w:r>
+              <w:rPr>
+                <w:rFonts w:ascii="맑은 고딕" w:cs="맑은 고딕" w:eastAsia="맑은 고딕" w:hAnsi="맑은 고딕"/>
+                <w:sz w:val="16"/>
+                <w:szCs w:val="16"/>
+              </w:rPr>
+              <w:t xml:space="preserve">비판 자신의 표(군당 6,950명 × 3 = 20,850명)와 같은 계산이다(보정 없이 20,850명). 덧붙이면 대조군 대비 두 비교를 다중성 보정할 때(비교마다 α=2.5%) 군당 8,416명, 합계 25,248명으로 더 많아진다.</w:t>
+            </w:r>
+          </w:p>
+        </w:tc>
+      </w:tr>
+      <w:tr>
+        <w:trPr>
+          <w:cantSplit w:val="false"/>
+        </w:trPr>
+        <w:tc>
+          <w:tcPr>
+            <w:tcW w:type="dxa" w:w="376"/>
+            <w:shd w:fill="F4F5F2" w:color="auto" w:val="clear"/>
+            <w:tcMar>
+              <w:top w:type="dxa" w:w="50"/>
+              <w:left w:type="dxa" w:w="80"/>
+              <w:bottom w:type="dxa" w:w="50"/>
+              <w:right w:type="dxa" w:w="80"/>
+            </w:tcMar>
+            <w:vAlign w:val="center"/>
+          </w:tcPr>
+          <w:p>
+            <w:pPr>
+              <w:spacing w:after="20" w:line="264" w:lineRule="auto"/>
+              <w:jc w:val="left"/>
+            </w:pPr>
+            <w:r>
+              <w:rPr>
+                <w:rFonts w:ascii="맑은 고딕" w:cs="맑은 고딕" w:eastAsia="맑은 고딕" w:hAnsi="맑은 고딕"/>
+                <w:sz w:val="16"/>
+                <w:szCs w:val="16"/>
+              </w:rPr>
+              <w:t xml:space="preserve">6</w:t>
+            </w:r>
+          </w:p>
+        </w:tc>
+        <w:tc>
+          <w:tcPr>
+            <w:tcW w:type="dxa" w:w="3162"/>
+            <w:shd w:fill="F4F5F2" w:color="auto" w:val="clear"/>
+            <w:tcMar>
+              <w:top w:type="dxa" w:w="50"/>
+              <w:left w:type="dxa" w:w="80"/>
+              <w:bottom w:type="dxa" w:w="50"/>
+              <w:right w:type="dxa" w:w="80"/>
+            </w:tcMar>
+            <w:vAlign w:val="center"/>
+          </w:tcPr>
+          <w:p>
+            <w:pPr>
+              <w:spacing w:after="20" w:line="264" w:lineRule="auto"/>
+              <w:jc w:val="left"/>
+            </w:pPr>
+            <w:r>
+              <w:rPr>
+                <w:rFonts w:ascii="맑은 고딕" w:cs="맑은 고딕" w:eastAsia="맑은 고딕" w:hAnsi="맑은 고딕"/>
+                <w:sz w:val="16"/>
+                <w:szCs w:val="16"/>
+              </w:rPr>
+              <w:t xml:space="preserve">유입이 느리면 테스트가 수개월로 길어진다</w:t>
+            </w:r>
+          </w:p>
+        </w:tc>
+        <w:tc>
+          <w:tcPr>
+            <w:tcW w:type="dxa" w:w="1129"/>
+            <w:shd w:fill="F4F5F2" w:color="auto" w:val="clear"/>
+            <w:tcMar>
+              <w:top w:type="dxa" w:w="50"/>
+              <w:left w:type="dxa" w:w="80"/>
+              <w:bottom w:type="dxa" w:w="50"/>
+              <w:right w:type="dxa" w:w="80"/>
+            </w:tcMar>
+            <w:vAlign w:val="center"/>
+          </w:tcPr>
+          <w:p>
+            <w:pPr>
+              <w:spacing w:after="20" w:line="264" w:lineRule="auto"/>
+              <w:jc w:val="left"/>
+            </w:pPr>
+            <w:r>
+              <w:rPr>
+                <w:rFonts w:ascii="맑은 고딕" w:cs="맑은 고딕" w:eastAsia="맑은 고딕" w:hAnsi="맑은 고딕"/>
+                <w:b/>
+                <w:bCs/>
+                <w:color w:val="1F6F55"/>
+                <w:sz w:val="17"/>
+                <w:szCs w:val="17"/>
+              </w:rPr>
+              <w:t xml:space="preserve">사실</w:t>
+            </w:r>
+          </w:p>
+        </w:tc>
+        <w:tc>
+          <w:tcPr>
+            <w:tcW w:type="dxa" w:w="4745"/>
+            <w:shd w:fill="F4F5F2" w:color="auto" w:val="clear"/>
+            <w:tcMar>
+              <w:top w:type="dxa" w:w="50"/>
+              <w:left w:type="dxa" w:w="80"/>
+              <w:bottom w:type="dxa" w:w="50"/>
+              <w:right w:type="dxa" w:w="80"/>
+            </w:tcMar>
+            <w:vAlign w:val="center"/>
+          </w:tcPr>
+          <w:p>
+            <w:pPr>
+              <w:spacing w:after="20" w:line="264" w:lineRule="auto"/>
+              <w:jc w:val="left"/>
+            </w:pPr>
+            <w:r>
+              <w:rPr>
+                <w:rFonts w:ascii="맑은 고딕" w:cs="맑은 고딕" w:eastAsia="맑은 고딕" w:hAnsi="맑은 고딕"/>
+                <w:sz w:val="16"/>
+                <w:szCs w:val="16"/>
+              </w:rPr>
+              <w:t xml:space="preserve">타당한 실행 위험이다. 1차본은 ‘가입 속도에 따라 4~8주’라고만 적고 필요한 하루 유입을 계산하지 않았다.</w:t>
+            </w:r>
+          </w:p>
+        </w:tc>
+      </w:tr>
+      <w:tr>
+        <w:trPr>
+          <w:cantSplit w:val="false"/>
+        </w:trPr>
+        <w:tc>
+          <w:tcPr>
+            <w:tcW w:type="dxa" w:w="376"/>
+            <w:tcMar>
+              <w:top w:type="dxa" w:w="50"/>
+              <w:left w:type="dxa" w:w="80"/>
+              <w:bottom w:type="dxa" w:w="50"/>
+              <w:right w:type="dxa" w:w="80"/>
+            </w:tcMar>
+            <w:vAlign w:val="center"/>
+          </w:tcPr>
+          <w:p>
+            <w:pPr>
+              <w:spacing w:after="20" w:line="264" w:lineRule="auto"/>
+              <w:jc w:val="left"/>
+            </w:pPr>
+            <w:r>
+              <w:rPr>
+                <w:rFonts w:ascii="맑은 고딕" w:cs="맑은 고딕" w:eastAsia="맑은 고딕" w:hAnsi="맑은 고딕"/>
+                <w:sz w:val="16"/>
+                <w:szCs w:val="16"/>
+              </w:rPr>
+              <w:t xml:space="preserve">7</w:t>
+            </w:r>
+          </w:p>
+        </w:tc>
+        <w:tc>
+          <w:tcPr>
+            <w:tcW w:type="dxa" w:w="3162"/>
+            <w:tcMar>
+              <w:top w:type="dxa" w:w="50"/>
+              <w:left w:type="dxa" w:w="80"/>
+              <w:bottom w:type="dxa" w:w="50"/>
+              <w:right w:type="dxa" w:w="80"/>
+            </w:tcMar>
+            <w:vAlign w:val="center"/>
+          </w:tcPr>
+          <w:p>
+            <w:pPr>
+              <w:spacing w:after="20" w:line="264" w:lineRule="auto"/>
+              <w:jc w:val="left"/>
+            </w:pPr>
+            <w:r>
+              <w:rPr>
+                <w:rFonts w:ascii="맑은 고딕" w:cs="맑은 고딕" w:eastAsia="맑은 고딕" w:hAnsi="맑은 고딕"/>
+                <w:sz w:val="16"/>
+                <w:szCs w:val="16"/>
+              </w:rPr>
+              <w:t xml:space="preserve">장기화하면 외생 변수가 유의성을 심각하게 교란한다</w:t>
             </w:r>
           </w:p>
         </w:tc>
@@ -10523,7 +10998,7 @@
                 <w:sz w:val="16"/>
                 <w:szCs w:val="16"/>
               </w:rPr>
-              <w:t xml:space="preserve">보정 없이 20,850명이다. 대조군 대비 두 비교를 다중성 보정하면(비교마다 α=2.5%) 군당 8,416명, 합계 25,248명으로 더 많다.</w:t>
+              <w:t xml:space="preserve">동시 무작위 배정에서는 시장 충격이 두 군에 같이 작용하므로 효과 추정이 편향되지 않는다. 실제 문제는 분산 증가, 처치×시기 상호작용, 외적 타당성이다. 대책(코호트 층화·블록 분석)은 그대로 유효하다.</w:t>
             </w:r>
           </w:p>
         </w:tc>
@@ -10555,7 +11030,7 @@
                 <w:sz w:val="16"/>
                 <w:szCs w:val="16"/>
               </w:rPr>
-              <w:t xml:space="preserve">4</w:t>
+              <w:t xml:space="preserve">8</w:t>
             </w:r>
           </w:p>
         </w:tc>
@@ -10582,7 +11057,7 @@
                 <w:sz w:val="16"/>
                 <w:szCs w:val="16"/>
               </w:rPr>
-              <w:t xml:space="preserve">유입이 느리면 테스트가 수개월로 길어진다</w:t>
+              <w:t xml:space="preserve">MDE를 3%p로 타협해 표본을 줄인다</w:t>
             </w:r>
           </w:p>
         </w:tc>
@@ -10639,7 +11114,7 @@
                 <w:sz w:val="16"/>
                 <w:szCs w:val="16"/>
               </w:rPr>
-              <w:t xml:space="preserve">타당한 실행 위험이다. 1차본은 ‘가입 속도에 따라 4~8주’라고만 적고 필요한 하루 유입을 계산하지 않았다.</w:t>
+              <w:t xml:space="preserve">군당 3,135명으로 준다. 다만 참 효과가 2%p라면 검정력이 47%로 떨어진다는 대가를 함께 적어야 한다.</w:t>
             </w:r>
           </w:p>
         </w:tc>
@@ -10670,235 +11145,7 @@
                 <w:sz w:val="16"/>
                 <w:szCs w:val="16"/>
               </w:rPr>
-              <w:t xml:space="preserve">5</w:t>
-            </w:r>
-          </w:p>
-        </w:tc>
-        <w:tc>
-          <w:tcPr>
-            <w:tcW w:type="dxa" w:w="3162"/>
-            <w:tcMar>
-              <w:top w:type="dxa" w:w="50"/>
-              <w:left w:type="dxa" w:w="80"/>
-              <w:bottom w:type="dxa" w:w="50"/>
-              <w:right w:type="dxa" w:w="80"/>
-            </w:tcMar>
-            <w:vAlign w:val="center"/>
-          </w:tcPr>
-          <w:p>
-            <w:pPr>
-              <w:spacing w:after="20" w:line="264" w:lineRule="auto"/>
-              <w:jc w:val="left"/>
-            </w:pPr>
-            <w:r>
-              <w:rPr>
-                <w:rFonts w:ascii="맑은 고딕" w:cs="맑은 고딕" w:eastAsia="맑은 고딕" w:hAnsi="맑은 고딕"/>
-                <w:sz w:val="16"/>
-                <w:szCs w:val="16"/>
-              </w:rPr>
-              <w:t xml:space="preserve">장기화하면 외생 변수가 유의성을 심각하게 교란한다</w:t>
-            </w:r>
-          </w:p>
-        </w:tc>
-        <w:tc>
-          <w:tcPr>
-            <w:tcW w:type="dxa" w:w="1129"/>
-            <w:tcMar>
-              <w:top w:type="dxa" w:w="50"/>
-              <w:left w:type="dxa" w:w="80"/>
-              <w:bottom w:type="dxa" w:w="50"/>
-              <w:right w:type="dxa" w:w="80"/>
-            </w:tcMar>
-            <w:vAlign w:val="center"/>
-          </w:tcPr>
-          <w:p>
-            <w:pPr>
-              <w:spacing w:after="20" w:line="264" w:lineRule="auto"/>
-              <w:jc w:val="left"/>
-            </w:pPr>
-            <w:r>
-              <w:rPr>
-                <w:rFonts w:ascii="맑은 고딕" w:cs="맑은 고딕" w:eastAsia="맑은 고딕" w:hAnsi="맑은 고딕"/>
-                <w:b/>
-                <w:bCs/>
-                <w:color w:val="9A6A00"/>
-                <w:sz w:val="17"/>
-                <w:szCs w:val="17"/>
-              </w:rPr>
-              <w:t xml:space="preserve">부분</w:t>
-            </w:r>
-          </w:p>
-        </w:tc>
-        <w:tc>
-          <w:tcPr>
-            <w:tcW w:type="dxa" w:w="4745"/>
-            <w:tcMar>
-              <w:top w:type="dxa" w:w="50"/>
-              <w:left w:type="dxa" w:w="80"/>
-              <w:bottom w:type="dxa" w:w="50"/>
-              <w:right w:type="dxa" w:w="80"/>
-            </w:tcMar>
-            <w:vAlign w:val="center"/>
-          </w:tcPr>
-          <w:p>
-            <w:pPr>
-              <w:spacing w:after="20" w:line="264" w:lineRule="auto"/>
-              <w:jc w:val="left"/>
-            </w:pPr>
-            <w:r>
-              <w:rPr>
-                <w:rFonts w:ascii="맑은 고딕" w:cs="맑은 고딕" w:eastAsia="맑은 고딕" w:hAnsi="맑은 고딕"/>
-                <w:sz w:val="16"/>
-                <w:szCs w:val="16"/>
-              </w:rPr>
-              <w:t xml:space="preserve">동시 무작위 배정에서는 시장 충격이 두 군에 같이 작용하므로 효과 추정이 편향되지 않는다. 실제 문제는 분산 증가, 처치×시기 상호작용, 외적 타당성이다. 대책(코호트 층화·블록 분석)은 그대로 유효하다.</w:t>
-            </w:r>
-          </w:p>
-        </w:tc>
-      </w:tr>
-      <w:tr>
-        <w:trPr>
-          <w:cantSplit w:val="false"/>
-        </w:trPr>
-        <w:tc>
-          <w:tcPr>
-            <w:tcW w:type="dxa" w:w="376"/>
-            <w:shd w:fill="F4F5F2" w:color="auto" w:val="clear"/>
-            <w:tcMar>
-              <w:top w:type="dxa" w:w="50"/>
-              <w:left w:type="dxa" w:w="80"/>
-              <w:bottom w:type="dxa" w:w="50"/>
-              <w:right w:type="dxa" w:w="80"/>
-            </w:tcMar>
-            <w:vAlign w:val="center"/>
-          </w:tcPr>
-          <w:p>
-            <w:pPr>
-              <w:spacing w:after="20" w:line="264" w:lineRule="auto"/>
-              <w:jc w:val="left"/>
-            </w:pPr>
-            <w:r>
-              <w:rPr>
-                <w:rFonts w:ascii="맑은 고딕" w:cs="맑은 고딕" w:eastAsia="맑은 고딕" w:hAnsi="맑은 고딕"/>
-                <w:sz w:val="16"/>
-                <w:szCs w:val="16"/>
-              </w:rPr>
-              <w:t xml:space="preserve">6</w:t>
-            </w:r>
-          </w:p>
-        </w:tc>
-        <w:tc>
-          <w:tcPr>
-            <w:tcW w:type="dxa" w:w="3162"/>
-            <w:shd w:fill="F4F5F2" w:color="auto" w:val="clear"/>
-            <w:tcMar>
-              <w:top w:type="dxa" w:w="50"/>
-              <w:left w:type="dxa" w:w="80"/>
-              <w:bottom w:type="dxa" w:w="50"/>
-              <w:right w:type="dxa" w:w="80"/>
-            </w:tcMar>
-            <w:vAlign w:val="center"/>
-          </w:tcPr>
-          <w:p>
-            <w:pPr>
-              <w:spacing w:after="20" w:line="264" w:lineRule="auto"/>
-              <w:jc w:val="left"/>
-            </w:pPr>
-            <w:r>
-              <w:rPr>
-                <w:rFonts w:ascii="맑은 고딕" w:cs="맑은 고딕" w:eastAsia="맑은 고딕" w:hAnsi="맑은 고딕"/>
-                <w:sz w:val="16"/>
-                <w:szCs w:val="16"/>
-              </w:rPr>
-              <w:t xml:space="preserve">MDE를 3%p로 타협해 표본을 줄인다</w:t>
-            </w:r>
-          </w:p>
-        </w:tc>
-        <w:tc>
-          <w:tcPr>
-            <w:tcW w:type="dxa" w:w="1129"/>
-            <w:shd w:fill="F4F5F2" w:color="auto" w:val="clear"/>
-            <w:tcMar>
-              <w:top w:type="dxa" w:w="50"/>
-              <w:left w:type="dxa" w:w="80"/>
-              <w:bottom w:type="dxa" w:w="50"/>
-              <w:right w:type="dxa" w:w="80"/>
-            </w:tcMar>
-            <w:vAlign w:val="center"/>
-          </w:tcPr>
-          <w:p>
-            <w:pPr>
-              <w:spacing w:after="20" w:line="264" w:lineRule="auto"/>
-              <w:jc w:val="left"/>
-            </w:pPr>
-            <w:r>
-              <w:rPr>
-                <w:rFonts w:ascii="맑은 고딕" w:cs="맑은 고딕" w:eastAsia="맑은 고딕" w:hAnsi="맑은 고딕"/>
-                <w:b/>
-                <w:bCs/>
-                <w:color w:val="1F6F55"/>
-                <w:sz w:val="17"/>
-                <w:szCs w:val="17"/>
-              </w:rPr>
-              <w:t xml:space="preserve">사실</w:t>
-            </w:r>
-          </w:p>
-        </w:tc>
-        <w:tc>
-          <w:tcPr>
-            <w:tcW w:type="dxa" w:w="4745"/>
-            <w:shd w:fill="F4F5F2" w:color="auto" w:val="clear"/>
-            <w:tcMar>
-              <w:top w:type="dxa" w:w="50"/>
-              <w:left w:type="dxa" w:w="80"/>
-              <w:bottom w:type="dxa" w:w="50"/>
-              <w:right w:type="dxa" w:w="80"/>
-            </w:tcMar>
-            <w:vAlign w:val="center"/>
-          </w:tcPr>
-          <w:p>
-            <w:pPr>
-              <w:spacing w:after="20" w:line="264" w:lineRule="auto"/>
-              <w:jc w:val="left"/>
-            </w:pPr>
-            <w:r>
-              <w:rPr>
-                <w:rFonts w:ascii="맑은 고딕" w:cs="맑은 고딕" w:eastAsia="맑은 고딕" w:hAnsi="맑은 고딕"/>
-                <w:sz w:val="16"/>
-                <w:szCs w:val="16"/>
-              </w:rPr>
-              <w:t xml:space="preserve">군당 3,135명으로 준다. 다만 참 효과가 2%p라면 검정력이 47%로 떨어진다는 대가를 함께 적어야 한다.</w:t>
-            </w:r>
-          </w:p>
-        </w:tc>
-      </w:tr>
-      <w:tr>
-        <w:trPr>
-          <w:cantSplit w:val="false"/>
-        </w:trPr>
-        <w:tc>
-          <w:tcPr>
-            <w:tcW w:type="dxa" w:w="376"/>
-            <w:tcMar>
-              <w:top w:type="dxa" w:w="50"/>
-              <w:left w:type="dxa" w:w="80"/>
-              <w:bottom w:type="dxa" w:w="50"/>
-              <w:right w:type="dxa" w:w="80"/>
-            </w:tcMar>
-            <w:vAlign w:val="center"/>
-          </w:tcPr>
-          <w:p>
-            <w:pPr>
-              <w:spacing w:after="20" w:line="264" w:lineRule="auto"/>
-              <w:jc w:val="left"/>
-            </w:pPr>
-            <w:r>
-              <w:rPr>
-                <w:rFonts w:ascii="맑은 고딕" w:cs="맑은 고딕" w:eastAsia="맑은 고딕" w:hAnsi="맑은 고딕"/>
-                <w:sz w:val="16"/>
-                <w:szCs w:val="16"/>
-              </w:rPr>
-              <w:t xml:space="preserve">7</w:t>
+              <w:t xml:space="preserve">9</w:t>
             </w:r>
           </w:p>
         </w:tc>
@@ -11208,7 +11455,7 @@
           <w:sz w:val="21"/>
           <w:szCs w:val="21"/>
         </w:rPr>
-        <w:t xml:space="preserve">고정 순서 검정: 1단계 A vs B를 α=5%로 검정해 귀무가설을 기각했을 때만 2단계 B vs C로 넘어간다(전체 1종 오류 5%). 2단계는 B·C에 신규 사용자를 새로 배정하고, 총 유입이 3군 동시 운영보다 많아진다는 대가를 명시했다.</w:t>
+        <w:t xml:space="preserve">고정 순서 검정: 1단계 A vs B를 α=5%로 검정해 귀무가설을 기각했을 때만 2단계 B vs C로 넘어간다(두 단계 전체의 1종 오류 5%). 2단계는 B·C에 신규 사용자를 새로 배정하고, 총 유입이 3군 동시 운영보다 많아진다는 대가를 명시했다. 1단계에서 효과가 없을 때 C를 시험하려면 새로 사전 등록하고 별도 α로 보고하는 독립 실험으로 하며, 이 실험은 위 5% 보장 범위 밖이다(최종 검토 반영: 처음에는 같은 표에 ‘2단계 생략’과 ‘C를 별도 실험으로 시험’을 함께 적고 구분하지 않았다).</w:t>
       </w:r>
     </w:p>
     <w:p>
@@ -11616,7 +11863,7 @@
                 <w:sz w:val="16"/>
                 <w:szCs w:val="16"/>
               </w:rPr>
-              <w:t xml:space="preserve">일반 레버리지 ETP 과정 기준으로 맞다. 단일종목 레버리지·인버스는 2026년 8월부터 사전교육 총 3시간과 신규 투자자 모의거래 5시간이 더해졌다(비판 이후 바뀐 부분 포함).</w:t>
+              <w:t xml:space="preserve">일반 레버리지 ETP 과정 기준으로 맞다. 단일종목 레버리지·인버스는 2026년 8월 19일부터 사전교육 총 3시간과 신규 투자자 모의거래 5시간이 더해졌다(비판 시점에 이미 시행 중이던 단일종목형 요건을 비판은 다루지 않았다).</w:t>
             </w:r>
           </w:p>
         </w:tc>
@@ -11960,7 +12207,7 @@
                 <w:sz w:val="16"/>
                 <w:szCs w:val="16"/>
               </w:rPr>
-              <w:t xml:space="preserve">해외 상장 레버리지 ETP는 등급별 금액이 증권사마다 다르다는 안내(1,500만원·3,000만원 등)를 확인했다. 국내 일반 규정의 상향 여부는 증권사 기준 확인으로 안내한다.</w:t>
+              <w:t xml:space="preserve">해외 상장 레버리지 ETP는 등급별 금액이 증권사마다 다르다는 안내를 확인했지만(부록 A), 구체 금액은 확인하지 못했다. 국내 일반 규정의 상향 여부는 증권사 기준 확인으로 안내한다.</w:t>
             </w:r>
           </w:p>
         </w:tc>
@@ -12634,7 +12881,7 @@
           <w:sz w:val="21"/>
           <w:szCs w:val="21"/>
         </w:rPr>
-        <w:t xml:space="preserve">수용(수치 정정)</w:t>
+        <w:t xml:space="preserve">수용(수치 정정, 단원 배치 범위 조정)</w:t>
       </w:r>
       <w:r>
         <w:rPr>
@@ -12677,7 +12924,7 @@
           <w:sz w:val="19"/>
           <w:szCs w:val="19"/>
         </w:rPr>
-        <w:t xml:space="preserve">연금저축·IRP의 세액공제(연 900만원 한도)와 연금소득세(3.3~5.5%)를 다룬 것은 적절하다 … 그러나 ISA에 대한 언급과 연결 논리가 카탈로그 전체에서 누락되었다 … 순서는 ‘연금저축 → IRP → ISA’ 또는 ‘ISA 선납 후 연금 전환’ … ISA는 최대 400만원까지 전면 비과세, 초과분 9.9% 분리과세로 금융소득종합과세를 회피할 수 있는 유일한 대안 … 만기 자금을 연금계좌로 옮기면 10%(최대 300만원) 추가 세액공제 … ‘ISA와 연금계좌의 시너지’ 단원을 기초·핵심 로드맵에 편입해야 한다 … IRP 70% 한도를 생략해 주식형 100%를 유도하면 주문이 거부된다.</w:t>
+        <w:t xml:space="preserve">연금저축·IRP의 세액공제(연 900만원 한도)와 연금소득세(3.3~5.5%)를 다룬 것은 적절하다 … 그러나 ISA에 대한 언급과 연결 논리가 카탈로그 전체에서 누락되었다 … 순서는 ‘연금저축 → IRP → ISA’ 또는 ‘ISA 선납 후 연금 전환’ … ISA는 최대 400만원까지 전면 비과세, 초과분 9.9% 분리과세로 금융소득종합과세를 회피할 수 있는 유일한 대안 … 만기 자금을 연금계좌로 옮기면 10%(최대 300만원) 추가 세액공제 … ‘ISA와 연금계좌의 시너지’ 단원을 기초·핵심 로드맵에 편입해야 한다 … 시스템이 주식형 중심의 포트폴리오를 IRP에 편입하도록 유도하면서 70% 한도를 설명하지 않으면 사용자는 주문 거부 현상을 맞닥뜨리게 된다.</w:t>
       </w:r>
     </w:p>
     <w:p>
@@ -12901,13 +13148,584 @@
                 <w:sz w:val="16"/>
                 <w:szCs w:val="16"/>
               </w:rPr>
-              <w:t xml:space="preserve">1차본이 세액공제 연 900만원·연금소득세 3.3~5.5%를 다뤘다</w:t>
+              <w:t xml:space="preserve">연금저축·IRP의 세액공제(연 900만원 한도)와 연금소득세(3.3~5.5%)를 다룬 것은 적절하다</w:t>
             </w:r>
           </w:p>
         </w:tc>
         <w:tc>
           <w:tcPr>
             <w:tcW w:type="dxa" w:w="1129"/>
+            <w:tcMar>
+              <w:top w:type="dxa" w:w="50"/>
+              <w:left w:type="dxa" w:w="80"/>
+              <w:bottom w:type="dxa" w:w="50"/>
+              <w:right w:type="dxa" w:w="80"/>
+            </w:tcMar>
+            <w:vAlign w:val="center"/>
+          </w:tcPr>
+          <w:p>
+            <w:pPr>
+              <w:spacing w:after="20" w:line="264" w:lineRule="auto"/>
+              <w:jc w:val="left"/>
+            </w:pPr>
+            <w:r>
+              <w:rPr>
+                <w:rFonts w:ascii="맑은 고딕" w:cs="맑은 고딕" w:eastAsia="맑은 고딕" w:hAnsi="맑은 고딕"/>
+                <w:b/>
+                <w:bCs/>
+                <w:color w:val="9A6A00"/>
+                <w:sz w:val="17"/>
+                <w:szCs w:val="17"/>
+              </w:rPr>
+              <w:t xml:space="preserve">부분</w:t>
+            </w:r>
+          </w:p>
+        </w:tc>
+        <w:tc>
+          <w:tcPr>
+            <w:tcW w:type="dxa" w:w="4745"/>
+            <w:tcMar>
+              <w:top w:type="dxa" w:w="50"/>
+              <w:left w:type="dxa" w:w="80"/>
+              <w:bottom w:type="dxa" w:w="50"/>
+              <w:right w:type="dxa" w:w="80"/>
+            </w:tcMar>
+            <w:vAlign w:val="center"/>
+          </w:tcPr>
+          <w:p>
+            <w:pPr>
+              <w:spacing w:after="20" w:line="264" w:lineRule="auto"/>
+              <w:jc w:val="left"/>
+            </w:pPr>
+            <w:r>
+              <w:rPr>
+                <w:rFonts w:ascii="맑은 고딕" w:cs="맑은 고딕" w:eastAsia="맑은 고딕" w:hAnsi="맑은 고딕"/>
+                <w:sz w:val="16"/>
+                <w:szCs w:val="16"/>
+              </w:rPr>
+              <w:t xml:space="preserve">혜택(세액공제·연금소득세)을 다룬 것은 맞다. 다만 비판이 괄호로 덧붙인 숫자는 1차본에 없었다. 1차본에는 ‘한도 내 세액공제’, ‘연금소득세’라는 표현만 있었다. 2차본에서 숫자와 조건을 넣었다(연금저축 600만원·IRP 합산 900만원, 사적연금 연 1,500만원 이하 3.3~5.5%, 초과 시 종합과세 또는 16.5% 분리과세 선택).</w:t>
+            </w:r>
+          </w:p>
+        </w:tc>
+      </w:tr>
+      <w:tr>
+        <w:trPr>
+          <w:cantSplit w:val="false"/>
+        </w:trPr>
+        <w:tc>
+          <w:tcPr>
+            <w:tcW w:type="dxa" w:w="376"/>
+            <w:shd w:fill="F4F5F2" w:color="auto" w:val="clear"/>
+            <w:tcMar>
+              <w:top w:type="dxa" w:w="50"/>
+              <w:left w:type="dxa" w:w="80"/>
+              <w:bottom w:type="dxa" w:w="50"/>
+              <w:right w:type="dxa" w:w="80"/>
+            </w:tcMar>
+            <w:vAlign w:val="center"/>
+          </w:tcPr>
+          <w:p>
+            <w:pPr>
+              <w:spacing w:after="20" w:line="264" w:lineRule="auto"/>
+              <w:jc w:val="left"/>
+            </w:pPr>
+            <w:r>
+              <w:rPr>
+                <w:rFonts w:ascii="맑은 고딕" w:cs="맑은 고딕" w:eastAsia="맑은 고딕" w:hAnsi="맑은 고딕"/>
+                <w:sz w:val="16"/>
+                <w:szCs w:val="16"/>
+              </w:rPr>
+              <w:t xml:space="preserve">2</w:t>
+            </w:r>
+          </w:p>
+        </w:tc>
+        <w:tc>
+          <w:tcPr>
+            <w:tcW w:type="dxa" w:w="3162"/>
+            <w:shd w:fill="F4F5F2" w:color="auto" w:val="clear"/>
+            <w:tcMar>
+              <w:top w:type="dxa" w:w="50"/>
+              <w:left w:type="dxa" w:w="80"/>
+              <w:bottom w:type="dxa" w:w="50"/>
+              <w:right w:type="dxa" w:w="80"/>
+            </w:tcMar>
+            <w:vAlign w:val="center"/>
+          </w:tcPr>
+          <w:p>
+            <w:pPr>
+              <w:spacing w:after="20" w:line="264" w:lineRule="auto"/>
+              <w:jc w:val="left"/>
+            </w:pPr>
+            <w:r>
+              <w:rPr>
+                <w:rFonts w:ascii="맑은 고딕" w:cs="맑은 고딕" w:eastAsia="맑은 고딕" w:hAnsi="맑은 고딕"/>
+                <w:sz w:val="16"/>
+                <w:szCs w:val="16"/>
+              </w:rPr>
+              <w:t xml:space="preserve">ISA가 카탈로그 전체에서 누락되었다</w:t>
+            </w:r>
+          </w:p>
+        </w:tc>
+        <w:tc>
+          <w:tcPr>
+            <w:tcW w:type="dxa" w:w="1129"/>
+            <w:shd w:fill="F4F5F2" w:color="auto" w:val="clear"/>
+            <w:tcMar>
+              <w:top w:type="dxa" w:w="50"/>
+              <w:left w:type="dxa" w:w="80"/>
+              <w:bottom w:type="dxa" w:w="50"/>
+              <w:right w:type="dxa" w:w="80"/>
+            </w:tcMar>
+            <w:vAlign w:val="center"/>
+          </w:tcPr>
+          <w:p>
+            <w:pPr>
+              <w:spacing w:after="20" w:line="264" w:lineRule="auto"/>
+              <w:jc w:val="left"/>
+            </w:pPr>
+            <w:r>
+              <w:rPr>
+                <w:rFonts w:ascii="맑은 고딕" w:cs="맑은 고딕" w:eastAsia="맑은 고딕" w:hAnsi="맑은 고딕"/>
+                <w:b/>
+                <w:bCs/>
+                <w:color w:val="1F6F55"/>
+                <w:sz w:val="17"/>
+                <w:szCs w:val="17"/>
+              </w:rPr>
+              <w:t xml:space="preserve">사실</w:t>
+            </w:r>
+          </w:p>
+        </w:tc>
+        <w:tc>
+          <w:tcPr>
+            <w:tcW w:type="dxa" w:w="4745"/>
+            <w:shd w:fill="F4F5F2" w:color="auto" w:val="clear"/>
+            <w:tcMar>
+              <w:top w:type="dxa" w:w="50"/>
+              <w:left w:type="dxa" w:w="80"/>
+              <w:bottom w:type="dxa" w:w="50"/>
+              <w:right w:type="dxa" w:w="80"/>
+            </w:tcMar>
+            <w:vAlign w:val="center"/>
+          </w:tcPr>
+          <w:p>
+            <w:pPr>
+              <w:spacing w:after="20" w:line="264" w:lineRule="auto"/>
+              <w:jc w:val="left"/>
+            </w:pPr>
+            <w:r>
+              <w:rPr>
+                <w:rFonts w:ascii="맑은 고딕" w:cs="맑은 고딕" w:eastAsia="맑은 고딕" w:hAnsi="맑은 고딕"/>
+                <w:sz w:val="16"/>
+                <w:szCs w:val="16"/>
+              </w:rPr>
+              <w:t xml:space="preserve">1차본 21개 주제에 ISA 단원이 없었다.</w:t>
+            </w:r>
+          </w:p>
+        </w:tc>
+      </w:tr>
+      <w:tr>
+        <w:trPr>
+          <w:cantSplit w:val="false"/>
+        </w:trPr>
+        <w:tc>
+          <w:tcPr>
+            <w:tcW w:type="dxa" w:w="376"/>
+            <w:tcMar>
+              <w:top w:type="dxa" w:w="50"/>
+              <w:left w:type="dxa" w:w="80"/>
+              <w:bottom w:type="dxa" w:w="50"/>
+              <w:right w:type="dxa" w:w="80"/>
+            </w:tcMar>
+            <w:vAlign w:val="center"/>
+          </w:tcPr>
+          <w:p>
+            <w:pPr>
+              <w:spacing w:after="20" w:line="264" w:lineRule="auto"/>
+              <w:jc w:val="left"/>
+            </w:pPr>
+            <w:r>
+              <w:rPr>
+                <w:rFonts w:ascii="맑은 고딕" w:cs="맑은 고딕" w:eastAsia="맑은 고딕" w:hAnsi="맑은 고딕"/>
+                <w:sz w:val="16"/>
+                <w:szCs w:val="16"/>
+              </w:rPr>
+              <w:t xml:space="preserve">3</w:t>
+            </w:r>
+          </w:p>
+        </w:tc>
+        <w:tc>
+          <w:tcPr>
+            <w:tcW w:type="dxa" w:w="3162"/>
+            <w:tcMar>
+              <w:top w:type="dxa" w:w="50"/>
+              <w:left w:type="dxa" w:w="80"/>
+              <w:bottom w:type="dxa" w:w="50"/>
+              <w:right w:type="dxa" w:w="80"/>
+            </w:tcMar>
+            <w:vAlign w:val="center"/>
+          </w:tcPr>
+          <w:p>
+            <w:pPr>
+              <w:spacing w:after="20" w:line="264" w:lineRule="auto"/>
+              <w:jc w:val="left"/>
+            </w:pPr>
+            <w:r>
+              <w:rPr>
+                <w:rFonts w:ascii="맑은 고딕" w:cs="맑은 고딕" w:eastAsia="맑은 고딕" w:hAnsi="맑은 고딕"/>
+                <w:sz w:val="16"/>
+                <w:szCs w:val="16"/>
+              </w:rPr>
+              <w:t xml:space="preserve">절세 순서는 ‘연금저축 → IRP → ISA’ 또는 ‘ISA 선납 후 연금 전환’이다</w:t>
+            </w:r>
+          </w:p>
+        </w:tc>
+        <w:tc>
+          <w:tcPr>
+            <w:tcW w:type="dxa" w:w="1129"/>
+            <w:tcMar>
+              <w:top w:type="dxa" w:w="50"/>
+              <w:left w:type="dxa" w:w="80"/>
+              <w:bottom w:type="dxa" w:w="50"/>
+              <w:right w:type="dxa" w:w="80"/>
+            </w:tcMar>
+            <w:vAlign w:val="center"/>
+          </w:tcPr>
+          <w:p>
+            <w:pPr>
+              <w:spacing w:after="20" w:line="264" w:lineRule="auto"/>
+              <w:jc w:val="left"/>
+            </w:pPr>
+            <w:r>
+              <w:rPr>
+                <w:rFonts w:ascii="맑은 고딕" w:cs="맑은 고딕" w:eastAsia="맑은 고딕" w:hAnsi="맑은 고딕"/>
+                <w:b/>
+                <w:bCs/>
+                <w:color w:val="1F6F55"/>
+                <w:sz w:val="17"/>
+                <w:szCs w:val="17"/>
+              </w:rPr>
+              <w:t xml:space="preserve">사실</w:t>
+            </w:r>
+          </w:p>
+        </w:tc>
+        <w:tc>
+          <w:tcPr>
+            <w:tcW w:type="dxa" w:w="4745"/>
+            <w:tcMar>
+              <w:top w:type="dxa" w:w="50"/>
+              <w:left w:type="dxa" w:w="80"/>
+              <w:bottom w:type="dxa" w:w="50"/>
+              <w:right w:type="dxa" w:w="80"/>
+            </w:tcMar>
+            <w:vAlign w:val="center"/>
+          </w:tcPr>
+          <w:p>
+            <w:pPr>
+              <w:spacing w:after="20" w:line="264" w:lineRule="auto"/>
+              <w:jc w:val="left"/>
+            </w:pPr>
+            <w:r>
+              <w:rPr>
+                <w:rFonts w:ascii="맑은 고딕" w:cs="맑은 고딕" w:eastAsia="맑은 고딕" w:hAnsi="맑은 고딕"/>
+                <w:sz w:val="16"/>
+                <w:szCs w:val="16"/>
+              </w:rPr>
+              <w:t xml:space="preserve">실무에서 쓰는 순서이며 제도가 정한 순서는 아니다. 비판 안에서도 ‘ISA를 가장 우선 채워야 한다’는 문장과 순서 제시가 엇갈린다. 학습 요점에는 두 방식을 소득·유동성에 따른 선택으로 적었다.</w:t>
+            </w:r>
+          </w:p>
+        </w:tc>
+      </w:tr>
+      <w:tr>
+        <w:trPr>
+          <w:cantSplit w:val="false"/>
+        </w:trPr>
+        <w:tc>
+          <w:tcPr>
+            <w:tcW w:type="dxa" w:w="376"/>
+            <w:shd w:fill="F4F5F2" w:color="auto" w:val="clear"/>
+            <w:tcMar>
+              <w:top w:type="dxa" w:w="50"/>
+              <w:left w:type="dxa" w:w="80"/>
+              <w:bottom w:type="dxa" w:w="50"/>
+              <w:right w:type="dxa" w:w="80"/>
+            </w:tcMar>
+            <w:vAlign w:val="center"/>
+          </w:tcPr>
+          <w:p>
+            <w:pPr>
+              <w:spacing w:after="20" w:line="264" w:lineRule="auto"/>
+              <w:jc w:val="left"/>
+            </w:pPr>
+            <w:r>
+              <w:rPr>
+                <w:rFonts w:ascii="맑은 고딕" w:cs="맑은 고딕" w:eastAsia="맑은 고딕" w:hAnsi="맑은 고딕"/>
+                <w:sz w:val="16"/>
+                <w:szCs w:val="16"/>
+              </w:rPr>
+              <w:t xml:space="preserve">4</w:t>
+            </w:r>
+          </w:p>
+        </w:tc>
+        <w:tc>
+          <w:tcPr>
+            <w:tcW w:type="dxa" w:w="3162"/>
+            <w:shd w:fill="F4F5F2" w:color="auto" w:val="clear"/>
+            <w:tcMar>
+              <w:top w:type="dxa" w:w="50"/>
+              <w:left w:type="dxa" w:w="80"/>
+              <w:bottom w:type="dxa" w:w="50"/>
+              <w:right w:type="dxa" w:w="80"/>
+            </w:tcMar>
+            <w:vAlign w:val="center"/>
+          </w:tcPr>
+          <w:p>
+            <w:pPr>
+              <w:spacing w:after="20" w:line="264" w:lineRule="auto"/>
+              <w:jc w:val="left"/>
+            </w:pPr>
+            <w:r>
+              <w:rPr>
+                <w:rFonts w:ascii="맑은 고딕" w:cs="맑은 고딕" w:eastAsia="맑은 고딕" w:hAnsi="맑은 고딕"/>
+                <w:sz w:val="16"/>
+                <w:szCs w:val="16"/>
+              </w:rPr>
+              <w:t xml:space="preserve">ISA는 최대 400만원까지 전면 비과세다</w:t>
+            </w:r>
+          </w:p>
+        </w:tc>
+        <w:tc>
+          <w:tcPr>
+            <w:tcW w:type="dxa" w:w="1129"/>
+            <w:shd w:fill="F4F5F2" w:color="auto" w:val="clear"/>
+            <w:tcMar>
+              <w:top w:type="dxa" w:w="50"/>
+              <w:left w:type="dxa" w:w="80"/>
+              <w:bottom w:type="dxa" w:w="50"/>
+              <w:right w:type="dxa" w:w="80"/>
+            </w:tcMar>
+            <w:vAlign w:val="center"/>
+          </w:tcPr>
+          <w:p>
+            <w:pPr>
+              <w:spacing w:after="20" w:line="264" w:lineRule="auto"/>
+              <w:jc w:val="left"/>
+            </w:pPr>
+            <w:r>
+              <w:rPr>
+                <w:rFonts w:ascii="맑은 고딕" w:cs="맑은 고딕" w:eastAsia="맑은 고딕" w:hAnsi="맑은 고딕"/>
+                <w:b/>
+                <w:bCs/>
+                <w:color w:val="9A6A00"/>
+                <w:sz w:val="17"/>
+                <w:szCs w:val="17"/>
+              </w:rPr>
+              <w:t xml:space="preserve">부분</w:t>
+            </w:r>
+          </w:p>
+        </w:tc>
+        <w:tc>
+          <w:tcPr>
+            <w:tcW w:type="dxa" w:w="4745"/>
+            <w:shd w:fill="F4F5F2" w:color="auto" w:val="clear"/>
+            <w:tcMar>
+              <w:top w:type="dxa" w:w="50"/>
+              <w:left w:type="dxa" w:w="80"/>
+              <w:bottom w:type="dxa" w:w="50"/>
+              <w:right w:type="dxa" w:w="80"/>
+            </w:tcMar>
+            <w:vAlign w:val="center"/>
+          </w:tcPr>
+          <w:p>
+            <w:pPr>
+              <w:spacing w:after="20" w:line="264" w:lineRule="auto"/>
+              <w:jc w:val="left"/>
+            </w:pPr>
+            <w:r>
+              <w:rPr>
+                <w:rFonts w:ascii="맑은 고딕" w:cs="맑은 고딕" w:eastAsia="맑은 고딕" w:hAnsi="맑은 고딕"/>
+                <w:sz w:val="16"/>
+                <w:szCs w:val="16"/>
+              </w:rPr>
+              <w:t xml:space="preserve">정정: 일반형 200만원, 서민형·농어민형 400만원이다.</w:t>
+            </w:r>
+          </w:p>
+        </w:tc>
+      </w:tr>
+      <w:tr>
+        <w:trPr>
+          <w:cantSplit w:val="false"/>
+        </w:trPr>
+        <w:tc>
+          <w:tcPr>
+            <w:tcW w:type="dxa" w:w="376"/>
+            <w:tcMar>
+              <w:top w:type="dxa" w:w="50"/>
+              <w:left w:type="dxa" w:w="80"/>
+              <w:bottom w:type="dxa" w:w="50"/>
+              <w:right w:type="dxa" w:w="80"/>
+            </w:tcMar>
+            <w:vAlign w:val="center"/>
+          </w:tcPr>
+          <w:p>
+            <w:pPr>
+              <w:spacing w:after="20" w:line="264" w:lineRule="auto"/>
+              <w:jc w:val="left"/>
+            </w:pPr>
+            <w:r>
+              <w:rPr>
+                <w:rFonts w:ascii="맑은 고딕" w:cs="맑은 고딕" w:eastAsia="맑은 고딕" w:hAnsi="맑은 고딕"/>
+                <w:sz w:val="16"/>
+                <w:szCs w:val="16"/>
+              </w:rPr>
+              <w:t xml:space="preserve">5</w:t>
+            </w:r>
+          </w:p>
+        </w:tc>
+        <w:tc>
+          <w:tcPr>
+            <w:tcW w:type="dxa" w:w="3162"/>
+            <w:tcMar>
+              <w:top w:type="dxa" w:w="50"/>
+              <w:left w:type="dxa" w:w="80"/>
+              <w:bottom w:type="dxa" w:w="50"/>
+              <w:right w:type="dxa" w:w="80"/>
+            </w:tcMar>
+            <w:vAlign w:val="center"/>
+          </w:tcPr>
+          <w:p>
+            <w:pPr>
+              <w:spacing w:after="20" w:line="264" w:lineRule="auto"/>
+              <w:jc w:val="left"/>
+            </w:pPr>
+            <w:r>
+              <w:rPr>
+                <w:rFonts w:ascii="맑은 고딕" w:cs="맑은 고딕" w:eastAsia="맑은 고딕" w:hAnsi="맑은 고딕"/>
+                <w:sz w:val="16"/>
+                <w:szCs w:val="16"/>
+              </w:rPr>
+              <w:t xml:space="preserve">초과분은 9.9% 분리과세다</w:t>
+            </w:r>
+          </w:p>
+        </w:tc>
+        <w:tc>
+          <w:tcPr>
+            <w:tcW w:type="dxa" w:w="1129"/>
+            <w:tcMar>
+              <w:top w:type="dxa" w:w="50"/>
+              <w:left w:type="dxa" w:w="80"/>
+              <w:bottom w:type="dxa" w:w="50"/>
+              <w:right w:type="dxa" w:w="80"/>
+            </w:tcMar>
+            <w:vAlign w:val="center"/>
+          </w:tcPr>
+          <w:p>
+            <w:pPr>
+              <w:spacing w:after="20" w:line="264" w:lineRule="auto"/>
+              <w:jc w:val="left"/>
+            </w:pPr>
+            <w:r>
+              <w:rPr>
+                <w:rFonts w:ascii="맑은 고딕" w:cs="맑은 고딕" w:eastAsia="맑은 고딕" w:hAnsi="맑은 고딕"/>
+                <w:b/>
+                <w:bCs/>
+                <w:color w:val="1F6F55"/>
+                <w:sz w:val="17"/>
+                <w:szCs w:val="17"/>
+              </w:rPr>
+              <w:t xml:space="preserve">사실</w:t>
+            </w:r>
+          </w:p>
+        </w:tc>
+        <w:tc>
+          <w:tcPr>
+            <w:tcW w:type="dxa" w:w="4745"/>
+            <w:tcMar>
+              <w:top w:type="dxa" w:w="50"/>
+              <w:left w:type="dxa" w:w="80"/>
+              <w:bottom w:type="dxa" w:w="50"/>
+              <w:right w:type="dxa" w:w="80"/>
+            </w:tcMar>
+            <w:vAlign w:val="center"/>
+          </w:tcPr>
+          <w:p>
+            <w:pPr>
+              <w:spacing w:after="20" w:line="264" w:lineRule="auto"/>
+              <w:jc w:val="left"/>
+            </w:pPr>
+            <w:r>
+              <w:rPr>
+                <w:rFonts w:ascii="맑은 고딕" w:cs="맑은 고딕" w:eastAsia="맑은 고딕" w:hAnsi="맑은 고딕"/>
+                <w:sz w:val="16"/>
+                <w:szCs w:val="16"/>
+              </w:rPr>
+              <w:t xml:space="preserve">그대로 반영했다.</w:t>
+            </w:r>
+          </w:p>
+        </w:tc>
+      </w:tr>
+      <w:tr>
+        <w:trPr>
+          <w:cantSplit w:val="false"/>
+        </w:trPr>
+        <w:tc>
+          <w:tcPr>
+            <w:tcW w:type="dxa" w:w="376"/>
+            <w:shd w:fill="F4F5F2" w:color="auto" w:val="clear"/>
+            <w:tcMar>
+              <w:top w:type="dxa" w:w="50"/>
+              <w:left w:type="dxa" w:w="80"/>
+              <w:bottom w:type="dxa" w:w="50"/>
+              <w:right w:type="dxa" w:w="80"/>
+            </w:tcMar>
+            <w:vAlign w:val="center"/>
+          </w:tcPr>
+          <w:p>
+            <w:pPr>
+              <w:spacing w:after="20" w:line="264" w:lineRule="auto"/>
+              <w:jc w:val="left"/>
+            </w:pPr>
+            <w:r>
+              <w:rPr>
+                <w:rFonts w:ascii="맑은 고딕" w:cs="맑은 고딕" w:eastAsia="맑은 고딕" w:hAnsi="맑은 고딕"/>
+                <w:sz w:val="16"/>
+                <w:szCs w:val="16"/>
+              </w:rPr>
+              <w:t xml:space="preserve">6</w:t>
+            </w:r>
+          </w:p>
+        </w:tc>
+        <w:tc>
+          <w:tcPr>
+            <w:tcW w:type="dxa" w:w="3162"/>
+            <w:shd w:fill="F4F5F2" w:color="auto" w:val="clear"/>
+            <w:tcMar>
+              <w:top w:type="dxa" w:w="50"/>
+              <w:left w:type="dxa" w:w="80"/>
+              <w:bottom w:type="dxa" w:w="50"/>
+              <w:right w:type="dxa" w:w="80"/>
+            </w:tcMar>
+            <w:vAlign w:val="center"/>
+          </w:tcPr>
+          <w:p>
+            <w:pPr>
+              <w:spacing w:after="20" w:line="264" w:lineRule="auto"/>
+              <w:jc w:val="left"/>
+            </w:pPr>
+            <w:r>
+              <w:rPr>
+                <w:rFonts w:ascii="맑은 고딕" w:cs="맑은 고딕" w:eastAsia="맑은 고딕" w:hAnsi="맑은 고딕"/>
+                <w:sz w:val="16"/>
+                <w:szCs w:val="16"/>
+              </w:rPr>
+              <w:t xml:space="preserve">금융소득종합과세를 회피할 수 있는 유일한 대안이다</w:t>
+            </w:r>
+          </w:p>
+        </w:tc>
+        <w:tc>
+          <w:tcPr>
+            <w:tcW w:type="dxa" w:w="1129"/>
+            <w:shd w:fill="F4F5F2" w:color="auto" w:val="clear"/>
             <w:tcMar>
               <w:top w:type="dxa" w:w="50"/>
               <w:left w:type="dxa" w:w="80"/>
@@ -12937,26 +13755,27 @@
         <w:tc>
           <w:tcPr>
             <w:tcW w:type="dxa" w:w="4745"/>
-            <w:tcMar>
-              <w:top w:type="dxa" w:w="50"/>
-              <w:left w:type="dxa" w:w="80"/>
-              <w:bottom w:type="dxa" w:w="50"/>
-              <w:right w:type="dxa" w:w="80"/>
-            </w:tcMar>
-            <w:vAlign w:val="center"/>
-          </w:tcPr>
-          <w:p>
-            <w:pPr>
-              <w:spacing w:after="20" w:line="264" w:lineRule="auto"/>
-              <w:jc w:val="left"/>
-            </w:pPr>
-            <w:r>
-              <w:rPr>
-                <w:rFonts w:ascii="맑은 고딕" w:cs="맑은 고딕" w:eastAsia="맑은 고딕" w:hAnsi="맑은 고딕"/>
-                <w:sz w:val="16"/>
-                <w:szCs w:val="16"/>
-              </w:rPr>
-              <w:t xml:space="preserve">우리에게 유리한 쪽의 사실 오류다. 1차본에는 ‘한도 내 세액공제’, ‘연금소득세’라는 표현만 있고 숫자는 없었다. 2차본에서 숫자와 조건을 넣었다(연금저축 600만원·IRP 합산 900만원, 사적연금 연 1,500만원 이하 3.3~5.5%, 초과 시 종합과세 또는 16.5% 분리과세 선택).</w:t>
+            <w:shd w:fill="F4F5F2" w:color="auto" w:val="clear"/>
+            <w:tcMar>
+              <w:top w:type="dxa" w:w="50"/>
+              <w:left w:type="dxa" w:w="80"/>
+              <w:bottom w:type="dxa" w:w="50"/>
+              <w:right w:type="dxa" w:w="80"/>
+            </w:tcMar>
+            <w:vAlign w:val="center"/>
+          </w:tcPr>
+          <w:p>
+            <w:pPr>
+              <w:spacing w:after="20" w:line="264" w:lineRule="auto"/>
+              <w:jc w:val="left"/>
+            </w:pPr>
+            <w:r>
+              <w:rPr>
+                <w:rFonts w:ascii="맑은 고딕" w:cs="맑은 고딕" w:eastAsia="맑은 고딕" w:hAnsi="맑은 고딕"/>
+                <w:sz w:val="16"/>
+                <w:szCs w:val="16"/>
+              </w:rPr>
+              <w:t xml:space="preserve">연금저축·IRP도 과세이연 후 연금 수령 때 연금소득세로 과세되므로 ‘유일한’ 대안이 아니다.</w:t>
             </w:r>
           </w:p>
         </w:tc>
@@ -12968,61 +13787,58 @@
         <w:tc>
           <w:tcPr>
             <w:tcW w:type="dxa" w:w="376"/>
-            <w:shd w:fill="F4F5F2" w:color="auto" w:val="clear"/>
-            <w:tcMar>
-              <w:top w:type="dxa" w:w="50"/>
-              <w:left w:type="dxa" w:w="80"/>
-              <w:bottom w:type="dxa" w:w="50"/>
-              <w:right w:type="dxa" w:w="80"/>
-            </w:tcMar>
-            <w:vAlign w:val="center"/>
-          </w:tcPr>
-          <w:p>
-            <w:pPr>
-              <w:spacing w:after="20" w:line="264" w:lineRule="auto"/>
-              <w:jc w:val="left"/>
-            </w:pPr>
-            <w:r>
-              <w:rPr>
-                <w:rFonts w:ascii="맑은 고딕" w:cs="맑은 고딕" w:eastAsia="맑은 고딕" w:hAnsi="맑은 고딕"/>
-                <w:sz w:val="16"/>
-                <w:szCs w:val="16"/>
-              </w:rPr>
-              <w:t xml:space="preserve">2</w:t>
+            <w:tcMar>
+              <w:top w:type="dxa" w:w="50"/>
+              <w:left w:type="dxa" w:w="80"/>
+              <w:bottom w:type="dxa" w:w="50"/>
+              <w:right w:type="dxa" w:w="80"/>
+            </w:tcMar>
+            <w:vAlign w:val="center"/>
+          </w:tcPr>
+          <w:p>
+            <w:pPr>
+              <w:spacing w:after="20" w:line="264" w:lineRule="auto"/>
+              <w:jc w:val="left"/>
+            </w:pPr>
+            <w:r>
+              <w:rPr>
+                <w:rFonts w:ascii="맑은 고딕" w:cs="맑은 고딕" w:eastAsia="맑은 고딕" w:hAnsi="맑은 고딕"/>
+                <w:sz w:val="16"/>
+                <w:szCs w:val="16"/>
+              </w:rPr>
+              <w:t xml:space="preserve">7</w:t>
             </w:r>
           </w:p>
         </w:tc>
         <w:tc>
           <w:tcPr>
             <w:tcW w:type="dxa" w:w="3162"/>
-            <w:shd w:fill="F4F5F2" w:color="auto" w:val="clear"/>
-            <w:tcMar>
-              <w:top w:type="dxa" w:w="50"/>
-              <w:left w:type="dxa" w:w="80"/>
-              <w:bottom w:type="dxa" w:w="50"/>
-              <w:right w:type="dxa" w:w="80"/>
-            </w:tcMar>
-            <w:vAlign w:val="center"/>
-          </w:tcPr>
-          <w:p>
-            <w:pPr>
-              <w:spacing w:after="20" w:line="264" w:lineRule="auto"/>
-              <w:jc w:val="left"/>
-            </w:pPr>
-            <w:r>
-              <w:rPr>
-                <w:rFonts w:ascii="맑은 고딕" w:cs="맑은 고딕" w:eastAsia="맑은 고딕" w:hAnsi="맑은 고딕"/>
-                <w:sz w:val="16"/>
-                <w:szCs w:val="16"/>
-              </w:rPr>
-              <w:t xml:space="preserve">ISA가 카탈로그 전체에서 누락되었다</w:t>
+            <w:tcMar>
+              <w:top w:type="dxa" w:w="50"/>
+              <w:left w:type="dxa" w:w="80"/>
+              <w:bottom w:type="dxa" w:w="50"/>
+              <w:right w:type="dxa" w:w="80"/>
+            </w:tcMar>
+            <w:vAlign w:val="center"/>
+          </w:tcPr>
+          <w:p>
+            <w:pPr>
+              <w:spacing w:after="20" w:line="264" w:lineRule="auto"/>
+              <w:jc w:val="left"/>
+            </w:pPr>
+            <w:r>
+              <w:rPr>
+                <w:rFonts w:ascii="맑은 고딕" w:cs="맑은 고딕" w:eastAsia="맑은 고딕" w:hAnsi="맑은 고딕"/>
+                <w:sz w:val="16"/>
+                <w:szCs w:val="16"/>
+              </w:rPr>
+              <w:t xml:space="preserve">만기 자금을 연금계좌로 옮기면 10%(최대 300만원) 추가 세액공제를 받는다</w:t>
             </w:r>
           </w:p>
         </w:tc>
         <w:tc>
           <w:tcPr>
             <w:tcW w:type="dxa" w:w="1129"/>
-            <w:shd w:fill="F4F5F2" w:color="auto" w:val="clear"/>
             <w:tcMar>
               <w:top w:type="dxa" w:w="50"/>
               <w:left w:type="dxa" w:w="80"/>
@@ -13052,27 +13868,26 @@
         <w:tc>
           <w:tcPr>
             <w:tcW w:type="dxa" w:w="4745"/>
-            <w:shd w:fill="F4F5F2" w:color="auto" w:val="clear"/>
-            <w:tcMar>
-              <w:top w:type="dxa" w:w="50"/>
-              <w:left w:type="dxa" w:w="80"/>
-              <w:bottom w:type="dxa" w:w="50"/>
-              <w:right w:type="dxa" w:w="80"/>
-            </w:tcMar>
-            <w:vAlign w:val="center"/>
-          </w:tcPr>
-          <w:p>
-            <w:pPr>
-              <w:spacing w:after="20" w:line="264" w:lineRule="auto"/>
-              <w:jc w:val="left"/>
-            </w:pPr>
-            <w:r>
-              <w:rPr>
-                <w:rFonts w:ascii="맑은 고딕" w:cs="맑은 고딕" w:eastAsia="맑은 고딕" w:hAnsi="맑은 고딕"/>
-                <w:sz w:val="16"/>
-                <w:szCs w:val="16"/>
-              </w:rPr>
-              <w:t xml:space="preserve">1차본 21개 주제에 ISA 단원이 없었다.</w:t>
+            <w:tcMar>
+              <w:top w:type="dxa" w:w="50"/>
+              <w:left w:type="dxa" w:w="80"/>
+              <w:bottom w:type="dxa" w:w="50"/>
+              <w:right w:type="dxa" w:w="80"/>
+            </w:tcMar>
+            <w:vAlign w:val="center"/>
+          </w:tcPr>
+          <w:p>
+            <w:pPr>
+              <w:spacing w:after="20" w:line="264" w:lineRule="auto"/>
+              <w:jc w:val="left"/>
+            </w:pPr>
+            <w:r>
+              <w:rPr>
+                <w:rFonts w:ascii="맑은 고딕" w:cs="맑은 고딕" w:eastAsia="맑은 고딕" w:hAnsi="맑은 고딕"/>
+                <w:sz w:val="16"/>
+                <w:szCs w:val="16"/>
+              </w:rPr>
+              <w:t xml:space="preserve">만기 후 60일 안에 옮길 때다.</w:t>
             </w:r>
           </w:p>
         </w:tc>
@@ -13084,58 +13899,61 @@
         <w:tc>
           <w:tcPr>
             <w:tcW w:type="dxa" w:w="376"/>
-            <w:tcMar>
-              <w:top w:type="dxa" w:w="50"/>
-              <w:left w:type="dxa" w:w="80"/>
-              <w:bottom w:type="dxa" w:w="50"/>
-              <w:right w:type="dxa" w:w="80"/>
-            </w:tcMar>
-            <w:vAlign w:val="center"/>
-          </w:tcPr>
-          <w:p>
-            <w:pPr>
-              <w:spacing w:after="20" w:line="264" w:lineRule="auto"/>
-              <w:jc w:val="left"/>
-            </w:pPr>
-            <w:r>
-              <w:rPr>
-                <w:rFonts w:ascii="맑은 고딕" w:cs="맑은 고딕" w:eastAsia="맑은 고딕" w:hAnsi="맑은 고딕"/>
-                <w:sz w:val="16"/>
-                <w:szCs w:val="16"/>
-              </w:rPr>
-              <w:t xml:space="preserve">3</w:t>
+            <w:shd w:fill="F4F5F2" w:color="auto" w:val="clear"/>
+            <w:tcMar>
+              <w:top w:type="dxa" w:w="50"/>
+              <w:left w:type="dxa" w:w="80"/>
+              <w:bottom w:type="dxa" w:w="50"/>
+              <w:right w:type="dxa" w:w="80"/>
+            </w:tcMar>
+            <w:vAlign w:val="center"/>
+          </w:tcPr>
+          <w:p>
+            <w:pPr>
+              <w:spacing w:after="20" w:line="264" w:lineRule="auto"/>
+              <w:jc w:val="left"/>
+            </w:pPr>
+            <w:r>
+              <w:rPr>
+                <w:rFonts w:ascii="맑은 고딕" w:cs="맑은 고딕" w:eastAsia="맑은 고딕" w:hAnsi="맑은 고딕"/>
+                <w:sz w:val="16"/>
+                <w:szCs w:val="16"/>
+              </w:rPr>
+              <w:t xml:space="preserve">8</w:t>
             </w:r>
           </w:p>
         </w:tc>
         <w:tc>
           <w:tcPr>
             <w:tcW w:type="dxa" w:w="3162"/>
-            <w:tcMar>
-              <w:top w:type="dxa" w:w="50"/>
-              <w:left w:type="dxa" w:w="80"/>
-              <w:bottom w:type="dxa" w:w="50"/>
-              <w:right w:type="dxa" w:w="80"/>
-            </w:tcMar>
-            <w:vAlign w:val="center"/>
-          </w:tcPr>
-          <w:p>
-            <w:pPr>
-              <w:spacing w:after="20" w:line="264" w:lineRule="auto"/>
-              <w:jc w:val="left"/>
-            </w:pPr>
-            <w:r>
-              <w:rPr>
-                <w:rFonts w:ascii="맑은 고딕" w:cs="맑은 고딕" w:eastAsia="맑은 고딕" w:hAnsi="맑은 고딕"/>
-                <w:sz w:val="16"/>
-                <w:szCs w:val="16"/>
-              </w:rPr>
-              <w:t xml:space="preserve">절세 순서는 ‘연금저축 → IRP → ISA’ 또는 ‘ISA 선납 후 연금 전환’이다</w:t>
+            <w:shd w:fill="F4F5F2" w:color="auto" w:val="clear"/>
+            <w:tcMar>
+              <w:top w:type="dxa" w:w="50"/>
+              <w:left w:type="dxa" w:w="80"/>
+              <w:bottom w:type="dxa" w:w="50"/>
+              <w:right w:type="dxa" w:w="80"/>
+            </w:tcMar>
+            <w:vAlign w:val="center"/>
+          </w:tcPr>
+          <w:p>
+            <w:pPr>
+              <w:spacing w:after="20" w:line="264" w:lineRule="auto"/>
+              <w:jc w:val="left"/>
+            </w:pPr>
+            <w:r>
+              <w:rPr>
+                <w:rFonts w:ascii="맑은 고딕" w:cs="맑은 고딕" w:eastAsia="맑은 고딕" w:hAnsi="맑은 고딕"/>
+                <w:sz w:val="16"/>
+                <w:szCs w:val="16"/>
+              </w:rPr>
+              <w:t xml:space="preserve">‘ISA와 연금계좌의 시너지’ 단원을 기초·핵심 로드맵에 편입해야 한다</w:t>
             </w:r>
           </w:p>
         </w:tc>
         <w:tc>
           <w:tcPr>
             <w:tcW w:type="dxa" w:w="1129"/>
+            <w:shd w:fill="F4F5F2" w:color="auto" w:val="clear"/>
             <w:tcMar>
               <w:top w:type="dxa" w:w="50"/>
               <w:left w:type="dxa" w:w="80"/>
@@ -13154,37 +13972,38 @@
                 <w:rFonts w:ascii="맑은 고딕" w:cs="맑은 고딕" w:eastAsia="맑은 고딕" w:hAnsi="맑은 고딕"/>
                 <w:b/>
                 <w:bCs/>
-                <w:color w:val="1F6F55"/>
+                <w:color w:val="9A6A00"/>
                 <w:sz w:val="17"/>
                 <w:szCs w:val="17"/>
               </w:rPr>
-              <w:t xml:space="preserve">사실</w:t>
+              <w:t xml:space="preserve">요구 부분 수용</w:t>
             </w:r>
           </w:p>
         </w:tc>
         <w:tc>
           <w:tcPr>
             <w:tcW w:type="dxa" w:w="4745"/>
-            <w:tcMar>
-              <w:top w:type="dxa" w:w="50"/>
-              <w:left w:type="dxa" w:w="80"/>
-              <w:bottom w:type="dxa" w:w="50"/>
-              <w:right w:type="dxa" w:w="80"/>
-            </w:tcMar>
-            <w:vAlign w:val="center"/>
-          </w:tcPr>
-          <w:p>
-            <w:pPr>
-              <w:spacing w:after="20" w:line="264" w:lineRule="auto"/>
-              <w:jc w:val="left"/>
-            </w:pPr>
-            <w:r>
-              <w:rPr>
-                <w:rFonts w:ascii="맑은 고딕" w:cs="맑은 고딕" w:eastAsia="맑은 고딕" w:hAnsi="맑은 고딕"/>
-                <w:sz w:val="16"/>
-                <w:szCs w:val="16"/>
-              </w:rPr>
-              <w:t xml:space="preserve">실무에서 쓰는 순서이며 제도가 정한 순서는 아니다. 비판 안에서도 ‘ISA를 가장 우선 채워야 한다’는 문장과 순서 제시가 엇갈린다. 학습 요점에는 두 방식을 소득·유동성에 따른 선택으로 적었다.</w:t>
+            <w:shd w:fill="F4F5F2" w:color="auto" w:val="clear"/>
+            <w:tcMar>
+              <w:top w:type="dxa" w:w="50"/>
+              <w:left w:type="dxa" w:w="80"/>
+              <w:bottom w:type="dxa" w:w="50"/>
+              <w:right w:type="dxa" w:w="80"/>
+            </w:tcMar>
+            <w:vAlign w:val="center"/>
+          </w:tcPr>
+          <w:p>
+            <w:pPr>
+              <w:spacing w:after="20" w:line="264" w:lineRule="auto"/>
+              <w:jc w:val="left"/>
+            </w:pPr>
+            <w:r>
+              <w:rPr>
+                <w:rFonts w:ascii="맑은 고딕" w:cs="맑은 고딕" w:eastAsia="맑은 고딕" w:hAnsi="맑은 고딕"/>
+                <w:sz w:val="16"/>
+                <w:szCs w:val="16"/>
+              </w:rPr>
+              <w:t xml:space="preserve">ISA 기초 단원은 연금·노후(목적별 핵심 2·심화 1), 장기 지수(목적별 핵심 1), 배당·인컴(목적별 핵심 1·심화 1), 분산·안정(심화 1)에 넣었다. 시너지(만기 자금의 연금계좌 전환) 단원은 연금계좌 3을 선수로 두므로 연금·노후의 심화에만 두고, 모든 목적의 필수 기초에는 넣지 않았다. 단기 매매 목적 템플릿에는 ISA를 넣지 않았다(몇 달 안에 쓸 돈이 많아 의무가입 3년과 맞지 않음). 다른 목적이라도 투자 기간이 1년 미만이면 ISA 단원에 의무가입 기간 주의를 붙인다(최종 검토 반영: 처음에는 기간이 아니라 목적으로만 걸렀다).</w:t>
             </w:r>
           </w:p>
         </w:tc>
@@ -13196,61 +14015,58 @@
         <w:tc>
           <w:tcPr>
             <w:tcW w:type="dxa" w:w="376"/>
-            <w:shd w:fill="F4F5F2" w:color="auto" w:val="clear"/>
-            <w:tcMar>
-              <w:top w:type="dxa" w:w="50"/>
-              <w:left w:type="dxa" w:w="80"/>
-              <w:bottom w:type="dxa" w:w="50"/>
-              <w:right w:type="dxa" w:w="80"/>
-            </w:tcMar>
-            <w:vAlign w:val="center"/>
-          </w:tcPr>
-          <w:p>
-            <w:pPr>
-              <w:spacing w:after="20" w:line="264" w:lineRule="auto"/>
-              <w:jc w:val="left"/>
-            </w:pPr>
-            <w:r>
-              <w:rPr>
-                <w:rFonts w:ascii="맑은 고딕" w:cs="맑은 고딕" w:eastAsia="맑은 고딕" w:hAnsi="맑은 고딕"/>
-                <w:sz w:val="16"/>
-                <w:szCs w:val="16"/>
-              </w:rPr>
-              <w:t xml:space="preserve">4</w:t>
+            <w:tcMar>
+              <w:top w:type="dxa" w:w="50"/>
+              <w:left w:type="dxa" w:w="80"/>
+              <w:bottom w:type="dxa" w:w="50"/>
+              <w:right w:type="dxa" w:w="80"/>
+            </w:tcMar>
+            <w:vAlign w:val="center"/>
+          </w:tcPr>
+          <w:p>
+            <w:pPr>
+              <w:spacing w:after="20" w:line="264" w:lineRule="auto"/>
+              <w:jc w:val="left"/>
+            </w:pPr>
+            <w:r>
+              <w:rPr>
+                <w:rFonts w:ascii="맑은 고딕" w:cs="맑은 고딕" w:eastAsia="맑은 고딕" w:hAnsi="맑은 고딕"/>
+                <w:sz w:val="16"/>
+                <w:szCs w:val="16"/>
+              </w:rPr>
+              <w:t xml:space="preserve">9</w:t>
             </w:r>
           </w:p>
         </w:tc>
         <w:tc>
           <w:tcPr>
             <w:tcW w:type="dxa" w:w="3162"/>
-            <w:shd w:fill="F4F5F2" w:color="auto" w:val="clear"/>
-            <w:tcMar>
-              <w:top w:type="dxa" w:w="50"/>
-              <w:left w:type="dxa" w:w="80"/>
-              <w:bottom w:type="dxa" w:w="50"/>
-              <w:right w:type="dxa" w:w="80"/>
-            </w:tcMar>
-            <w:vAlign w:val="center"/>
-          </w:tcPr>
-          <w:p>
-            <w:pPr>
-              <w:spacing w:after="20" w:line="264" w:lineRule="auto"/>
-              <w:jc w:val="left"/>
-            </w:pPr>
-            <w:r>
-              <w:rPr>
-                <w:rFonts w:ascii="맑은 고딕" w:cs="맑은 고딕" w:eastAsia="맑은 고딕" w:hAnsi="맑은 고딕"/>
-                <w:sz w:val="16"/>
-                <w:szCs w:val="16"/>
-              </w:rPr>
-              <w:t xml:space="preserve">ISA는 최대 400만원까지 전면 비과세다</w:t>
+            <w:tcMar>
+              <w:top w:type="dxa" w:w="50"/>
+              <w:left w:type="dxa" w:w="80"/>
+              <w:bottom w:type="dxa" w:w="50"/>
+              <w:right w:type="dxa" w:w="80"/>
+            </w:tcMar>
+            <w:vAlign w:val="center"/>
+          </w:tcPr>
+          <w:p>
+            <w:pPr>
+              <w:spacing w:after="20" w:line="264" w:lineRule="auto"/>
+              <w:jc w:val="left"/>
+            </w:pPr>
+            <w:r>
+              <w:rPr>
+                <w:rFonts w:ascii="맑은 고딕" w:cs="맑은 고딕" w:eastAsia="맑은 고딕" w:hAnsi="맑은 고딕"/>
+                <w:sz w:val="16"/>
+                <w:szCs w:val="16"/>
+              </w:rPr>
+              <w:t xml:space="preserve">시스템이 주식형 중심 포트폴리오를 IRP에 편입하도록 유도하면서 70% 한도를 설명하지 않으면 주문이 거부된다</w:t>
             </w:r>
           </w:p>
         </w:tc>
         <w:tc>
           <w:tcPr>
             <w:tcW w:type="dxa" w:w="1129"/>
-            <w:shd w:fill="F4F5F2" w:color="auto" w:val="clear"/>
             <w:tcMar>
               <w:top w:type="dxa" w:w="50"/>
               <w:left w:type="dxa" w:w="80"/>
@@ -13280,595 +14096,26 @@
         <w:tc>
           <w:tcPr>
             <w:tcW w:type="dxa" w:w="4745"/>
-            <w:shd w:fill="F4F5F2" w:color="auto" w:val="clear"/>
-            <w:tcMar>
-              <w:top w:type="dxa" w:w="50"/>
-              <w:left w:type="dxa" w:w="80"/>
-              <w:bottom w:type="dxa" w:w="50"/>
-              <w:right w:type="dxa" w:w="80"/>
-            </w:tcMar>
-            <w:vAlign w:val="center"/>
-          </w:tcPr>
-          <w:p>
-            <w:pPr>
-              <w:spacing w:after="20" w:line="264" w:lineRule="auto"/>
-              <w:jc w:val="left"/>
-            </w:pPr>
-            <w:r>
-              <w:rPr>
-                <w:rFonts w:ascii="맑은 고딕" w:cs="맑은 고딕" w:eastAsia="맑은 고딕" w:hAnsi="맑은 고딕"/>
-                <w:sz w:val="16"/>
-                <w:szCs w:val="16"/>
-              </w:rPr>
-              <w:t xml:space="preserve">정정: 일반형 200만원, 서민형·농어민형 400만원이다.</w:t>
-            </w:r>
-          </w:p>
-        </w:tc>
-      </w:tr>
-      <w:tr>
-        <w:trPr>
-          <w:cantSplit w:val="false"/>
-        </w:trPr>
-        <w:tc>
-          <w:tcPr>
-            <w:tcW w:type="dxa" w:w="376"/>
-            <w:tcMar>
-              <w:top w:type="dxa" w:w="50"/>
-              <w:left w:type="dxa" w:w="80"/>
-              <w:bottom w:type="dxa" w:w="50"/>
-              <w:right w:type="dxa" w:w="80"/>
-            </w:tcMar>
-            <w:vAlign w:val="center"/>
-          </w:tcPr>
-          <w:p>
-            <w:pPr>
-              <w:spacing w:after="20" w:line="264" w:lineRule="auto"/>
-              <w:jc w:val="left"/>
-            </w:pPr>
-            <w:r>
-              <w:rPr>
-                <w:rFonts w:ascii="맑은 고딕" w:cs="맑은 고딕" w:eastAsia="맑은 고딕" w:hAnsi="맑은 고딕"/>
-                <w:sz w:val="16"/>
-                <w:szCs w:val="16"/>
-              </w:rPr>
-              <w:t xml:space="preserve">5</w:t>
-            </w:r>
-          </w:p>
-        </w:tc>
-        <w:tc>
-          <w:tcPr>
-            <w:tcW w:type="dxa" w:w="3162"/>
-            <w:tcMar>
-              <w:top w:type="dxa" w:w="50"/>
-              <w:left w:type="dxa" w:w="80"/>
-              <w:bottom w:type="dxa" w:w="50"/>
-              <w:right w:type="dxa" w:w="80"/>
-            </w:tcMar>
-            <w:vAlign w:val="center"/>
-          </w:tcPr>
-          <w:p>
-            <w:pPr>
-              <w:spacing w:after="20" w:line="264" w:lineRule="auto"/>
-              <w:jc w:val="left"/>
-            </w:pPr>
-            <w:r>
-              <w:rPr>
-                <w:rFonts w:ascii="맑은 고딕" w:cs="맑은 고딕" w:eastAsia="맑은 고딕" w:hAnsi="맑은 고딕"/>
-                <w:sz w:val="16"/>
-                <w:szCs w:val="16"/>
-              </w:rPr>
-              <w:t xml:space="preserve">초과분은 9.9% 분리과세다</w:t>
-            </w:r>
-          </w:p>
-        </w:tc>
-        <w:tc>
-          <w:tcPr>
-            <w:tcW w:type="dxa" w:w="1129"/>
-            <w:tcMar>
-              <w:top w:type="dxa" w:w="50"/>
-              <w:left w:type="dxa" w:w="80"/>
-              <w:bottom w:type="dxa" w:w="50"/>
-              <w:right w:type="dxa" w:w="80"/>
-            </w:tcMar>
-            <w:vAlign w:val="center"/>
-          </w:tcPr>
-          <w:p>
-            <w:pPr>
-              <w:spacing w:after="20" w:line="264" w:lineRule="auto"/>
-              <w:jc w:val="left"/>
-            </w:pPr>
-            <w:r>
-              <w:rPr>
-                <w:rFonts w:ascii="맑은 고딕" w:cs="맑은 고딕" w:eastAsia="맑은 고딕" w:hAnsi="맑은 고딕"/>
-                <w:b/>
-                <w:bCs/>
-                <w:color w:val="1F6F55"/>
-                <w:sz w:val="17"/>
-                <w:szCs w:val="17"/>
-              </w:rPr>
-              <w:t xml:space="preserve">사실</w:t>
-            </w:r>
-          </w:p>
-        </w:tc>
-        <w:tc>
-          <w:tcPr>
-            <w:tcW w:type="dxa" w:w="4745"/>
-            <w:tcMar>
-              <w:top w:type="dxa" w:w="50"/>
-              <w:left w:type="dxa" w:w="80"/>
-              <w:bottom w:type="dxa" w:w="50"/>
-              <w:right w:type="dxa" w:w="80"/>
-            </w:tcMar>
-            <w:vAlign w:val="center"/>
-          </w:tcPr>
-          <w:p>
-            <w:pPr>
-              <w:spacing w:after="20" w:line="264" w:lineRule="auto"/>
-              <w:jc w:val="left"/>
-            </w:pPr>
-            <w:r>
-              <w:rPr>
-                <w:rFonts w:ascii="맑은 고딕" w:cs="맑은 고딕" w:eastAsia="맑은 고딕" w:hAnsi="맑은 고딕"/>
-                <w:sz w:val="16"/>
-                <w:szCs w:val="16"/>
-              </w:rPr>
-              <w:t xml:space="preserve">그대로 반영했다.</w:t>
-            </w:r>
-          </w:p>
-        </w:tc>
-      </w:tr>
-      <w:tr>
-        <w:trPr>
-          <w:cantSplit w:val="false"/>
-        </w:trPr>
-        <w:tc>
-          <w:tcPr>
-            <w:tcW w:type="dxa" w:w="376"/>
-            <w:shd w:fill="F4F5F2" w:color="auto" w:val="clear"/>
-            <w:tcMar>
-              <w:top w:type="dxa" w:w="50"/>
-              <w:left w:type="dxa" w:w="80"/>
-              <w:bottom w:type="dxa" w:w="50"/>
-              <w:right w:type="dxa" w:w="80"/>
-            </w:tcMar>
-            <w:vAlign w:val="center"/>
-          </w:tcPr>
-          <w:p>
-            <w:pPr>
-              <w:spacing w:after="20" w:line="264" w:lineRule="auto"/>
-              <w:jc w:val="left"/>
-            </w:pPr>
-            <w:r>
-              <w:rPr>
-                <w:rFonts w:ascii="맑은 고딕" w:cs="맑은 고딕" w:eastAsia="맑은 고딕" w:hAnsi="맑은 고딕"/>
-                <w:sz w:val="16"/>
-                <w:szCs w:val="16"/>
-              </w:rPr>
-              <w:t xml:space="preserve">6</w:t>
-            </w:r>
-          </w:p>
-        </w:tc>
-        <w:tc>
-          <w:tcPr>
-            <w:tcW w:type="dxa" w:w="3162"/>
-            <w:shd w:fill="F4F5F2" w:color="auto" w:val="clear"/>
-            <w:tcMar>
-              <w:top w:type="dxa" w:w="50"/>
-              <w:left w:type="dxa" w:w="80"/>
-              <w:bottom w:type="dxa" w:w="50"/>
-              <w:right w:type="dxa" w:w="80"/>
-            </w:tcMar>
-            <w:vAlign w:val="center"/>
-          </w:tcPr>
-          <w:p>
-            <w:pPr>
-              <w:spacing w:after="20" w:line="264" w:lineRule="auto"/>
-              <w:jc w:val="left"/>
-            </w:pPr>
-            <w:r>
-              <w:rPr>
-                <w:rFonts w:ascii="맑은 고딕" w:cs="맑은 고딕" w:eastAsia="맑은 고딕" w:hAnsi="맑은 고딕"/>
-                <w:sz w:val="16"/>
-                <w:szCs w:val="16"/>
-              </w:rPr>
-              <w:t xml:space="preserve">금융소득종합과세를 회피할 수 있는 유일한 대안이다</w:t>
-            </w:r>
-          </w:p>
-        </w:tc>
-        <w:tc>
-          <w:tcPr>
-            <w:tcW w:type="dxa" w:w="1129"/>
-            <w:shd w:fill="F4F5F2" w:color="auto" w:val="clear"/>
-            <w:tcMar>
-              <w:top w:type="dxa" w:w="50"/>
-              <w:left w:type="dxa" w:w="80"/>
-              <w:bottom w:type="dxa" w:w="50"/>
-              <w:right w:type="dxa" w:w="80"/>
-            </w:tcMar>
-            <w:vAlign w:val="center"/>
-          </w:tcPr>
-          <w:p>
-            <w:pPr>
-              <w:spacing w:after="20" w:line="264" w:lineRule="auto"/>
-              <w:jc w:val="left"/>
-            </w:pPr>
-            <w:r>
-              <w:rPr>
-                <w:rFonts w:ascii="맑은 고딕" w:cs="맑은 고딕" w:eastAsia="맑은 고딕" w:hAnsi="맑은 고딕"/>
-                <w:b/>
-                <w:bCs/>
-                <w:color w:val="B2362D"/>
-                <w:sz w:val="17"/>
-                <w:szCs w:val="17"/>
-              </w:rPr>
-              <w:t xml:space="preserve">오류</w:t>
-            </w:r>
-          </w:p>
-        </w:tc>
-        <w:tc>
-          <w:tcPr>
-            <w:tcW w:type="dxa" w:w="4745"/>
-            <w:shd w:fill="F4F5F2" w:color="auto" w:val="clear"/>
-            <w:tcMar>
-              <w:top w:type="dxa" w:w="50"/>
-              <w:left w:type="dxa" w:w="80"/>
-              <w:bottom w:type="dxa" w:w="50"/>
-              <w:right w:type="dxa" w:w="80"/>
-            </w:tcMar>
-            <w:vAlign w:val="center"/>
-          </w:tcPr>
-          <w:p>
-            <w:pPr>
-              <w:spacing w:after="20" w:line="264" w:lineRule="auto"/>
-              <w:jc w:val="left"/>
-            </w:pPr>
-            <w:r>
-              <w:rPr>
-                <w:rFonts w:ascii="맑은 고딕" w:cs="맑은 고딕" w:eastAsia="맑은 고딕" w:hAnsi="맑은 고딕"/>
-                <w:sz w:val="16"/>
-                <w:szCs w:val="16"/>
-              </w:rPr>
-              <w:t xml:space="preserve">연금저축·IRP도 과세이연 후 연금 수령 때 연금소득세로 과세되므로 ‘유일한’ 대안이 아니다.</w:t>
-            </w:r>
-          </w:p>
-        </w:tc>
-      </w:tr>
-      <w:tr>
-        <w:trPr>
-          <w:cantSplit w:val="false"/>
-        </w:trPr>
-        <w:tc>
-          <w:tcPr>
-            <w:tcW w:type="dxa" w:w="376"/>
-            <w:tcMar>
-              <w:top w:type="dxa" w:w="50"/>
-              <w:left w:type="dxa" w:w="80"/>
-              <w:bottom w:type="dxa" w:w="50"/>
-              <w:right w:type="dxa" w:w="80"/>
-            </w:tcMar>
-            <w:vAlign w:val="center"/>
-          </w:tcPr>
-          <w:p>
-            <w:pPr>
-              <w:spacing w:after="20" w:line="264" w:lineRule="auto"/>
-              <w:jc w:val="left"/>
-            </w:pPr>
-            <w:r>
-              <w:rPr>
-                <w:rFonts w:ascii="맑은 고딕" w:cs="맑은 고딕" w:eastAsia="맑은 고딕" w:hAnsi="맑은 고딕"/>
-                <w:sz w:val="16"/>
-                <w:szCs w:val="16"/>
-              </w:rPr>
-              <w:t xml:space="preserve">7</w:t>
-            </w:r>
-          </w:p>
-        </w:tc>
-        <w:tc>
-          <w:tcPr>
-            <w:tcW w:type="dxa" w:w="3162"/>
-            <w:tcMar>
-              <w:top w:type="dxa" w:w="50"/>
-              <w:left w:type="dxa" w:w="80"/>
-              <w:bottom w:type="dxa" w:w="50"/>
-              <w:right w:type="dxa" w:w="80"/>
-            </w:tcMar>
-            <w:vAlign w:val="center"/>
-          </w:tcPr>
-          <w:p>
-            <w:pPr>
-              <w:spacing w:after="20" w:line="264" w:lineRule="auto"/>
-              <w:jc w:val="left"/>
-            </w:pPr>
-            <w:r>
-              <w:rPr>
-                <w:rFonts w:ascii="맑은 고딕" w:cs="맑은 고딕" w:eastAsia="맑은 고딕" w:hAnsi="맑은 고딕"/>
-                <w:sz w:val="16"/>
-                <w:szCs w:val="16"/>
-              </w:rPr>
-              <w:t xml:space="preserve">만기 자금을 연금계좌로 옮기면 10%(최대 300만원) 추가 세액공제를 받는다</w:t>
-            </w:r>
-          </w:p>
-        </w:tc>
-        <w:tc>
-          <w:tcPr>
-            <w:tcW w:type="dxa" w:w="1129"/>
-            <w:tcMar>
-              <w:top w:type="dxa" w:w="50"/>
-              <w:left w:type="dxa" w:w="80"/>
-              <w:bottom w:type="dxa" w:w="50"/>
-              <w:right w:type="dxa" w:w="80"/>
-            </w:tcMar>
-            <w:vAlign w:val="center"/>
-          </w:tcPr>
-          <w:p>
-            <w:pPr>
-              <w:spacing w:after="20" w:line="264" w:lineRule="auto"/>
-              <w:jc w:val="left"/>
-            </w:pPr>
-            <w:r>
-              <w:rPr>
-                <w:rFonts w:ascii="맑은 고딕" w:cs="맑은 고딕" w:eastAsia="맑은 고딕" w:hAnsi="맑은 고딕"/>
-                <w:b/>
-                <w:bCs/>
-                <w:color w:val="1F6F55"/>
-                <w:sz w:val="17"/>
-                <w:szCs w:val="17"/>
-              </w:rPr>
-              <w:t xml:space="preserve">사실</w:t>
-            </w:r>
-          </w:p>
-        </w:tc>
-        <w:tc>
-          <w:tcPr>
-            <w:tcW w:type="dxa" w:w="4745"/>
-            <w:tcMar>
-              <w:top w:type="dxa" w:w="50"/>
-              <w:left w:type="dxa" w:w="80"/>
-              <w:bottom w:type="dxa" w:w="50"/>
-              <w:right w:type="dxa" w:w="80"/>
-            </w:tcMar>
-            <w:vAlign w:val="center"/>
-          </w:tcPr>
-          <w:p>
-            <w:pPr>
-              <w:spacing w:after="20" w:line="264" w:lineRule="auto"/>
-              <w:jc w:val="left"/>
-            </w:pPr>
-            <w:r>
-              <w:rPr>
-                <w:rFonts w:ascii="맑은 고딕" w:cs="맑은 고딕" w:eastAsia="맑은 고딕" w:hAnsi="맑은 고딕"/>
-                <w:sz w:val="16"/>
-                <w:szCs w:val="16"/>
-              </w:rPr>
-              <w:t xml:space="preserve">만기 후 60일 안에 옮길 때다.</w:t>
-            </w:r>
-          </w:p>
-        </w:tc>
-      </w:tr>
-      <w:tr>
-        <w:trPr>
-          <w:cantSplit w:val="false"/>
-        </w:trPr>
-        <w:tc>
-          <w:tcPr>
-            <w:tcW w:type="dxa" w:w="376"/>
-            <w:shd w:fill="F4F5F2" w:color="auto" w:val="clear"/>
-            <w:tcMar>
-              <w:top w:type="dxa" w:w="50"/>
-              <w:left w:type="dxa" w:w="80"/>
-              <w:bottom w:type="dxa" w:w="50"/>
-              <w:right w:type="dxa" w:w="80"/>
-            </w:tcMar>
-            <w:vAlign w:val="center"/>
-          </w:tcPr>
-          <w:p>
-            <w:pPr>
-              <w:spacing w:after="20" w:line="264" w:lineRule="auto"/>
-              <w:jc w:val="left"/>
-            </w:pPr>
-            <w:r>
-              <w:rPr>
-                <w:rFonts w:ascii="맑은 고딕" w:cs="맑은 고딕" w:eastAsia="맑은 고딕" w:hAnsi="맑은 고딕"/>
-                <w:sz w:val="16"/>
-                <w:szCs w:val="16"/>
-              </w:rPr>
-              <w:t xml:space="preserve">8</w:t>
-            </w:r>
-          </w:p>
-        </w:tc>
-        <w:tc>
-          <w:tcPr>
-            <w:tcW w:type="dxa" w:w="3162"/>
-            <w:shd w:fill="F4F5F2" w:color="auto" w:val="clear"/>
-            <w:tcMar>
-              <w:top w:type="dxa" w:w="50"/>
-              <w:left w:type="dxa" w:w="80"/>
-              <w:bottom w:type="dxa" w:w="50"/>
-              <w:right w:type="dxa" w:w="80"/>
-            </w:tcMar>
-            <w:vAlign w:val="center"/>
-          </w:tcPr>
-          <w:p>
-            <w:pPr>
-              <w:spacing w:after="20" w:line="264" w:lineRule="auto"/>
-              <w:jc w:val="left"/>
-            </w:pPr>
-            <w:r>
-              <w:rPr>
-                <w:rFonts w:ascii="맑은 고딕" w:cs="맑은 고딕" w:eastAsia="맑은 고딕" w:hAnsi="맑은 고딕"/>
-                <w:sz w:val="16"/>
-                <w:szCs w:val="16"/>
-              </w:rPr>
-              <w:t xml:space="preserve">ISA 단원을 기초·핵심 로드맵에 편입해야 한다</w:t>
-            </w:r>
-          </w:p>
-        </w:tc>
-        <w:tc>
-          <w:tcPr>
-            <w:tcW w:type="dxa" w:w="1129"/>
-            <w:shd w:fill="F4F5F2" w:color="auto" w:val="clear"/>
-            <w:tcMar>
-              <w:top w:type="dxa" w:w="50"/>
-              <w:left w:type="dxa" w:w="80"/>
-              <w:bottom w:type="dxa" w:w="50"/>
-              <w:right w:type="dxa" w:w="80"/>
-            </w:tcMar>
-            <w:vAlign w:val="center"/>
-          </w:tcPr>
-          <w:p>
-            <w:pPr>
-              <w:spacing w:after="20" w:line="264" w:lineRule="auto"/>
-              <w:jc w:val="left"/>
-            </w:pPr>
-            <w:r>
-              <w:rPr>
-                <w:rFonts w:ascii="맑은 고딕" w:cs="맑은 고딕" w:eastAsia="맑은 고딕" w:hAnsi="맑은 고딕"/>
-                <w:b/>
-                <w:bCs/>
-                <w:color w:val="1F6F55"/>
-                <w:sz w:val="17"/>
-                <w:szCs w:val="17"/>
-              </w:rPr>
-              <w:t xml:space="preserve">요구 수용</w:t>
-            </w:r>
-          </w:p>
-        </w:tc>
-        <w:tc>
-          <w:tcPr>
-            <w:tcW w:type="dxa" w:w="4745"/>
-            <w:shd w:fill="F4F5F2" w:color="auto" w:val="clear"/>
-            <w:tcMar>
-              <w:top w:type="dxa" w:w="50"/>
-              <w:left w:type="dxa" w:w="80"/>
-              <w:bottom w:type="dxa" w:w="50"/>
-              <w:right w:type="dxa" w:w="80"/>
-            </w:tcMar>
-            <w:vAlign w:val="center"/>
-          </w:tcPr>
-          <w:p>
-            <w:pPr>
-              <w:spacing w:after="20" w:line="264" w:lineRule="auto"/>
-              <w:jc w:val="left"/>
-            </w:pPr>
-            <w:r>
-              <w:rPr>
-                <w:rFonts w:ascii="맑은 고딕" w:cs="맑은 고딕" w:eastAsia="맑은 고딕" w:hAnsi="맑은 고딕"/>
-                <w:sz w:val="16"/>
-                <w:szCs w:val="16"/>
-              </w:rPr>
-              <w:t xml:space="preserve">연금·노후(핵심 2·심화 1), 장기 지수(핵심 1), 배당·인컴(핵심 1·심화 1), 분산·안정(심화 1)에 넣었다. 단기 매매 목적 템플릿에는 넣지 않았다(몇 달 안에 쓸 돈이 많아 의무가입 3년과 맞지 않음). 다른 목적이라도 투자 기간이 1년 미만이면 ISA 단원에 의무가입 기간 주의를 붙인다(최종 검토 반영: 처음에는 기간이 아니라 목적으로만 걸렀다).</w:t>
-            </w:r>
-          </w:p>
-        </w:tc>
-      </w:tr>
-      <w:tr>
-        <w:trPr>
-          <w:cantSplit w:val="false"/>
-        </w:trPr>
-        <w:tc>
-          <w:tcPr>
-            <w:tcW w:type="dxa" w:w="376"/>
-            <w:tcMar>
-              <w:top w:type="dxa" w:w="50"/>
-              <w:left w:type="dxa" w:w="80"/>
-              <w:bottom w:type="dxa" w:w="50"/>
-              <w:right w:type="dxa" w:w="80"/>
-            </w:tcMar>
-            <w:vAlign w:val="center"/>
-          </w:tcPr>
-          <w:p>
-            <w:pPr>
-              <w:spacing w:after="20" w:line="264" w:lineRule="auto"/>
-              <w:jc w:val="left"/>
-            </w:pPr>
-            <w:r>
-              <w:rPr>
-                <w:rFonts w:ascii="맑은 고딕" w:cs="맑은 고딕" w:eastAsia="맑은 고딕" w:hAnsi="맑은 고딕"/>
-                <w:sz w:val="16"/>
-                <w:szCs w:val="16"/>
-              </w:rPr>
-              <w:t xml:space="preserve">9</w:t>
-            </w:r>
-          </w:p>
-        </w:tc>
-        <w:tc>
-          <w:tcPr>
-            <w:tcW w:type="dxa" w:w="3162"/>
-            <w:tcMar>
-              <w:top w:type="dxa" w:w="50"/>
-              <w:left w:type="dxa" w:w="80"/>
-              <w:bottom w:type="dxa" w:w="50"/>
-              <w:right w:type="dxa" w:w="80"/>
-            </w:tcMar>
-            <w:vAlign w:val="center"/>
-          </w:tcPr>
-          <w:p>
-            <w:pPr>
-              <w:spacing w:after="20" w:line="264" w:lineRule="auto"/>
-              <w:jc w:val="left"/>
-            </w:pPr>
-            <w:r>
-              <w:rPr>
-                <w:rFonts w:ascii="맑은 고딕" w:cs="맑은 고딕" w:eastAsia="맑은 고딕" w:hAnsi="맑은 고딕"/>
-                <w:sz w:val="16"/>
-                <w:szCs w:val="16"/>
-              </w:rPr>
-              <w:t xml:space="preserve">IRP 70% 한도를 생략하면 주식형 100% 주문이 거부된다</w:t>
-            </w:r>
-          </w:p>
-        </w:tc>
-        <w:tc>
-          <w:tcPr>
-            <w:tcW w:type="dxa" w:w="1129"/>
-            <w:tcMar>
-              <w:top w:type="dxa" w:w="50"/>
-              <w:left w:type="dxa" w:w="80"/>
-              <w:bottom w:type="dxa" w:w="50"/>
-              <w:right w:type="dxa" w:w="80"/>
-            </w:tcMar>
-            <w:vAlign w:val="center"/>
-          </w:tcPr>
-          <w:p>
-            <w:pPr>
-              <w:spacing w:after="20" w:line="264" w:lineRule="auto"/>
-              <w:jc w:val="left"/>
-            </w:pPr>
-            <w:r>
-              <w:rPr>
-                <w:rFonts w:ascii="맑은 고딕" w:cs="맑은 고딕" w:eastAsia="맑은 고딕" w:hAnsi="맑은 고딕"/>
-                <w:b/>
-                <w:bCs/>
-                <w:color w:val="1F6F55"/>
-                <w:sz w:val="17"/>
-                <w:szCs w:val="17"/>
-              </w:rPr>
-              <w:t xml:space="preserve">사실</w:t>
-            </w:r>
-          </w:p>
-        </w:tc>
-        <w:tc>
-          <w:tcPr>
-            <w:tcW w:type="dxa" w:w="4745"/>
-            <w:tcMar>
-              <w:top w:type="dxa" w:w="50"/>
-              <w:left w:type="dxa" w:w="80"/>
-              <w:bottom w:type="dxa" w:w="50"/>
-              <w:right w:type="dxa" w:w="80"/>
-            </w:tcMar>
-            <w:vAlign w:val="center"/>
-          </w:tcPr>
-          <w:p>
-            <w:pPr>
-              <w:spacing w:after="20" w:line="264" w:lineRule="auto"/>
-              <w:jc w:val="left"/>
-            </w:pPr>
-            <w:r>
-              <w:rPr>
-                <w:rFonts w:ascii="맑은 고딕" w:cs="맑은 고딕" w:eastAsia="맑은 고딕" w:hAnsi="맑은 고딕"/>
-                <w:sz w:val="16"/>
-                <w:szCs w:val="16"/>
-              </w:rPr>
-              <w:t xml:space="preserve">IRP는 위험자산 총투자한도 70%(계좌 평가액 기준)이고, 한도를 넘으면 위험자산 추가 매수가 제한된다. 카드 문구와 학습 요점에 넣었다.</w:t>
+            <w:tcMar>
+              <w:top w:type="dxa" w:w="50"/>
+              <w:left w:type="dxa" w:w="80"/>
+              <w:bottom w:type="dxa" w:w="50"/>
+              <w:right w:type="dxa" w:w="80"/>
+            </w:tcMar>
+            <w:vAlign w:val="center"/>
+          </w:tcPr>
+          <w:p>
+            <w:pPr>
+              <w:spacing w:after="20" w:line="264" w:lineRule="auto"/>
+              <w:jc w:val="left"/>
+            </w:pPr>
+            <w:r>
+              <w:rPr>
+                <w:rFonts w:ascii="맑은 고딕" w:cs="맑은 고딕" w:eastAsia="맑은 고딕" w:hAnsi="맑은 고딕"/>
+                <w:sz w:val="16"/>
+                <w:szCs w:val="16"/>
+              </w:rPr>
+              <w:t xml:space="preserve">한도 안내가 빠진 것은 사실이라 수용했다. IRP는 위험자산 총투자한도 70%(계좌 평가액 기준)이고, 한도를 넘으면 위험자산 추가 매수가 제한된다. 카드 문구와 학습 요점에 넣었다. 다만 ‘유도’ 전제는 사실과 다르다. 이 시스템은 계좌별 자산 비중이나 상품을 권하지 않고, 모든 추천 응답에 매수·매도 비권유 고지를 붙인다.</w:t>
             </w:r>
           </w:p>
         </w:tc>
@@ -13903,7 +14150,7 @@
           <w:sz w:val="20"/>
           <w:szCs w:val="20"/>
         </w:rPr>
-        <w:t xml:space="preserve">1차본: 연금계좌 카드 ‘연금저축·IRP 편입 가능(국내 상장), 과세이연 후 연금 수령 시 연금소득세’, 용어집 ‘납입액은 한도 내 세액공제’. ISA와 70% 한도는 어디에도 없었다.</w:t>
+        <w:t xml:space="preserve">1차본: 유형 카드 10종의 ‘세금·연금계좌·규제 요약’ 칸에 반복된 연금 문구 ‘연금저축·IRP 편입 가능(국내 상장), 과세이연 후 연금 수령 시 연금소득세’, 용어집 ‘납입액은 한도 내 세액공제’. ISA와 70% 한도는 어디에도 없었다.</w:t>
       </w:r>
     </w:p>
     <w:p>
@@ -14027,7 +14274,7 @@
           <w:sz w:val="21"/>
           <w:szCs w:val="21"/>
         </w:rPr>
-        <w:t xml:space="preserve">‘400만원 전면 비과세’와 ‘유일한 대안’은 정정했다. 요구는 모두 반영했다.</w:t>
+        <w:t xml:space="preserve">‘400만원 전면 비과세’와 ‘유일한 대안’은 정정했다. ISA 단원 배치는 목적별 핵심·심화로 범위를 조정했고(시너지 단원은 연금 심화), IRP 70% 요구는 모두 반영했다. ‘유도’ 전제는 바로잡았다.</w:t>
       </w:r>
     </w:p>
     <w:p>
@@ -14078,7 +14325,7 @@
           <w:sz w:val="21"/>
           <w:szCs w:val="21"/>
         </w:rPr>
-        <w:t xml:space="preserve">로드맵 템플릿과 목적 친화도에 ISA를 넣고(위 배치), 연금계좌 카드에 70% 한도·초과 시 매수 제한·연금저축펀드 무제한·세액공제·연금소득세 조건을, 국내주식형 카드에 ‘ISA 효과는 분배금에 한정’을 적었다.</w:t>
+        <w:t xml:space="preserve">로드맵 템플릿과 목적 친화도에 ISA를 넣고(위 배치), 유형 카드의 연금계좌 문구에 70% 한도·초과 시 매수 제한·연금저축펀드 무제한·세액공제·연금소득세 조건을, 국내주식형 카드에 ‘ISA의 절세 효과는 주로 분배금에서 나온다(손익 통산 취급은 원문 확인)’를 적었다.</w:t>
       </w:r>
     </w:p>
     <w:p>
@@ -14207,7 +14454,7 @@
           <w:sz w:val="19"/>
           <w:szCs w:val="19"/>
         </w:rPr>
-        <w:t xml:space="preserve">국내 상장 해외주식형 ETF의 세금을 ‘매매차익·분배금 배당소득세 15.4%, 금융소득종합과세 대상’으로 정리한 것은 대원칙과 부합하고, 해외 직상장 ETF가 ‘연 250만원 기본공제 후 22% 양도소득세(분리과세)’를 적용받는다는 분류도 올바르다 … 그러나 과표기준가 메커니즘이 누락되었다: 실제 매매차익과 과표기준가 상승분 중 작은 금액에 15.4% … 단기 매매자에게 결정적이므로 ‘과표기준가와 매매차익의 딜레마’ 텍스트 콘텐츠를 신설해야 한다.</w:t>
+        <w:t xml:space="preserve">국내 상장 해외주식형 ETF의 세금을 ‘매매차익·분배금 배당소득세 15.4%, 금융소득종합과세 대상’으로 정리한 것은 대원칙과 부합하고, 해외 직상장 ETF가 ‘연 250만원 기본공제 후 22% 양도소득세(분리과세)’를 적용받는다는 분류도 올바르다 … 그러나 과표기준가 메커니즘이 누락되었다: 국내 상장 해외/파생형 ETF를 매도할 때 … ‘실제 매매차익’과 ‘과표기준가의 상승분’ 중 더 작은 금액을 기준으로 15.4%가 부과되는 보유기간과세 … 단기 매매자에게 결정적이므로 ‘과표기준가와 매매차익의 딜레마’ 텍스트 콘텐츠를 신설해야 한다.</w:t>
       </w:r>
     </w:p>
     <w:p>
@@ -14773,7 +15020,7 @@
                 <w:sz w:val="16"/>
                 <w:szCs w:val="16"/>
               </w:rPr>
-              <w:t xml:space="preserve">실제 차익과 과표기준가 상승분 중 작은 금액에 15.4%가 붙는다</w:t>
+              <w:t xml:space="preserve">국내 상장 해외/파생형 ETF는 실제 차익과 과표기준가 상승분 중 작은 금액에 15.4%가 붙는다</w:t>
             </w:r>
           </w:p>
         </w:tc>
@@ -14799,11 +15046,11 @@
                 <w:rFonts w:ascii="맑은 고딕" w:cs="맑은 고딕" w:eastAsia="맑은 고딕" w:hAnsi="맑은 고딕"/>
                 <w:b/>
                 <w:bCs/>
-                <w:color w:val="1F6F55"/>
+                <w:color w:val="9A6A00"/>
                 <w:sz w:val="17"/>
                 <w:szCs w:val="17"/>
               </w:rPr>
-              <w:t xml:space="preserve">사실</w:t>
+              <w:t xml:space="preserve">부분</w:t>
             </w:r>
           </w:p>
         </w:tc>
@@ -14830,7 +15077,7 @@
                 <w:sz w:val="16"/>
                 <w:szCs w:val="16"/>
               </w:rPr>
-              <w:t xml:space="preserve">그대로 반영했다. 실제 이익이 있어도 과표기준가가 내렸으면 과세되지 않고, 계좌 밖에서는 손실을 다른 이익과 통산하지 못한다는 비대칭도 함께 적었다.</w:t>
+              <w:t xml:space="preserve">해외주식형·채권·원자재 같은 기타 ETF에는 맞고, 그대로 반영했다. 그러나 ‘파생형’ 전체에 일괄 적용한 것은 틀렸다. 국내 레버리지·인버스는 상품 구성(장외 스와프 여부 등)에 따라 매매차익 과세 여부가 달라 상품별로 확인해야 한다(2차본 초안도 같은 일반화를 했다가 정정함, 아래). 실제 이익이 있어도 과표기준가가 내렸으면 과세되지 않고, 계좌 밖에서는 손실을 다른 이익과 통산하지 못한다는 비대칭도 함께 적었다.</w:t>
             </w:r>
           </w:p>
         </w:tc>
@@ -15378,7 +15625,7 @@
           <w:sz w:val="19"/>
           <w:szCs w:val="19"/>
         </w:rPr>
-        <w:t xml:space="preserve">4.3절은 비공식 화면용 JSON 엔드포인트(getJsonData.cmd, bld=MDC/STAT/…)를 직접 호출해 파싱한다고 당당히 기술한다 … 이용약관 제6조·제7조의 크롤링·스크래핑 금지, ‘API 인증키의 담보 사용 및 일 10,000회 초과 호출’ 금지 … IP 차단을 유발한다 … 공공데이터포털 API(15094806, 15094775)가 합법적 통로이므로 KRX 직접 크롤링 모듈을 즉시 삭제하고 공공데이터포털 API 중심 ETL로 전면 이관해야 한다.</w:t>
+        <w:t xml:space="preserve">본 중간보고서의 아키텍처는 한국거래소 약관을 명백히 위반하는 불법적 요소를 내재하고 있으며 … 4.3절은 비공식 화면용 JSON 엔드포인트(getJsonData.cmd, bld=MDC/STAT/…)를 직접 호출해 파싱한다고 당당히 기술한다 … 법적 분쟁을 야기할 수 있는 치명적 설계 오류다 … 이용약관 제6조·제7조의 크롤링·스크래핑 금지, ‘API 인증키의 담보 사용 및 일 10,000회 초과 호출’ 금지 … IP 차단을 유발한다 … 공공데이터포털 API(15094806, 15094775)가 합법적 통로이므로 KRX 직접 크롤링 모듈을 즉시 삭제하고 공공데이터포털 API 중심 ETL로 전면 이관해야 한다.</w:t>
       </w:r>
     </w:p>
     <w:p>
@@ -16172,6 +16419,120 @@
                 <w:sz w:val="16"/>
                 <w:szCs w:val="16"/>
               </w:rPr>
+              <w:t xml:space="preserve">한국거래소 약관을 명백히 위반하는 불법적 요소이며 법적 분쟁을 야기할 치명적 설계 오류다</w:t>
+            </w:r>
+          </w:p>
+        </w:tc>
+        <w:tc>
+          <w:tcPr>
+            <w:tcW w:type="dxa" w:w="1129"/>
+            <w:shd w:fill="F4F5F2" w:color="auto" w:val="clear"/>
+            <w:tcMar>
+              <w:top w:type="dxa" w:w="50"/>
+              <w:left w:type="dxa" w:w="80"/>
+              <w:bottom w:type="dxa" w:w="50"/>
+              <w:right w:type="dxa" w:w="80"/>
+            </w:tcMar>
+            <w:vAlign w:val="center"/>
+          </w:tcPr>
+          <w:p>
+            <w:pPr>
+              <w:spacing w:after="20" w:line="264" w:lineRule="auto"/>
+              <w:jc w:val="left"/>
+            </w:pPr>
+            <w:r>
+              <w:rPr>
+                <w:rFonts w:ascii="맑은 고딕" w:cs="맑은 고딕" w:eastAsia="맑은 고딕" w:hAnsi="맑은 고딕"/>
+                <w:b/>
+                <w:bCs/>
+                <w:color w:val="5D665D"/>
+                <w:sz w:val="17"/>
+                <w:szCs w:val="17"/>
+              </w:rPr>
+              <w:t xml:space="preserve">미검증</w:t>
+            </w:r>
+          </w:p>
+        </w:tc>
+        <w:tc>
+          <w:tcPr>
+            <w:tcW w:type="dxa" w:w="4745"/>
+            <w:shd w:fill="F4F5F2" w:color="auto" w:val="clear"/>
+            <w:tcMar>
+              <w:top w:type="dxa" w:w="50"/>
+              <w:left w:type="dxa" w:w="80"/>
+              <w:bottom w:type="dxa" w:w="50"/>
+              <w:right w:type="dxa" w:w="80"/>
+            </w:tcMar>
+            <w:vAlign w:val="center"/>
+          </w:tcPr>
+          <w:p>
+            <w:pPr>
+              <w:spacing w:after="20" w:line="264" w:lineRule="auto"/>
+              <w:jc w:val="left"/>
+            </w:pPr>
+            <w:r>
+              <w:rPr>
+                <w:rFonts w:ascii="맑은 고딕" w:cs="맑은 고딕" w:eastAsia="맑은 고딕" w:hAnsi="맑은 고딕"/>
+                <w:sz w:val="16"/>
+                <w:szCs w:val="16"/>
+              </w:rPr>
+              <w:t xml:space="preserve">비공식 화면 엔드포인트의 자동 호출은 약관·서버 부하 측면에서 위반 소지가 크다고 보고 삭제했다(아래). 다만 약관 조항 원문을 확인하지 못해 ‘명백한 위반·불법’이라는 단정은 판정하지 않는다.</w:t>
+            </w:r>
+          </w:p>
+        </w:tc>
+      </w:tr>
+      <w:tr>
+        <w:trPr>
+          <w:cantSplit w:val="false"/>
+        </w:trPr>
+        <w:tc>
+          <w:tcPr>
+            <w:tcW w:type="dxa" w:w="376"/>
+            <w:tcMar>
+              <w:top w:type="dxa" w:w="50"/>
+              <w:left w:type="dxa" w:w="80"/>
+              <w:bottom w:type="dxa" w:w="50"/>
+              <w:right w:type="dxa" w:w="80"/>
+            </w:tcMar>
+            <w:vAlign w:val="center"/>
+          </w:tcPr>
+          <w:p>
+            <w:pPr>
+              <w:spacing w:after="20" w:line="264" w:lineRule="auto"/>
+              <w:jc w:val="left"/>
+            </w:pPr>
+            <w:r>
+              <w:rPr>
+                <w:rFonts w:ascii="맑은 고딕" w:cs="맑은 고딕" w:eastAsia="맑은 고딕" w:hAnsi="맑은 고딕"/>
+                <w:sz w:val="16"/>
+                <w:szCs w:val="16"/>
+              </w:rPr>
+              <w:t xml:space="preserve">7</w:t>
+            </w:r>
+          </w:p>
+        </w:tc>
+        <w:tc>
+          <w:tcPr>
+            <w:tcW w:type="dxa" w:w="3162"/>
+            <w:tcMar>
+              <w:top w:type="dxa" w:w="50"/>
+              <w:left w:type="dxa" w:w="80"/>
+              <w:bottom w:type="dxa" w:w="50"/>
+              <w:right w:type="dxa" w:w="80"/>
+            </w:tcMar>
+            <w:vAlign w:val="center"/>
+          </w:tcPr>
+          <w:p>
+            <w:pPr>
+              <w:spacing w:after="20" w:line="264" w:lineRule="auto"/>
+              <w:jc w:val="left"/>
+            </w:pPr>
+            <w:r>
+              <w:rPr>
+                <w:rFonts w:ascii="맑은 고딕" w:cs="맑은 고딕" w:eastAsia="맑은 고딕" w:hAnsi="맑은 고딕"/>
+                <w:sz w:val="16"/>
+                <w:szCs w:val="16"/>
+              </w:rPr>
               <w:t xml:space="preserve">공공데이터포털 API 중심 ETL로 전면 이관해야 한다</w:t>
             </w:r>
           </w:p>
@@ -16179,7 +16540,6 @@
         <w:tc>
           <w:tcPr>
             <w:tcW w:type="dxa" w:w="1129"/>
-            <w:shd w:fill="F4F5F2" w:color="auto" w:val="clear"/>
             <w:tcMar>
               <w:top w:type="dxa" w:w="50"/>
               <w:left w:type="dxa" w:w="80"/>
@@ -16209,7 +16569,6 @@
         <w:tc>
           <w:tcPr>
             <w:tcW w:type="dxa" w:w="4745"/>
-            <w:shd w:fill="F4F5F2" w:color="auto" w:val="clear"/>
             <w:tcMar>
               <w:top w:type="dxa" w:w="50"/>
               <w:left w:type="dxa" w:w="80"/>
@@ -16696,7 +17055,7 @@
           <w:sz w:val="21"/>
           <w:szCs w:val="21"/>
         </w:rPr>
-        <w:t xml:space="preserve">수용(법령 수치 정정, k-익명화 범위 조정)</w:t>
+        <w:t xml:space="preserve">수용(법령 요건 정정, k-익명화 범위 조정)</w:t>
       </w:r>
       <w:r>
         <w:rPr>
@@ -16739,7 +17098,7 @@
           <w:sz w:val="19"/>
           <w:szCs w:val="19"/>
         </w:rPr>
-        <w:t xml:space="preserve">4.5절은 ‘성별을 수집하되 운영 라우터에서 제외하며 가명 처리된 사용자 번호만 쓴다’며 개인정보 이슈가 해결된 것처럼 주장한다 … 2026년 3월 전면 개정된 금융위원회 및 개인정보보호위원회의 가명정보 처리 가이드라인에 비추어 단순 속성 삭제는 기준 미달이다 … 나이·소득분위·투자 목적·접속 시간대·테마 ETF 조회 로그가 결합되면 모자이크 효과로 재식별된다 … 전체 매출액의 최대 10% 징벌적 과징금(제64조의2 제1항 제6호)이 시행 중이다 … k-익명성을 로그 전처리에 필수로 넣어 일반화하고, 가명처리 부서와 모델 학습 부서의 망 분리와 개인정보 이노베이션 존에 준하는 접근 통제를 설계 문서에 명문화해야 한다.</w:t>
+        <w:t xml:space="preserve">4.5절은 ‘성별을 수집하되 운영 라우터에서 제외하며 가명 처리된 사용자 번호만 쓴다’며 개인정보 이슈가 해결된 것처럼 주장한다 … 2026년 3월 전면 개정된 금융위원회 및 개인정보보호위원회의 가명정보 처리 가이드라인에 비추어 단순 속성 삭제는 기준 미달이다 … 나이·소득분위·투자 목적·접속 시간대·테마 ETF 조회 로그가 결합되면 모자이크 효과로 재식별된다 … 2026년 개정된 가이드라인과 개인정보 보호법 특례에 따라, 재식별 가능성을 인지하고도 안전조치를 취하지 않거나 특정 개인을 알아볼 목적으로 데이터를 처리한 경우 전체 매출액의 최대 10%에 달하는 징벌적 과징금을 부과하는 조항(제64조의2 제1항 제6호)이 시행 중이다 … k-익명성을 로그 전처리에 필수로 넣어 일반화하고, 가명처리 부서와 모델 학습 부서의 망 분리와 개인정보 이노베이션 존에 준하는 접근 통제를 설계 문서에 명문화해야 한다.</w:t>
       </w:r>
     </w:p>
     <w:p>
@@ -17305,7 +17664,7 @@
                 <w:sz w:val="16"/>
                 <w:szCs w:val="16"/>
               </w:rPr>
-              <w:t xml:space="preserve">전체 매출액의 최대 10% 징벌적 과징금이 시행 중이다</w:t>
+              <w:t xml:space="preserve">특례에 따라 (재식별 가능성 인지 후 안전조치 미흡 등의 경우) 전체 매출액의 최대 10% 징벌적 과징금이 시행 중이다</w:t>
             </w:r>
           </w:p>
         </w:tc>
@@ -17362,7 +17721,7 @@
                 <w:sz w:val="16"/>
                 <w:szCs w:val="16"/>
               </w:rPr>
-              <w:t xml:space="preserve">정정: 일반 상한은 전체 매출액의 3%(2023년 9월 시행)다. 10%는 2026년 3월 10일 공포·9월 11일 시행된 개정의 중대 위반 특례(고의·중과실 3년 안 반복, 1천만 명 이상 피해 등)다.</w:t>
+              <w:t xml:space="preserve">10% 특례가 시행 중인 것은 맞다(2026년 3월 10일 공포·9월 11일 시행, 비판은 그 뒤에 쓰였다). 다만 비판이 든 요건은 검색으로 확인한 특례 요건(고의·중과실 3년 안 반복, 1천만 명 이상 피해 등)과 다르다. 일반 상한은 전체 매출액의 3%(2023년 9월 시행)다.</w:t>
             </w:r>
           </w:p>
         </w:tc>
@@ -17474,7 +17833,7 @@
                 <w:sz w:val="16"/>
                 <w:szCs w:val="16"/>
               </w:rPr>
-              <w:t xml:space="preserve">조문 번호를 원문으로 확인하지 못해 인용하지 않는다. 비판이 든 요건(재식별 가능성 인지 후 안전조치 미흡 등)도 검색으로 확인한 10% 요건과 다르다.</w:t>
+              <w:t xml:space="preserve">조문 번호를 원문으로 확인하지 못해 인용하지 않는다.</w:t>
             </w:r>
           </w:p>
         </w:tc>
@@ -17559,11 +17918,11 @@
                 <w:rFonts w:ascii="맑은 고딕" w:cs="맑은 고딕" w:eastAsia="맑은 고딕" w:hAnsi="맑은 고딕"/>
                 <w:b/>
                 <w:bCs/>
-                <w:color w:val="1F6F55"/>
+                <w:color w:val="9A6A00"/>
                 <w:sz w:val="17"/>
                 <w:szCs w:val="17"/>
               </w:rPr>
-              <w:t xml:space="preserve">요구 수용</w:t>
+              <w:t xml:space="preserve">요구 부분 수용</w:t>
             </w:r>
           </w:p>
         </w:tc>
@@ -17590,7 +17949,7 @@
                 <w:sz w:val="16"/>
                 <w:szCs w:val="16"/>
               </w:rPr>
-              <w:t xml:space="preserve">범위를 나눠 반영했다. 공개·공유되는 산출물에는 일반화·억제로 k를 맞추는 비식별 내보내기와 학습 QA를 두고, 번들·API에서 원시 준식별자를 없앴다. 모델 학습 입력 자체를 일반화하는 것은 정확도와 맞바꾸는 결정이라 하지 않았고, 대신 가명정보를 접근 통제 환경에서만 처리한다는 원칙과 근거를 적었다.</w:t>
+              <w:t xml:space="preserve">범위를 나눠 반영했다. 공개·공유되는 산출물에는 일반화·억제로 k를 맞추는 비식별 내보내기와 학습 QA를 두었다. 번들·API에서는 원시 연령·연소득과 일·분 단위 시각을 저장하지 않지만, 나머지 준식별자 6개(성별·경험·성향·기기·목적·기간)는 원값 그대로라 저장 조합의 50.7%가 k 미만(5명 미만) 셀에 있다. 그래서 학습 환경 밖으로는 export-deid 결과만 반출한다. 모델 학습 입력 자체를 일반화하는 것은 정확도와 맞바꾸는 결정이라 하지 않았고, 대신 가명정보를 접근 통제 환경에서만 처리한다는 원칙과 근거를 적었다.</w:t>
             </w:r>
           </w:p>
         </w:tc>
@@ -17880,7 +18239,7 @@
           <w:sz w:val="21"/>
           <w:szCs w:val="21"/>
         </w:rPr>
-        <w:t xml:space="preserve">‘10%가 기본 상한인 것처럼 쓴 서술’과 조문 번호는 정정·미인용했다. 로그 전처리 단계에서 k-익명성으로 일반화하라는 요구는 공개·공유 산출물(반출 표·공개 집단표)로 범위를 좁혀 반영했고, 모델 학습 입력은 일반화하지 않았다(위 표 #6, 정확도와 맞바꾸는 결정). 망 분리·접근 통제 요구는 코드가 강제할 수 없어 조직 정책으로 문서화했다.</w:t>
+        <w:t xml:space="preserve">10% 특례의 요건(비판이 든 요건은 확인한 요건과 다름)은 정정하고, 조문 번호와 금융위원회 공동 개정 여부는 확인하지 못해 인용하지 않았다. 로그 전처리 단계에서 k-익명성으로 일반화하라는 요구는 공개·공유 산출물(반출 표·공개 집단표)로 범위를 좁혀 반영했고, 모델 학습 입력은 일반화하지 않았다(위 표 #6, 정확도와 맞바꾸는 결정). 망 분리·접근 통제 요구는 코드가 강제할 수 없어 조직 정책으로 문서화했다.</w:t>
       </w:r>
     </w:p>
     <w:p>
@@ -17931,7 +18290,7 @@
           <w:sz w:val="21"/>
           <w:szCs w:val="21"/>
         </w:rPr>
-        <w:t xml:space="preserve">API·화면: /api/learners와 학습자 상세는 구간 코드·이름만 반환한다. 기존 학습자를 새 학습자로 복사하면 입력란에 구간 대표값을 채우고 원값이 아니라고 표시한다. 저장 설계는 쓰기 전에 원값을 구간 코드로 바꾸고 자유 입력의 연령·소득 표현(예: 45세, 연봉 5,000만원)을 구간 이름으로 가린다.</w:t>
+        <w:t xml:space="preserve">API·화면: /api/learners와 학습자 상세는 구간 코드·이름만 반환한다. 기존 학습자를 새 학습자로 복사하면 입력란에 구간 대표값을 채우고 원값이 아니라고 표시한다. 저장 설계는 서버가 만든 추천·로드맵 결과를 저장하지 않고, 쓰기 전에 원값을 구간 코드로 바꾸며, 자유 입력의 연령·출생 연도·소득 표현(예: 45세, 1980년생, 연봉 1억 2000만원, 월급 450만원)을 구간 이름으로, 소득 키워드 없이 ‘원’을 붙인 금액을 중립 표기 [금액]으로 가린다.</w:t>
       </w:r>
     </w:p>
     <w:p>
@@ -18064,7 +18423,7 @@
           <w:sz w:val="21"/>
           <w:szCs w:val="21"/>
         </w:rPr>
-        <w:t xml:space="preserve">최종 검토 반영(5절 표): 학습 입력의 스키마 밖 열(외부 회원 ID·분 단위 시각·IP 등)을 읽을 때 버리고 번들 로그는 허용 열만 남긴다(QA 확인). 반출 표는 반출 값으로 정렬해 원래 학습자 순서를 지운다. API로 고를 수 있는 기법은 화면의 기법 목록뿐이고(임의 설정 번호는 개발 모드), 학습자 조회 API는 로컬 실행에서만 기본으로 켠다. 경로 출력은 크기 구간만 보이고 원시 평균을 내보내지 않으며, 공개 집단표는 보완 억제를 한다. 저장 설계 가림을 설계 이름·모든 문자열·여러 표기·이벤트 시각으로 넓혔고, 매핑표 경로는 실제 경로로 비교한다.</w:t>
+        <w:t xml:space="preserve">최종 검토 반영(5절 표): 학습 입력의 스키마 밖 열(외부 회원 ID·분 단위 시각·IP 등)을 읽을 때 버리고 번들 로그는 허용 열만 남긴다(QA 확인). 반출 표는 반출 값으로 정렬해 원래 학습자 순서를 지운다. API로 고를 수 있는 기법은 화면의 기법 목록뿐이고(임의 설정 번호는 개발 모드), 학습자 조회 API는 로컬 실행에서만 기본으로 켠다. 경로 출력은 크기 구간만 보이고 원시 평균을 내보내지 않으며, 공개 집단표는 보완 억제를 한다. 저장 설계 가림을 설계 이름·모든 문자열·여러 표기·이벤트 시각으로 넓혔고, 매핑표 경로는 실제 경로로 비교한다. 마지막 적대적 점검 뒤에는 금액 표기(억 뒤 아라비아 숫자·소수 억·원 단위·월급 환산)와 출생 연도를 더 읽고, 서버 출력은 저장하지 않으며, 학습자 조회를 켠 서버에서 저장한 설계는 꺼진 서버가 내려보내지 않게 했다.</w:t>
       </w:r>
     </w:p>
     <w:p>
@@ -18083,7 +18442,7 @@
           <w:sz w:val="21"/>
           <w:szCs w:val="21"/>
         </w:rPr>
-        <w:t xml:space="preserve">검증: 개인정보 테스트 21건(tests/test_privacy.py)과 번들 전체 탐색(원시 연령·연소득 배열과 일·분 열이 어디에도 없음).</w:t>
+        <w:t xml:space="preserve">검증: 개인정보 테스트 23건(tests/test_privacy.py)과 번들 전체 탐색(원시 연령·연소득 배열과 일·분 열이 어디에도 없음).</w:t>
       </w:r>
     </w:p>
     <w:p>
@@ -18193,7 +18552,7 @@
           <w:sz w:val="19"/>
           <w:szCs w:val="19"/>
         </w:rPr>
-        <w:t xml:space="preserve">통계적·알고리즘적·금융 도메인적·법률적 오류를 규명했다 … 네 가지 핵심 도메인(모의 로그 이벤트의 상호 배타성 정규화, BPR 손실과 활성 사용자 기준 NDCG, 세금·규제 콘텐츠 보강, k-익명성과 합법적 API)을 수정·내재화할 것을 강력히 권고한다.</w:t>
+        <w:t xml:space="preserve">통계적·알고리즘적·금융 도메인적·법률적 오류를 규명했다 … KRX 불법 크롤링 및 가명정보 처리 가이드라인 위반이라는 치명적 법적 리스크를 간과하고 있다 … 네 가지 핵심 도메인(모의 로그 이벤트의 상호 배타성 정규화, BPR 손실과 활성 사용자 기준 NDCG, 세금·규제 콘텐츠 보강, k-익명성과 합법적 API)을 수정·내재화할 것을 강력히 권고한다.</w:t>
       </w:r>
     </w:p>
     <w:p>
@@ -19101,7 +19460,7 @@
                 <w:sz w:val="16"/>
                 <w:szCs w:val="16"/>
               </w:rPr>
-              <w:t xml:space="preserve">약관 위반 소지와 가명정보 대응 부족이 있다</w:t>
+              <w:t xml:space="preserve">KRX 불법 크롤링과 가명정보 처리 가이드라인 위반이라는 치명적 법적 위험을 간과했다</w:t>
             </w:r>
           </w:p>
         </w:tc>
@@ -19126,11 +19485,11 @@
                 <w:rFonts w:ascii="맑은 고딕" w:cs="맑은 고딕" w:eastAsia="맑은 고딕" w:hAnsi="맑은 고딕"/>
                 <w:b/>
                 <w:bCs/>
-                <w:color w:val="1F6F55"/>
+                <w:color w:val="9A6A00"/>
                 <w:sz w:val="17"/>
                 <w:szCs w:val="17"/>
               </w:rPr>
-              <w:t xml:space="preserve">사실</w:t>
+              <w:t xml:space="preserve">부분</w:t>
             </w:r>
           </w:p>
         </w:tc>
@@ -19156,7 +19515,7 @@
                 <w:sz w:val="16"/>
                 <w:szCs w:val="16"/>
               </w:rPr>
-              <w:t xml:space="preserve">5.1·5.2절 참조(수용).</w:t>
+              <w:t xml:space="preserve">법적 위험을 간과한 것은 사실이라 수용했다(5.1·5.2절). 다만 ‘불법’·‘위반’ 단정은 약관·법령 원문을 확인하지 못해 판정하지 않는다(미검증).</w:t>
             </w:r>
           </w:p>
         </w:tc>
@@ -19942,7 +20301,7 @@
                 <w:sz w:val="16"/>
                 <w:szCs w:val="16"/>
               </w:rPr>
-              <w:t xml:space="preserve">생성 규칙이 곧 상태 전이이고 로그는 시도 단위 한 행. 실데이터 경로에는 정규화 함수를 추가</w:t>
+              <w:t xml:space="preserve">생성 규칙이 곧 상태 전이이고 로그는 시도 단위 한 행. 실데이터 경로에는 세션 단위 시도 묶기(events_to_attempts)와 플래그 정규화를 추가</w:t>
             </w:r>
           </w:p>
         </w:tc>
@@ -20564,7 +20923,7 @@
                 <w:sz w:val="16"/>
                 <w:szCs w:val="16"/>
               </w:rPr>
-              <w:t xml:space="preserve">나빠지지 않음만 증명하면 되므로 단측 검정</w:t>
+              <w:t xml:space="preserve">MDE보다 작은 효과는 80% 확률로 탐지 불가</w:t>
             </w:r>
           </w:p>
         </w:tc>
@@ -20618,7 +20977,7 @@
                 <w:sz w:val="16"/>
                 <w:szCs w:val="16"/>
               </w:rPr>
-              <w:t xml:space="preserve">단측 우월성 ≠ 비열등성. 비열등성은 마진 필요(1%p면 군당 21,219명)</w:t>
+              <w:t xml:space="preserve">검정력이 80%보다 낮아질 뿐이다(군당 6,950명이면 1.5%p 56%, 1%p 29%)</w:t>
             </w:r>
           </w:p>
         </w:tc>
@@ -20649,7 +21008,7 @@
                 <w:sz w:val="16"/>
                 <w:szCs w:val="16"/>
               </w:rPr>
-              <w:t xml:space="preserve">1차본이 세액공제 900만원·연금소득세 3.3~5.5%를 다룸</w:t>
+              <w:t xml:space="preserve">유의수준 5% = 우연히 2%p 차이가 났다고 오판할 확률</w:t>
             </w:r>
           </w:p>
         </w:tc>
@@ -20701,7 +21060,7 @@
                 <w:sz w:val="16"/>
                 <w:szCs w:val="16"/>
               </w:rPr>
-              <w:t xml:space="preserve">1차본에는 숫자가 없었음(2차본에서 추가)</w:t>
+              <w:t xml:space="preserve">참 차이가 0일 때 유의로 판정할 확률이며 차이의 크기와 무관</w:t>
             </w:r>
           </w:p>
         </w:tc>
@@ -20733,7 +21092,7 @@
                 <w:sz w:val="16"/>
                 <w:szCs w:val="16"/>
               </w:rPr>
-              <w:t xml:space="preserve">ISA 최대 400만원 전면 비과세</w:t>
+              <w:t xml:space="preserve">나빠지지 않음만 증명하면 되므로 단측 검정</w:t>
             </w:r>
           </w:p>
         </w:tc>
@@ -20787,7 +21146,7 @@
                 <w:sz w:val="16"/>
                 <w:szCs w:val="16"/>
               </w:rPr>
-              <w:t xml:space="preserve">일반형 200만원, 서민형·농어민형 400만원</w:t>
+              <w:t xml:space="preserve">단측 우월성 ≠ 비열등성. 비열등성은 마진 필요(1%p면 군당 21,219명)</w:t>
             </w:r>
           </w:p>
         </w:tc>
@@ -20818,7 +21177,7 @@
                 <w:sz w:val="16"/>
                 <w:szCs w:val="16"/>
               </w:rPr>
-              <w:t xml:space="preserve">ISA가 금융소득종합과세를 회피할 유일한 대안</w:t>
+              <w:t xml:space="preserve">1차본이 세액공제(연 900만원)·연금소득세(3.3~5.5%)를 다룸</w:t>
             </w:r>
           </w:p>
         </w:tc>
@@ -20844,7 +21203,7 @@
                 <w:sz w:val="16"/>
                 <w:szCs w:val="16"/>
               </w:rPr>
-              <w:t xml:space="preserve">정정</w:t>
+              <w:t xml:space="preserve">부분 정정</w:t>
             </w:r>
           </w:p>
         </w:tc>
@@ -20870,7 +21229,7 @@
                 <w:sz w:val="16"/>
                 <w:szCs w:val="16"/>
               </w:rPr>
-              <w:t xml:space="preserve">연금저축·IRP도 과세이연 후 연금소득세</w:t>
+              <w:t xml:space="preserve">혜택은 다뤘으나 숫자는 없었음(2차본에서 추가)</w:t>
             </w:r>
           </w:p>
         </w:tc>
@@ -20902,7 +21261,7 @@
                 <w:sz w:val="16"/>
                 <w:szCs w:val="16"/>
               </w:rPr>
-              <w:t xml:space="preserve">1차본이 해외 직상장 ETF를 250만원 공제 후 22%로 분류</w:t>
+              <w:t xml:space="preserve">ISA 최대 400만원 전면 비과세</w:t>
             </w:r>
           </w:p>
         </w:tc>
@@ -20956,7 +21315,7 @@
                 <w:sz w:val="16"/>
                 <w:szCs w:val="16"/>
               </w:rPr>
-              <w:t xml:space="preserve">1차본은 ‘양도소득세 22%’만 적음(2차본에서 공제·통산·분리과세 추가)</w:t>
+              <w:t xml:space="preserve">일반형 200만원, 서민형·농어민형 400만원</w:t>
             </w:r>
           </w:p>
         </w:tc>
@@ -20987,7 +21346,7 @@
                 <w:sz w:val="16"/>
                 <w:szCs w:val="16"/>
               </w:rPr>
-              <w:t xml:space="preserve">KRX 약관 제6조·제7조, 일 10,000회 초과 호출 금지</w:t>
+              <w:t xml:space="preserve">ISA가 금융소득종합과세를 회피할 유일한 대안</w:t>
             </w:r>
           </w:p>
         </w:tc>
@@ -21013,7 +21372,7 @@
                 <w:sz w:val="16"/>
                 <w:szCs w:val="16"/>
               </w:rPr>
-              <w:t xml:space="preserve">미검증(조치는 수용)</w:t>
+              <w:t xml:space="preserve">정정</w:t>
             </w:r>
           </w:p>
         </w:tc>
@@ -21039,7 +21398,7 @@
                 <w:sz w:val="16"/>
                 <w:szCs w:val="16"/>
               </w:rPr>
-              <w:t xml:space="preserve">원문 미확인으로 인용하지 않음. 비공식 호출 제거와 실행당 호출 상한은 실행</w:t>
+              <w:t xml:space="preserve">연금저축·IRP도 과세이연 후 연금소득세</w:t>
             </w:r>
           </w:p>
         </w:tc>
@@ -21071,7 +21430,7 @@
                 <w:sz w:val="16"/>
                 <w:szCs w:val="16"/>
               </w:rPr>
-              <w:t xml:space="preserve">가이드라인을 금융위원회와 개인정보보호위원회가 개정</w:t>
+              <w:t xml:space="preserve">시스템이 주식형 중심 포트폴리오를 IRP에 편입하도록 유도</w:t>
             </w:r>
           </w:p>
         </w:tc>
@@ -21125,7 +21484,7 @@
                 <w:sz w:val="16"/>
                 <w:szCs w:val="16"/>
               </w:rPr>
-              <w:t xml:space="preserve">2026-03-31 위험도 기반 전면 개정은 개인정보보호위원회 가이드라인으로 확인</w:t>
+              <w:t xml:space="preserve">계좌별 비중·상품을 권하지 않고 모든 추천 응답에 비권유 고지. 70% 한도 안내 누락은 수용</w:t>
             </w:r>
           </w:p>
         </w:tc>
@@ -21156,7 +21515,7 @@
                 <w:sz w:val="16"/>
                 <w:szCs w:val="16"/>
               </w:rPr>
-              <w:t xml:space="preserve">전체 매출액 최대 10% 과징금이 시행 중(제64조의2 제1항 제6호)</w:t>
+              <w:t xml:space="preserve">국내 상장 해외/파생형 ETF 매도 시 작은 금액에 15.4%(보유기간과세)</w:t>
             </w:r>
           </w:p>
         </w:tc>
@@ -21182,7 +21541,7 @@
                 <w:sz w:val="16"/>
                 <w:szCs w:val="16"/>
               </w:rPr>
-              <w:t xml:space="preserve">정정·미검증</w:t>
+              <w:t xml:space="preserve">부분 정정</w:t>
             </w:r>
           </w:p>
         </w:tc>
@@ -21208,7 +21567,431 @@
                 <w:sz w:val="16"/>
                 <w:szCs w:val="16"/>
               </w:rPr>
-              <w:t xml:space="preserve">일반 상한 3%. 10%는 2026-03-10 공포·09-11 시행 개정의 중대 위반 특례. 조문 번호는 미확인</w:t>
+              <w:t xml:space="preserve">해외주식형·채권·원자재에는 맞음. 국내 레버리지·인버스(파생형)는 상품 구성에 따라 과세 여부가 달라 일괄 적용은 틀림</w:t>
+            </w:r>
+          </w:p>
+        </w:tc>
+      </w:tr>
+      <w:tr>
+        <w:trPr>
+          <w:cantSplit w:val="false"/>
+        </w:trPr>
+        <w:tc>
+          <w:tcPr>
+            <w:tcW w:type="dxa" w:w="3313"/>
+            <w:shd w:fill="F4F5F2" w:color="auto" w:val="clear"/>
+            <w:tcMar>
+              <w:top w:type="dxa" w:w="50"/>
+              <w:left w:type="dxa" w:w="80"/>
+              <w:bottom w:type="dxa" w:w="50"/>
+              <w:right w:type="dxa" w:w="80"/>
+            </w:tcMar>
+            <w:vAlign w:val="center"/>
+          </w:tcPr>
+          <w:p>
+            <w:pPr>
+              <w:spacing w:after="20" w:line="264" w:lineRule="auto"/>
+              <w:jc w:val="left"/>
+            </w:pPr>
+            <w:r>
+              <w:rPr>
+                <w:rFonts w:ascii="맑은 고딕" w:cs="맑은 고딕" w:eastAsia="맑은 고딕" w:hAnsi="맑은 고딕"/>
+                <w:sz w:val="16"/>
+                <w:szCs w:val="16"/>
+              </w:rPr>
+              <w:t xml:space="preserve">1차본이 해외 직상장 ETF를 250만원 공제 후 22%로 분류</w:t>
+            </w:r>
+          </w:p>
+        </w:tc>
+        <w:tc>
+          <w:tcPr>
+            <w:tcW w:type="dxa" w:w="1431"/>
+            <w:shd w:fill="F4F5F2" w:color="auto" w:val="clear"/>
+            <w:tcMar>
+              <w:top w:type="dxa" w:w="50"/>
+              <w:left w:type="dxa" w:w="80"/>
+              <w:bottom w:type="dxa" w:w="50"/>
+              <w:right w:type="dxa" w:w="80"/>
+            </w:tcMar>
+            <w:vAlign w:val="center"/>
+          </w:tcPr>
+          <w:p>
+            <w:pPr>
+              <w:spacing w:after="20" w:line="264" w:lineRule="auto"/>
+              <w:jc w:val="left"/>
+            </w:pPr>
+            <w:r>
+              <w:rPr>
+                <w:rFonts w:ascii="맑은 고딕" w:cs="맑은 고딕" w:eastAsia="맑은 고딕" w:hAnsi="맑은 고딕"/>
+                <w:sz w:val="16"/>
+                <w:szCs w:val="16"/>
+              </w:rPr>
+              <w:t xml:space="preserve">정정</w:t>
+            </w:r>
+          </w:p>
+        </w:tc>
+        <w:tc>
+          <w:tcPr>
+            <w:tcW w:type="dxa" w:w="4668"/>
+            <w:shd w:fill="F4F5F2" w:color="auto" w:val="clear"/>
+            <w:tcMar>
+              <w:top w:type="dxa" w:w="50"/>
+              <w:left w:type="dxa" w:w="80"/>
+              <w:bottom w:type="dxa" w:w="50"/>
+              <w:right w:type="dxa" w:w="80"/>
+            </w:tcMar>
+            <w:vAlign w:val="center"/>
+          </w:tcPr>
+          <w:p>
+            <w:pPr>
+              <w:spacing w:after="20" w:line="264" w:lineRule="auto"/>
+              <w:jc w:val="left"/>
+            </w:pPr>
+            <w:r>
+              <w:rPr>
+                <w:rFonts w:ascii="맑은 고딕" w:cs="맑은 고딕" w:eastAsia="맑은 고딕" w:hAnsi="맑은 고딕"/>
+                <w:sz w:val="16"/>
+                <w:szCs w:val="16"/>
+              </w:rPr>
+              <w:t xml:space="preserve">1차본은 ‘양도소득세 22%’만 적음(2차본에서 공제·통산·분리과세 추가)</w:t>
+            </w:r>
+          </w:p>
+        </w:tc>
+      </w:tr>
+      <w:tr>
+        <w:trPr>
+          <w:cantSplit w:val="false"/>
+        </w:trPr>
+        <w:tc>
+          <w:tcPr>
+            <w:tcW w:type="dxa" w:w="3313"/>
+            <w:tcMar>
+              <w:top w:type="dxa" w:w="50"/>
+              <w:left w:type="dxa" w:w="80"/>
+              <w:bottom w:type="dxa" w:w="50"/>
+              <w:right w:type="dxa" w:w="80"/>
+            </w:tcMar>
+            <w:vAlign w:val="center"/>
+          </w:tcPr>
+          <w:p>
+            <w:pPr>
+              <w:spacing w:after="20" w:line="264" w:lineRule="auto"/>
+              <w:jc w:val="left"/>
+            </w:pPr>
+            <w:r>
+              <w:rPr>
+                <w:rFonts w:ascii="맑은 고딕" w:cs="맑은 고딕" w:eastAsia="맑은 고딕" w:hAnsi="맑은 고딕"/>
+                <w:sz w:val="16"/>
+                <w:szCs w:val="16"/>
+              </w:rPr>
+              <w:t xml:space="preserve">KRX 약관 제6조·제7조, 일 10,000회 초과 호출 금지</w:t>
+            </w:r>
+          </w:p>
+        </w:tc>
+        <w:tc>
+          <w:tcPr>
+            <w:tcW w:type="dxa" w:w="1431"/>
+            <w:tcMar>
+              <w:top w:type="dxa" w:w="50"/>
+              <w:left w:type="dxa" w:w="80"/>
+              <w:bottom w:type="dxa" w:w="50"/>
+              <w:right w:type="dxa" w:w="80"/>
+            </w:tcMar>
+            <w:vAlign w:val="center"/>
+          </w:tcPr>
+          <w:p>
+            <w:pPr>
+              <w:spacing w:after="20" w:line="264" w:lineRule="auto"/>
+              <w:jc w:val="left"/>
+            </w:pPr>
+            <w:r>
+              <w:rPr>
+                <w:rFonts w:ascii="맑은 고딕" w:cs="맑은 고딕" w:eastAsia="맑은 고딕" w:hAnsi="맑은 고딕"/>
+                <w:sz w:val="16"/>
+                <w:szCs w:val="16"/>
+              </w:rPr>
+              <w:t xml:space="preserve">미검증(조치는 수용)</w:t>
+            </w:r>
+          </w:p>
+        </w:tc>
+        <w:tc>
+          <w:tcPr>
+            <w:tcW w:type="dxa" w:w="4668"/>
+            <w:tcMar>
+              <w:top w:type="dxa" w:w="50"/>
+              <w:left w:type="dxa" w:w="80"/>
+              <w:bottom w:type="dxa" w:w="50"/>
+              <w:right w:type="dxa" w:w="80"/>
+            </w:tcMar>
+            <w:vAlign w:val="center"/>
+          </w:tcPr>
+          <w:p>
+            <w:pPr>
+              <w:spacing w:after="20" w:line="264" w:lineRule="auto"/>
+              <w:jc w:val="left"/>
+            </w:pPr>
+            <w:r>
+              <w:rPr>
+                <w:rFonts w:ascii="맑은 고딕" w:cs="맑은 고딕" w:eastAsia="맑은 고딕" w:hAnsi="맑은 고딕"/>
+                <w:sz w:val="16"/>
+                <w:szCs w:val="16"/>
+              </w:rPr>
+              <w:t xml:space="preserve">원문 미확인으로 인용하지 않음. 비공식 호출 제거와 실행당 호출 상한은 실행</w:t>
+            </w:r>
+          </w:p>
+        </w:tc>
+      </w:tr>
+      <w:tr>
+        <w:trPr>
+          <w:cantSplit w:val="false"/>
+        </w:trPr>
+        <w:tc>
+          <w:tcPr>
+            <w:tcW w:type="dxa" w:w="3313"/>
+            <w:shd w:fill="F4F5F2" w:color="auto" w:val="clear"/>
+            <w:tcMar>
+              <w:top w:type="dxa" w:w="50"/>
+              <w:left w:type="dxa" w:w="80"/>
+              <w:bottom w:type="dxa" w:w="50"/>
+              <w:right w:type="dxa" w:w="80"/>
+            </w:tcMar>
+            <w:vAlign w:val="center"/>
+          </w:tcPr>
+          <w:p>
+            <w:pPr>
+              <w:spacing w:after="20" w:line="264" w:lineRule="auto"/>
+              <w:jc w:val="left"/>
+            </w:pPr>
+            <w:r>
+              <w:rPr>
+                <w:rFonts w:ascii="맑은 고딕" w:cs="맑은 고딕" w:eastAsia="맑은 고딕" w:hAnsi="맑은 고딕"/>
+                <w:sz w:val="16"/>
+                <w:szCs w:val="16"/>
+              </w:rPr>
+              <w:t xml:space="preserve">한국거래소 약관을 명백히 위반하는 불법적 요소</w:t>
+            </w:r>
+          </w:p>
+        </w:tc>
+        <w:tc>
+          <w:tcPr>
+            <w:tcW w:type="dxa" w:w="1431"/>
+            <w:shd w:fill="F4F5F2" w:color="auto" w:val="clear"/>
+            <w:tcMar>
+              <w:top w:type="dxa" w:w="50"/>
+              <w:left w:type="dxa" w:w="80"/>
+              <w:bottom w:type="dxa" w:w="50"/>
+              <w:right w:type="dxa" w:w="80"/>
+            </w:tcMar>
+            <w:vAlign w:val="center"/>
+          </w:tcPr>
+          <w:p>
+            <w:pPr>
+              <w:spacing w:after="20" w:line="264" w:lineRule="auto"/>
+              <w:jc w:val="left"/>
+            </w:pPr>
+            <w:r>
+              <w:rPr>
+                <w:rFonts w:ascii="맑은 고딕" w:cs="맑은 고딕" w:eastAsia="맑은 고딕" w:hAnsi="맑은 고딕"/>
+                <w:sz w:val="16"/>
+                <w:szCs w:val="16"/>
+              </w:rPr>
+              <w:t xml:space="preserve">미검증(위반 소지는 인정)</w:t>
+            </w:r>
+          </w:p>
+        </w:tc>
+        <w:tc>
+          <w:tcPr>
+            <w:tcW w:type="dxa" w:w="4668"/>
+            <w:shd w:fill="F4F5F2" w:color="auto" w:val="clear"/>
+            <w:tcMar>
+              <w:top w:type="dxa" w:w="50"/>
+              <w:left w:type="dxa" w:w="80"/>
+              <w:bottom w:type="dxa" w:w="50"/>
+              <w:right w:type="dxa" w:w="80"/>
+            </w:tcMar>
+            <w:vAlign w:val="center"/>
+          </w:tcPr>
+          <w:p>
+            <w:pPr>
+              <w:spacing w:after="20" w:line="264" w:lineRule="auto"/>
+              <w:jc w:val="left"/>
+            </w:pPr>
+            <w:r>
+              <w:rPr>
+                <w:rFonts w:ascii="맑은 고딕" w:cs="맑은 고딕" w:eastAsia="맑은 고딕" w:hAnsi="맑은 고딕"/>
+                <w:sz w:val="16"/>
+                <w:szCs w:val="16"/>
+              </w:rPr>
+              <w:t xml:space="preserve">자동 호출의 위반 소지가 커서 삭제했지만 약관 조항 원문은 확인하지 못해 ‘명백한 위반·불법’ 단정은 판정하지 않음</w:t>
+            </w:r>
+          </w:p>
+        </w:tc>
+      </w:tr>
+      <w:tr>
+        <w:trPr>
+          <w:cantSplit w:val="false"/>
+        </w:trPr>
+        <w:tc>
+          <w:tcPr>
+            <w:tcW w:type="dxa" w:w="3313"/>
+            <w:tcMar>
+              <w:top w:type="dxa" w:w="50"/>
+              <w:left w:type="dxa" w:w="80"/>
+              <w:bottom w:type="dxa" w:w="50"/>
+              <w:right w:type="dxa" w:w="80"/>
+            </w:tcMar>
+            <w:vAlign w:val="center"/>
+          </w:tcPr>
+          <w:p>
+            <w:pPr>
+              <w:spacing w:after="20" w:line="264" w:lineRule="auto"/>
+              <w:jc w:val="left"/>
+            </w:pPr>
+            <w:r>
+              <w:rPr>
+                <w:rFonts w:ascii="맑은 고딕" w:cs="맑은 고딕" w:eastAsia="맑은 고딕" w:hAnsi="맑은 고딕"/>
+                <w:sz w:val="16"/>
+                <w:szCs w:val="16"/>
+              </w:rPr>
+              <w:t xml:space="preserve">가이드라인을 금융위원회와 개인정보보호위원회가 개정</w:t>
+            </w:r>
+          </w:p>
+        </w:tc>
+        <w:tc>
+          <w:tcPr>
+            <w:tcW w:type="dxa" w:w="1431"/>
+            <w:tcMar>
+              <w:top w:type="dxa" w:w="50"/>
+              <w:left w:type="dxa" w:w="80"/>
+              <w:bottom w:type="dxa" w:w="50"/>
+              <w:right w:type="dxa" w:w="80"/>
+            </w:tcMar>
+            <w:vAlign w:val="center"/>
+          </w:tcPr>
+          <w:p>
+            <w:pPr>
+              <w:spacing w:after="20" w:line="264" w:lineRule="auto"/>
+              <w:jc w:val="left"/>
+            </w:pPr>
+            <w:r>
+              <w:rPr>
+                <w:rFonts w:ascii="맑은 고딕" w:cs="맑은 고딕" w:eastAsia="맑은 고딕" w:hAnsi="맑은 고딕"/>
+                <w:sz w:val="16"/>
+                <w:szCs w:val="16"/>
+              </w:rPr>
+              <w:t xml:space="preserve">미검증</w:t>
+            </w:r>
+          </w:p>
+        </w:tc>
+        <w:tc>
+          <w:tcPr>
+            <w:tcW w:type="dxa" w:w="4668"/>
+            <w:tcMar>
+              <w:top w:type="dxa" w:w="50"/>
+              <w:left w:type="dxa" w:w="80"/>
+              <w:bottom w:type="dxa" w:w="50"/>
+              <w:right w:type="dxa" w:w="80"/>
+            </w:tcMar>
+            <w:vAlign w:val="center"/>
+          </w:tcPr>
+          <w:p>
+            <w:pPr>
+              <w:spacing w:after="20" w:line="264" w:lineRule="auto"/>
+              <w:jc w:val="left"/>
+            </w:pPr>
+            <w:r>
+              <w:rPr>
+                <w:rFonts w:ascii="맑은 고딕" w:cs="맑은 고딕" w:eastAsia="맑은 고딕" w:hAnsi="맑은 고딕"/>
+                <w:sz w:val="16"/>
+                <w:szCs w:val="16"/>
+              </w:rPr>
+              <w:t xml:space="preserve">2026-03-31 위험도 기반 전면 개정은 개인정보보호위원회 가이드라인으로 확인. 금융위원회와의 공동 개정 여부는 확인하지 못함</w:t>
+            </w:r>
+          </w:p>
+        </w:tc>
+      </w:tr>
+      <w:tr>
+        <w:trPr>
+          <w:cantSplit w:val="false"/>
+        </w:trPr>
+        <w:tc>
+          <w:tcPr>
+            <w:tcW w:type="dxa" w:w="3313"/>
+            <w:shd w:fill="F4F5F2" w:color="auto" w:val="clear"/>
+            <w:tcMar>
+              <w:top w:type="dxa" w:w="50"/>
+              <w:left w:type="dxa" w:w="80"/>
+              <w:bottom w:type="dxa" w:w="50"/>
+              <w:right w:type="dxa" w:w="80"/>
+            </w:tcMar>
+            <w:vAlign w:val="center"/>
+          </w:tcPr>
+          <w:p>
+            <w:pPr>
+              <w:spacing w:after="20" w:line="264" w:lineRule="auto"/>
+              <w:jc w:val="left"/>
+            </w:pPr>
+            <w:r>
+              <w:rPr>
+                <w:rFonts w:ascii="맑은 고딕" w:cs="맑은 고딕" w:eastAsia="맑은 고딕" w:hAnsi="맑은 고딕"/>
+                <w:sz w:val="16"/>
+                <w:szCs w:val="16"/>
+              </w:rPr>
+              <w:t xml:space="preserve">특례에 따라 전체 매출액 최대 10% 과징금이 시행 중(제64조의2 제1항 제6호)</w:t>
+            </w:r>
+          </w:p>
+        </w:tc>
+        <w:tc>
+          <w:tcPr>
+            <w:tcW w:type="dxa" w:w="1431"/>
+            <w:shd w:fill="F4F5F2" w:color="auto" w:val="clear"/>
+            <w:tcMar>
+              <w:top w:type="dxa" w:w="50"/>
+              <w:left w:type="dxa" w:w="80"/>
+              <w:bottom w:type="dxa" w:w="50"/>
+              <w:right w:type="dxa" w:w="80"/>
+            </w:tcMar>
+            <w:vAlign w:val="center"/>
+          </w:tcPr>
+          <w:p>
+            <w:pPr>
+              <w:spacing w:after="20" w:line="264" w:lineRule="auto"/>
+              <w:jc w:val="left"/>
+            </w:pPr>
+            <w:r>
+              <w:rPr>
+                <w:rFonts w:ascii="맑은 고딕" w:cs="맑은 고딕" w:eastAsia="맑은 고딕" w:hAnsi="맑은 고딕"/>
+                <w:sz w:val="16"/>
+                <w:szCs w:val="16"/>
+              </w:rPr>
+              <w:t xml:space="preserve">부분(요건 상이)·조문 미검증</w:t>
+            </w:r>
+          </w:p>
+        </w:tc>
+        <w:tc>
+          <w:tcPr>
+            <w:tcW w:type="dxa" w:w="4668"/>
+            <w:shd w:fill="F4F5F2" w:color="auto" w:val="clear"/>
+            <w:tcMar>
+              <w:top w:type="dxa" w:w="50"/>
+              <w:left w:type="dxa" w:w="80"/>
+              <w:bottom w:type="dxa" w:w="50"/>
+              <w:right w:type="dxa" w:w="80"/>
+            </w:tcMar>
+            <w:vAlign w:val="center"/>
+          </w:tcPr>
+          <w:p>
+            <w:pPr>
+              <w:spacing w:after="20" w:line="264" w:lineRule="auto"/>
+              <w:jc w:val="left"/>
+            </w:pPr>
+            <w:r>
+              <w:rPr>
+                <w:rFonts w:ascii="맑은 고딕" w:cs="맑은 고딕" w:eastAsia="맑은 고딕" w:hAnsi="맑은 고딕"/>
+                <w:sz w:val="16"/>
+                <w:szCs w:val="16"/>
+              </w:rPr>
+              <w:t xml:space="preserve">10% 특례는 2026-03-10 공포·09-11 시행으로 시행 중이 맞음. 비판이 든 요건은 확인한 요건(고의·중과실 3년 안 반복, 1천만 명 이상 피해 등)과 다름. 일반 상한은 3%. 조문 번호는 미확인</w:t>
             </w:r>
           </w:p>
         </w:tc>
@@ -21242,7 +22025,7 @@
           <w:sz w:val="21"/>
           <w:szCs w:val="21"/>
         </w:rPr>
-        <w:t xml:space="preserve">판정과 보완 내용을 별도 검토자가 비판 문서·코드·데이터에 대조했다. 검토는 처음 판정이 틀렸거나 보완이 과장된 곳을 여러 군데 찾아냈고, 모두 고친 뒤 이 문서와 중간보고서에 반영했다. 아래 표는 검토 지적과 처리 결과다. [1회차]·[2회차]는 판정 검증, [최종]은 보완을 마친 뒤의 코드·문서 검토(모델·도메인·데이터 수집·개인정보·보고서 수치·화면과 문서·적대적 점검)다. 최종 검토에서 가장 큰 지적은 쌍별 MLP의 학습 사용자 범위 결함이었고, 고친 뒤 v2의 신경망 결론(2.2절)이 바뀌었다.</w:t>
+        <w:t xml:space="preserve">판정과 보완 내용을 별도 검토자가 비판 문서·코드·데이터에 대조했다. 검토는 처음 판정이 틀렸거나 보완이 과장된 곳을 여러 군데 찾아냈고, 모두 고친 뒤 이 문서와 중간보고서에 반영했다. 아래 표는 검토 지적과 처리 결과다. [1회차]·[2회차]는 판정 검증, [최종]은 보완을 마친 뒤의 코드·문서 검토(모델·도메인·데이터 수집·개인정보·보고서 수치·화면과 문서·적대적 점검·대응서 판정과 사실)다. 최종 검토에서 가장 큰 지적은 쌍별 MLP의 학습 사용자 범위 결함이었고, 고친 뒤 v2의 신경망 결론(2.2절)이 바뀌었다. 마지막 대응서 판정 검토에서는 그 결론 변화에 맞춰 2.2절 판정을 ‘부분 수용’으로 낮췄다.</w:t>
       </w:r>
     </w:p>
     <w:p>
@@ -21509,7 +22292,7 @@
                 <w:sz w:val="15"/>
                 <w:szCs w:val="15"/>
               </w:rPr>
-              <w:t xml:space="preserve">미관측 음성 BPR MLP와 목표 정렬 MLP를 구현해 쌍 비교했고, 그 결과 판정을 ‘부분 수용’에서 ‘대부분 수용’으로 올렸다. 손실·학습 행 정의를 문서화하고 범위 한정을 적었다.</w:t>
+              <w:t xml:space="preserve">미관측 음성 BPR MLP와 목표 정렬 MLP를 구현해 쌍 비교했고, 그 결과로 판정을 한때 ‘대부분 수용’으로 올렸다(최종 검토에서 v2 결과로는 확인되지 않아 ‘부분 수용’으로 되돌림, 아래 [최종·대응서 판정과 사실] 행). 손실·학습 행 정의를 문서화하고 범위 한정을 적었다.</w:t>
             </w:r>
           </w:p>
         </w:tc>
@@ -22205,7 +22988,7 @@
                 <w:sz w:val="15"/>
                 <w:szCs w:val="15"/>
               </w:rPr>
-              <w:t xml:space="preserve">모두 고쳤다. 테스트 수는 수집·통과·옵션을 나눠 적고, 목적 집단은 두 기준의 1위를 함께 적었다. 기본 테스트에 v1 핵심 값 회귀 검사를 넣었다.</w:t>
+              <w:t xml:space="preserve">모두 고쳤다. 테스트 수는 수집·통과·옵션을 나눠 적고, 목적 집단은 두 기준의 1위를 함께 적었다. 기본 테스트에 커밋된 v1 결과 파일이 노트북 값과 같은지 보는 검사를 넣었다(코드로 다시 학습해 확인하는 것은 ETFREC_FULL=1 전체 재현과 scripts/regression_check.py).</w:t>
             </w:r>
           </w:p>
         </w:tc>
@@ -23133,7 +23916,7 @@
                 <w:sz w:val="15"/>
                 <w:szCs w:val="15"/>
               </w:rPr>
-              <w:t xml:space="preserve">모두 고치고 각 경우를 테스트로 고정했다. learner_id는 학습자 조회와 같은 스위치로 막고(꺼져 있으면 403), 금액은 통째로 구간 이름으로 바꾸며, 진단 통과 행은 통과 단원에만 쓰고 수준 갱신에서는 뺀다. understood는 0/1·문자열을 불리언으로 맞추고, 파서는 부정·실패 표현과 문장 경계를 본다. 누수 검사는 미래 행의 모든 열을 섞고 행을 더한 로그와 미래 행을 지운 로그로 저장소를 만들어 모든 필드를 비교하며, 개수·시간대·정답 주 누수를 실제로 잡는지 시험한다. 데이터 출처는 ‘csv’로만 기록하고, 선수 열은 문자열로 읽는다. v1·v2를 다시 학습했고 결과는 그대로다(테스트 94건).</w:t>
+              <w:t xml:space="preserve">모두 고치고 각 경우를 테스트로 고정했다. learner_id는 학습자 조회와 같은 스위치로 막고(꺼져 있으면 403), 금액은 통째로 구간 이름으로 바꾸며, 진단 통과 행은 통과 단원에만 쓰고 수준 갱신에서는 뺀다. understood는 0/1·문자열을 불리언으로 맞추고, 파서는 부정·실패 표현과 문장 경계를 본다(금액 가림·진단 행의 화면 경로·파서의 회귀는 아래 [최종·적대적 점검 2차]에서 다시 고침). 누수 검사는 미래 행의 모든 열을 섞고 행을 더한 로그와 미래 행을 지운 로그로 저장소를 만들어 모든 필드를 비교하며, 개수·시간대·정답 주 누수를 실제로 잡는지 시험한다. 데이터 출처는 ‘csv’로만 기록하고, 선수 열은 문자열로 읽는다. v1·v2를 다시 학습했고 결과는 그대로다(테스트 99건).</w:t>
             </w:r>
           </w:p>
         </w:tc>
@@ -23193,6 +23976,122 @@
                 <w:szCs w:val="15"/>
               </w:rPr>
               <w:t xml:space="preserve">비교·로드맵 응답에 고지를 넣고(로드맵에는 유형 고지까지) 테스트로 확인했다. 인구통계 열을 섞은 위약 세계를 실제로 학습해 결과를 실었다(검증 1위가 인구통계를 쓰지 않는 설정, 인구통계 라우터의 이점 없음). 유입은 등록 49일 기준으로 다시 계산했다. 재현 명령·설치 안내·테스트 선택자·Python 버전(3.11 이상)을 고치고, /api/meta는 생략 시 기본과 평가 기본을 나눠 돌려준다. 성별 뒤집기는 번들 v2 테스트 사용자 전원(6,544/6,544명 불변)으로 다시 쟀고, 정확도 기준은 서비스 기본과 가드레일 끔을 함께 판정한다. 모든 학습 모델에 상태 해시를 기록하고, 기법 표 설명을 코드에 맞췄다.</w:t>
+            </w:r>
+          </w:p>
+        </w:tc>
+      </w:tr>
+      <w:tr>
+        <w:trPr>
+          <w:cantSplit w:val="false"/>
+        </w:trPr>
+        <w:tc>
+          <w:tcPr>
+            <w:tcW w:type="dxa" w:w="4668"/>
+            <w:tcMar>
+              <w:top w:type="dxa" w:w="50"/>
+              <w:left w:type="dxa" w:w="80"/>
+              <w:bottom w:type="dxa" w:w="50"/>
+              <w:right w:type="dxa" w:w="80"/>
+            </w:tcMar>
+            <w:vAlign w:val="center"/>
+          </w:tcPr>
+          <w:p>
+            <w:pPr>
+              <w:spacing w:after="20" w:line="264" w:lineRule="auto"/>
+              <w:jc w:val="left"/>
+            </w:pPr>
+            <w:r>
+              <w:rPr>
+                <w:rFonts w:ascii="맑은 고딕" w:cs="맑은 고딕" w:eastAsia="맑은 고딕" w:hAnsi="맑은 고딕"/>
+                <w:sz w:val="15"/>
+                <w:szCs w:val="15"/>
+              </w:rPr>
+              <w:t xml:space="preserve">[최종·대응서 판정과 사실] 2.2절 ‘대부분 수용’은 1회차 결과로 올린 판정을 v2 결론이 바뀐 뒤에 다시 따지지 않은 것이었다(비판이 평가한 v2 세계에서는 BPR 변형이 점별 MLP를 넘지 못함). 1차본은 자기 표 17에서도 소득분위 심화 노출 격차가 0.138이었는데 ‘약 4%p로 충족’으로 판정했고, 이 문서는 이를 ‘재학습 후 새로 드러난 점’으로 적었다. ‘이벤트 스트림을 시도 단위로 모으는 규칙을 추가했다’는 서술과 달리 그 코드가 없었다. 과징금 10% 특례는 시행 중인데 비판 문장을 ‘기본 상한처럼 쓴 서술’로 바꿔 정정했고, 확인하지 못한 공동 개정을 정정표에 ‘정정’으로 적었다. ‘원시 준식별자 미보관’은 연령·연소득·시각에만 맞았다. ISA 시너지 단원(연금 심화에만 둠)을 ‘요구 수용’으로 판정했고, IRP ‘유도’ 전제·‘명백한 약관 위반’ 단정·보유기간과세의 파생형 일반화·MDE와 α 설명은 판정 없이 지나쳤다. 그 밖에 인용 위치(7절 → 6.7절)와 있지 않은 ‘연금계좌 카드’, 짧은 목록이 섞인 다양성 값, 부록 B의 변경 파일 누락, 근거 없는 금액(1,500만원·3,000만원), 기본 테스트의 v1 확인 범위, 평가 화면의 ‘보수적’, 고정 순서 검정 밖의 C 실험, 생성기 효용 항 누락, 2절과 5절의 검토 목록, 원문 대조 일정이 서로 어긋났다</w:t>
+            </w:r>
+          </w:p>
+        </w:tc>
+        <w:tc>
+          <w:tcPr>
+            <w:tcW w:type="dxa" w:w="4744"/>
+            <w:tcMar>
+              <w:top w:type="dxa" w:w="50"/>
+              <w:left w:type="dxa" w:w="80"/>
+              <w:bottom w:type="dxa" w:w="50"/>
+              <w:right w:type="dxa" w:w="80"/>
+            </w:tcMar>
+            <w:vAlign w:val="center"/>
+          </w:tcPr>
+          <w:p>
+            <w:pPr>
+              <w:spacing w:after="20" w:line="264" w:lineRule="auto"/>
+              <w:jc w:val="left"/>
+            </w:pPr>
+            <w:r>
+              <w:rPr>
+                <w:rFonts w:ascii="맑은 고딕" w:cs="맑은 고딕" w:eastAsia="맑은 고딕" w:hAnsi="맑은 고딕"/>
+                <w:sz w:val="15"/>
+                <w:szCs w:val="15"/>
+              </w:rPr>
+              <w:t xml:space="preserve">2.2절을 ‘부분 수용(요구는 전면 반영, 효과는 v1에서만 확인)’으로 낮추고 총계를 ‘수용 6건, 부분 수용 3건, 불수용 1건, 긍정 평가 1건’으로 고쳤다(중간보고서 1절·부록 E 포함). 노출 격차는 1차본 판정 정정으로 바꾸고, 세션 ID로 이벤트를 시도로 묶는 events_to_attempts를 구현해 테스트했다. 과징금·공동 개정·준식별자·ISA·IRP·약관·보유기간과세 판정을 고치고 MDE·α 두 문장을 표에 더했으며(군당 6,950명이면 1.5%p 검정력 56%, 1%p 29%), 문장 단위 라벨 4건(5.2 #6, 3절 #3, 4.2 #1, 2.3 #1)과 비판 인용을 원문 표현으로 바로잡았다. 부록 B는 작업 트리와 새 파일까지 센다. 화면 문구, 7.3절의 별도 α, 생성기 효용 설명, 검토 목록, 11월 2주 원문 대조(KRX 약관·개인정보보호법 조문)를 두 보고서에 맞췄다.</w:t>
+            </w:r>
+          </w:p>
+        </w:tc>
+      </w:tr>
+      <w:tr>
+        <w:trPr>
+          <w:cantSplit w:val="false"/>
+        </w:trPr>
+        <w:tc>
+          <w:tcPr>
+            <w:tcW w:type="dxa" w:w="4668"/>
+            <w:shd w:fill="F4F5F2" w:color="auto" w:val="clear"/>
+            <w:tcMar>
+              <w:top w:type="dxa" w:w="50"/>
+              <w:left w:type="dxa" w:w="80"/>
+              <w:bottom w:type="dxa" w:w="50"/>
+              <w:right w:type="dxa" w:w="80"/>
+            </w:tcMar>
+            <w:vAlign w:val="center"/>
+          </w:tcPr>
+          <w:p>
+            <w:pPr>
+              <w:spacing w:after="20" w:line="264" w:lineRule="auto"/>
+              <w:jc w:val="left"/>
+            </w:pPr>
+            <w:r>
+              <w:rPr>
+                <w:rFonts w:ascii="맑은 고딕" w:cs="맑은 고딕" w:eastAsia="맑은 고딕" w:hAnsi="맑은 고딕"/>
+                <w:sz w:val="15"/>
+                <w:szCs w:val="15"/>
+              </w:rPr>
+              <w:t xml:space="preserve">[최종·적대적 점검 2차] 화면이 서버로 보내는 이벤트에서 source를 빼, ‘진단 통과는 수준 갱신에서 뺀다’는 수정이 화면에서는 작동하지 않았다(수준 2 문항 하나만 맞혀도 추천 수준 2와 수준 3 단원). 파서의 새 부정 처리가 ‘처음엔 떨어졌는데 재시험에서 통과’·‘통과는 전에 했어’·‘1.5배속으로 끝까지 봤어’를 조회로 떨어뜨리고, ‘통과 안됐어’·‘통과하지는 못했어’·‘끝까지 보지 못했어’는 여전히 통과·완료로 읽었다. 저장 설계 가림이 ‘1억 2000만원’을 둘로 쪼개 표기하고 소수 억·‘연봉 6천’·원 단위·단위 없는 숫자·출생 연도를 놓쳤으며 월급을 연소득으로 봤다. 키워드 없는 금액 규칙은 ISA 한도·인원 같은 수치를 거짓 소득 분위로 바꿨고, 함께 저장되는 추천·로드맵 결과(학습자 프로필·통과 단원·학습 카드)는 학습자 조회를 끈 서버에서도 내려갔다. 학습자 없는 /api/types는 범위 밖 통과 가정 번호를 받았고, 자연어 파서는 ‘연소득 1억 2천만원’을 2,000만원으로 읽었다. 이미 가린 ‘[60세 이상]’·‘[29세 이하]’는 불러올 때마다 다시 가려져 표기가 겹쳤다</w:t>
+            </w:r>
+          </w:p>
+        </w:tc>
+        <w:tc>
+          <w:tcPr>
+            <w:tcW w:type="dxa" w:w="4744"/>
+            <w:shd w:fill="F4F5F2" w:color="auto" w:val="clear"/>
+            <w:tcMar>
+              <w:top w:type="dxa" w:w="50"/>
+              <w:left w:type="dxa" w:w="80"/>
+              <w:bottom w:type="dxa" w:w="50"/>
+              <w:right w:type="dxa" w:w="80"/>
+            </w:tcMar>
+            <w:vAlign w:val="center"/>
+          </w:tcPr>
+          <w:p>
+            <w:pPr>
+              <w:spacing w:after="20" w:line="264" w:lineRule="auto"/>
+              <w:jc w:val="left"/>
+            </w:pPr>
+            <w:r>
+              <w:rPr>
+                <w:rFonts w:ascii="맑은 고딕" w:cs="맑은 고딕" w:eastAsia="맑은 고딕" w:hAnsi="맑은 고딕"/>
+                <w:sz w:val="15"/>
+                <w:szCs w:val="15"/>
+              </w:rPr>
+              <w:t xml:space="preserve">화면 요청에 source를 싣고 브라우저로 확인했다(같은 조작에서 수준 1, 수준 3 단원 없음). UI 점검 스크립트가 7단계 요청의 source를 확인한다. 파서는 마지막 실패어 뒤의 통과만 인정하고, 부정 목록·‘전’·‘중’의 경계·소수점 문장 경계를 고쳐 문장 28개를 테스트로 고정했다. 금액은 억 뒤 아라비아 숫자·소수 억·만 생략·원 단위·단위 없는 숫자를 합산하고 월급은 12배로 환산하며, 출생 연도는 연령대로 바꾼다. 소득 키워드가 없는 금액은 ‘원’이 붙은 것만 중립 표기 [금액]으로 가리고, 키워드가 다른 낱말(연금소득·소득공제)의 일부면 소득으로 보지 않는다. 저장 설계는 서버 출력을 저장하지 않고, 학습자 조회를 켠 서버에서 저장한 설계는 꺼진 서버가 내려보내지 않으며, 이미 가린 표기는 다시 가리지 않는다. types는 학습자 없이도 범위를 검사하고, 파서는 저장 설계 가림과 같은 소득 규칙(키워드가 붙은 금액만)을 쓴다. 테스트 99건.</w:t>
             </w:r>
           </w:p>
         </w:tc>
@@ -24644,7 +25543,7 @@
                 <w:sz w:val="16"/>
                 <w:szCs w:val="16"/>
               </w:rPr>
-              <w:t xml:space="preserve">사전교육만</w:t>
+              <w:t xml:space="preserve">사전교육 + 기본예탁금은 ‘증권사 안내 확인’으로만(금액·미달 시 결과 없음)</w:t>
             </w:r>
           </w:p>
         </w:tc>
@@ -24893,7 +25792,7 @@
                 <w:sz w:val="16"/>
                 <w:szCs w:val="16"/>
               </w:rPr>
-              <w:t xml:space="preserve">QA 116건, 테스트 94건(기본 실행 93건 통과, 전체 재현 1건 옵션)</w:t>
+              <w:t xml:space="preserve">QA 116건, 테스트 99건(기본 실행 98건 통과, 전체 재현 1건 옵션)</w:t>
             </w:r>
           </w:p>
         </w:tc>
@@ -24951,7 +25850,7 @@
                 <w:sz w:val="16"/>
                 <w:szCs w:val="16"/>
               </w:rPr>
-              <w:t xml:space="preserve">집단 진단(재학습 후 새로 드러난 점)</w:t>
+              <w:t xml:space="preserve">집단 진단(1차본 판정 정정)</w:t>
             </w:r>
           </w:p>
         </w:tc>
@@ -24977,7 +25876,7 @@
                 <w:sz w:val="16"/>
                 <w:szCs w:val="16"/>
               </w:rPr>
-              <w:t xml:space="preserve">심화 노출 격차 약 4%p(충족), 목적별 구간 겹침</w:t>
+              <w:t xml:space="preserve">심화 노출 격차를 ‘약 4%p로 충족’으로 판정. 그러나 1차본 표 17의 소득분위 격차가 이미 0.138(0.099~0.237)로 오판. 목적별 구간 겹침</w:t>
             </w:r>
           </w:p>
         </w:tc>
@@ -25029,7 +25928,7 @@
                 <w:sz w:val="16"/>
                 <w:szCs w:val="16"/>
               </w:rPr>
-              <w:t xml:space="preserve">비판의 지적은 아니지만 재학습 결과를 그대로 보고하고 11월 과제로 넣음(중간보고서 6.5·7.5절)</w:t>
+              <w:t xml:space="preserve">비판의 지적은 아니다. 재학습이 드러낸 문제가 아니라 1차본 판정이 처음부터 틀렸으므로 정정하고 11월 과제로 넣음(중간보고서 6.5·7.5절)</w:t>
             </w:r>
           </w:p>
         </w:tc>
@@ -25082,7 +25981,7 @@
           <w:sz w:val="21"/>
           <w:szCs w:val="21"/>
         </w:rPr>
-        <w:t xml:space="preserve">세제·규제 문구와 학습 요점은 검색으로 확인한 범위다. 최종 보고서 전에 법령·기관 공지 원문(금융위원회 보도자료, 국세청 안내, 금융투자교육원 공지, 한국거래소 공지, 개인정보보호위원회 가이드라인)을 직접 대조하고 전문가 검수를 받는다(11월 2주).</w:t>
+        <w:t xml:space="preserve">세제·규제 문구와 학습 요점은 검색으로 확인한 범위다. 최종 보고서 전에 법령·기관 공지 원문(금융위원회 보도자료, 국세청 안내, 금융투자교육원 공지, 한국거래소 공지·이용약관 조항과 호출 한도, 개인정보보호법 과징금 조문·특례 요건과 개인정보보호위원회 가명정보 가이드라인)을 직접 대조하고 전문가 검수를 받는다(11월 2주, 중간보고서 8절).</w:t>
       </w:r>
     </w:p>
     <w:p>
@@ -25196,7 +26095,7 @@
           <w:sz w:val="21"/>
           <w:szCs w:val="21"/>
         </w:rPr>
-        <w:t xml:space="preserve">재학습 결과 집단 진단에서 새 과제가 드러났다. 심화·레버리지 노출 비율이 소득분위에 따라 최대 0.132 차이 나고, 투자 목적 가운데 배당·인컴 수취 집단의 정확도가 가장 낮다(전체 기준 0.112). 비판의 지적 사항은 아니지만 숨기지 않고 중간보고서 6.5·7.5절에 그대로 보고했으며, 원인 분석과 노출 상한 정책을 11월 4주에 다룬다.</w:t>
+        <w:t xml:space="preserve">집단 진단에 기준을 넘는 노출 격차가 있다. 1차본은 자기 표 17에서도 소득분위 격차가 0.138이었는데 ‘최대 격차 약 4%p로 충족’이라고 잘못 판정했다(재학습이 드러낸 문제가 아니다). 2차본에서도 심화·레버리지 노출 비율이 소득분위에 따라 최대 0.132 차이 나고, 투자 목적 가운데 배당·인컴 수취 집단의 정확도가 가장 낮다(전체 기준 0.112). 비판의 지적 사항은 아니지만 판정을 정정해 중간보고서 6.5·7.5절에 보고했으며, 원인 분석과 노출 상한 정책을 11월 4주에 다룬다.</w:t>
       </w:r>
     </w:p>
     <w:p>
@@ -26062,7 +26961,7 @@
           <w:sz w:val="21"/>
           <w:szCs w:val="21"/>
         </w:rPr>
-        <w:t xml:space="preserve">1차본 커밋(9322f6e) 이후 바뀐 파일 42개(git diff --name-only, etfrec·scripts·tests·docs/report/build 범위).</w:t>
+        <w:t xml:space="preserve">1차본 커밋(9322f6e) 이후 바뀐 파일 44개(작업 트리 기준 git diff --name-only와 새 파일, etfrec·scripts·tests·docs/report/build 범위).</w:t>
       </w:r>
     </w:p>
     <w:p>
@@ -26120,7 +27019,7 @@
           <w:sz w:val="21"/>
           <w:szCs w:val="21"/>
         </w:rPr>
-        <w:t xml:space="preserve">__init__.py, catalog.py, config.py, data.py — 이벤트 정규화, 스키마 밖 열 제거, 형 정규화, 출처 라벨, 절세 계좌 주제, 선수 관계 검사</w:t>
+        <w:t xml:space="preserve">__init__.py, catalog.py, config.py, data.py — 이벤트 정규화, 세션 단위 시도 묶기, 스키마 밖 열 제거, 형 정규화, 출처 라벨, 절세 계좌 주제, 선수 관계 검사</w:t>
       </w:r>
     </w:p>
     <w:p>
@@ -26178,7 +27077,7 @@
           <w:sz w:val="21"/>
           <w:szCs w:val="21"/>
         </w:rPr>
-        <w:t xml:space="preserve">privacy.py — 저장 최소화, 감사, k-익명 반출, 저장 설계 가림</w:t>
+        <w:t xml:space="preserve">privacy.py — 저장 최소화, 감사, k-익명 반출, 저장 설계 가림(서버 출력 제외, 금액·출생 연도), 자연어 소득 읽기 규칙</w:t>
       </w:r>
     </w:p>
     <w:p>
@@ -26265,7 +27164,36 @@
           <w:sz w:val="21"/>
           <w:szCs w:val="21"/>
         </w:rPr>
-        <w:t xml:space="preserve">docs/report/build/build.sh, docs/report/build/build_critique_response.js, docs/report/build/build_report.js, docs/report/build/export_data.py, docs/report/build/make_figures.py, scripts/results_table.py, scripts/ui_walkthrough.mjs, tests/test_nlparse.py, tests/test_pipeline_service.py, tests/test_privacy.py, tests/test_roadmap_sources.py, tests/test_sources.py — 회귀·개인정보·수집·파서 테스트, 결과 표·화면 점검 스크립트, 보고서 생성</w:t>
+        <w:t xml:space="preserve">docs/report/build/build.sh, docs/report/build/build_critique_response.js, docs/report/build/build_report.js, docs/report/build/export_data.py, docs/report/build/make_figures.py, scripts/placebo_check.py, scripts/results_table.py, scripts/ui_walkthrough.mjs, tests/test_nlparse.py, tests/test_pipeline_service.py, tests/test_privacy.py, tests/test_roadmap_sources.py, tests/test_sources.py — 회귀·개인정보·수집·파서 테스트, 결과 표·화면 점검 스크립트, 보고서 생성</w:t>
+      </w:r>
+    </w:p>
+    <w:p>
+      <w:pPr>
+        <w:pStyle w:val="ListParagraph"/>
+        <w:numPr>
+          <w:ilvl w:val="0"/>
+          <w:numId w:val="2"/>
+        </w:numPr>
+        <w:spacing w:after="60" w:line="300" w:lineRule="auto"/>
+        <w:jc w:val="both"/>
+      </w:pPr>
+      <w:r>
+        <w:rPr>
+          <w:rFonts w:ascii="맑은 고딕" w:cs="맑은 고딕" w:eastAsia="맑은 고딕" w:hAnsi="맑은 고딕"/>
+          <w:b/>
+          <w:bCs/>
+          <w:sz w:val="21"/>
+          <w:szCs w:val="21"/>
+        </w:rPr>
+        <w:t xml:space="preserve">기타: </w:t>
+      </w:r>
+      <w:r>
+        <w:rPr>
+          <w:rFonts w:ascii="맑은 고딕" w:cs="맑은 고딕" w:eastAsia="맑은 고딕" w:hAnsi="맑은 고딕"/>
+          <w:sz w:val="21"/>
+          <w:szCs w:val="21"/>
+        </w:rPr>
+        <w:t xml:space="preserve">etfrec/synth.py</w:t>
       </w:r>
     </w:p>
     <w:sectPr>

--- a/docs/report/비판검토_보완보고서.docx
+++ b/docs/report/비판검토_보완보고서.docx
@@ -112,7 +112,7 @@
           <w:sz w:val="20"/>
           <w:szCs w:val="20"/>
         </w:rPr>
-        <w:t xml:space="preserve">11건 중 수용 6건, 부분 수용 3건, 불수용 1건, 긍정 평가 1건이다. 가장 뼈아픈 지적은 금융 도메인(기본예탁금·ISA·IRP 70%·과표기준가), 데이터 접근 방식(비공식 엔드포인트), 개인정보 설계였고, 공통 원인은 ‘확인하지 못한 사실을 비워 두거나 완곡한 문장으로 넘긴 것’이었다. 통계 지적 가운데 ‘산술 모순’은 사실과 달라 불수용했지만, 정답 없는 사용자 처리는 집단 결론을 실제로 바꾸었다(1차본 해석 정정). 손실 함수 지적은 노트북 세계(v1)에서는 맞았지만(미관측 음성 BPR이 MLP 점수를 약 두 배로 올림), 비판이 평가한 1차본 세계(v2)에서는 확인되지 않아 요구한 BPR 기준선은 모두 추가하되 판정은 부분 수용으로 했다. 수용한 항목은 코드·데이터·문서에 반영하고 다시 학습·검증했다(학습 QA 116건, 자동화 테스트 99건 중 기본 실행 98건 통과, 노트북 재현 14개 수치 일치). 판정과 보완은 독립 검토를 거쳐 고쳤다(5절).</w:t>
+        <w:t xml:space="preserve">11건 중 수용 6건, 부분 수용 3건, 불수용 1건, 긍정 평가 1건이다. 가장 뼈아픈 지적은 금융 도메인(기본예탁금·ISA·IRP 70%·과표기준가), 데이터 접근 방식(비공식 엔드포인트), 개인정보 설계였고, 공통 원인은 ‘확인하지 못한 사실을 비워 두거나 완곡한 문장으로 넘긴 것’이었다. 통계 지적 가운데 ‘산술 모순’은 사실과 달라 불수용했지만, 정답 없는 사용자 처리는 집단 결론을 실제로 바꾸었다(1차본 해석 정정). 손실 함수 지적은 노트북 세계(v1)에서는 맞았지만(미관측 음성 BPR이 MLP 점수를 약 두 배로 올림), 비판이 평가한 1차본 세계(v2)에서는 BPR이 표본 MF만 개선하고 신경망 최고치(점별 BCE MLP)를 바꾸지 못해, 요구한 BPR 기준선은 모두 추가하되 판정은 부분 수용으로 했다. 수용한 항목은 코드·데이터·문서에 반영하고 다시 학습·검증했다(학습 QA 116건, 자동화 테스트 99건 중 기본 실행 98건 통과, 노트북 재현 14개 수치 일치). 판정과 보완은 독립 검토를 거쳐 고쳤다(5절).</w:t>
       </w:r>
     </w:p>
     <w:p>
@@ -731,7 +731,7 @@
                 <w:sz w:val="15"/>
                 <w:szCs w:val="15"/>
               </w:rPr>
-              <w:t xml:space="preserve">부분 수용(요구는 전면 반영: BPR 기준선 추가, 효과는 v1에서만 확인)</w:t>
+              <w:t xml:space="preserve">부분 수용(요구는 전면 반영: BPR 기준선 추가, MLP 개선은 v1에서만 확인)</w:t>
             </w:r>
           </w:p>
         </w:tc>
@@ -1434,7 +1434,7 @@
                 <w:sz w:val="15"/>
                 <w:szCs w:val="15"/>
               </w:rPr>
-              <w:t xml:space="preserve">수용</w:t>
+              <w:t xml:space="preserve">수용(파생형 일반화 정정)</w:t>
             </w:r>
           </w:p>
         </w:tc>
@@ -6064,7 +6064,7 @@
           <w:sz w:val="21"/>
           <w:szCs w:val="21"/>
         </w:rPr>
-        <w:t xml:space="preserve">부분 수용(요구는 전면 반영: BPR 기준선 추가, 효과는 v1에서만 확인)</w:t>
+        <w:t xml:space="preserve">부분 수용(요구는 전면 반영: BPR 기준선 추가, MLP 개선은 v1에서만 확인)</w:t>
       </w:r>
       <w:r>
         <w:rPr>
@@ -7630,7 +7630,7 @@
           <w:sz w:val="21"/>
           <w:szCs w:val="21"/>
         </w:rPr>
-        <w:t xml:space="preserve">‘BCE가 미관측을 0으로 가정한다’(우리 MLP에는 해당 없음), ‘예측값이 0으로 붕괴’(데이터로 반박), ‘결과가 전혀 무효’(과장)는 정정했다. 요구(BPR 재학습)는 모두 수행했다. 그러나 비판의 핵심 주장인 ‘BCE가 근본 원인이고 BPR로 바꾸면 해결된다’는 노트북 세계(v1)에서만 확인되었다. 비판이 평가한 1차본 세계(생성기 v2)에서는 BPR 변형이 점별 MLP를 넘지 못했고(전체 사용자 −0.0081 [−0.0123, −0.0037], 공통 학습 사용자 +0.0014 [−0.0038, +0.0058]), 신경망 최고치도 MLP(관측 시도 BCE) 0.0858이다. 그래서 판정은 ‘부분 수용’이다(1회차 검토 뒤 ‘대부분 수용’으로 올렸다가 최종 검토에서 되돌림, 5절).</w:t>
+        <w:t xml:space="preserve">‘BCE가 미관측을 0으로 가정한다’(우리 MLP에는 해당 없음), ‘예측값이 0으로 붕괴’(데이터로 반박), ‘결과가 전혀 무효’(과장)는 정정했다. 요구(BPR 재학습)는 모두 수행했다. 그러나 비판의 핵심 주장인 ‘BCE가 근본 원인이고 BPR로 바꾸면 해결된다’는 노트북 세계(v1)에서만 확인되었다. 비판이 평가한 1차본 세계(생성기 v2)에서는 BPR이 표본 MF는 개선했지만(+0.0089 [+0.0038, +0.0138]) MLP 변형은 점별 MLP를 넘지 못했고(전체 사용자 −0.0081 [−0.0123, −0.0037], 공통 학습 사용자 +0.0014 [−0.0038, +0.0058]), 신경망 최고치도 MLP(관측 시도 BCE) 0.0858이다. 그래서 판정은 ‘부분 수용’이다(1회차 검토 뒤 ‘대부분 수용’으로 올렸다가 최종 검토에서 되돌림, 5절).</w:t>
       </w:r>
     </w:p>
     <w:p>
@@ -10770,7 +10770,7 @@
                 <w:sz w:val="16"/>
                 <w:szCs w:val="16"/>
               </w:rPr>
-              <w:t xml:space="preserve">비판 자신의 표(군당 6,950명 × 3 = 20,850명)와 같은 계산이다(보정 없이 20,850명). 덧붙이면 대조군 대비 두 비교를 다중성 보정할 때(비교마다 α=2.5%) 군당 8,416명, 합계 25,248명으로 더 많아진다.</w:t>
+              <w:t xml:space="preserve">비판 자신의 표(군당 6,950명 × 3 = 20,850명)와 같은 계산이다(이 문서의 계산도 보정 없이 20,850명). 덧붙이면 대조군 대비 두 비교를 다중성 보정할 때(비교마다 α=2.5%) 군당 8,416명, 합계 25,248명으로 더 많아진다.</w:t>
             </w:r>
           </w:p>
         </w:tc>
@@ -13431,7 +13431,7 @@
                 <w:sz w:val="16"/>
                 <w:szCs w:val="16"/>
               </w:rPr>
-              <w:t xml:space="preserve">실무에서 쓰는 순서이며 제도가 정한 순서는 아니다. 비판 안에서도 ‘ISA를 가장 우선 채워야 한다’는 문장과 순서 제시가 엇갈린다. 학습 요점에는 두 방식을 소득·유동성에 따른 선택으로 적었다.</w:t>
+              <w:t xml:space="preserve">실무에서 쓰는 순서이며 제도가 정한 순서는 아니다. 비판 안에서도 ISA를 ‘가장 우선적으로 채워야 할 절세 바구니’라고 한 문장과 순서 제시(연금저축 → IRP → ISA)가 엇갈린다. 학습 요점에는 두 방식을 소득·유동성에 따른 선택으로 적었다.</w:t>
             </w:r>
           </w:p>
         </w:tc>
@@ -14411,7 +14411,7 @@
           <w:sz w:val="21"/>
           <w:szCs w:val="21"/>
         </w:rPr>
-        <w:t xml:space="preserve">수용</w:t>
+        <w:t xml:space="preserve">수용(파생형 일반화 정정)</w:t>
       </w:r>
       <w:r>
         <w:rPr>
@@ -15423,6 +15423,25 @@
     </w:p>
     <w:p>
       <w:pPr>
+        <w:pStyle w:val="ListParagraph"/>
+        <w:numPr>
+          <w:ilvl w:val="0"/>
+          <w:numId w:val="2"/>
+        </w:numPr>
+        <w:spacing w:after="60" w:line="300" w:lineRule="auto"/>
+        <w:jc w:val="both"/>
+      </w:pPr>
+      <w:r>
+        <w:rPr>
+          <w:rFonts w:ascii="맑은 고딕" w:cs="맑은 고딕" w:eastAsia="맑은 고딕" w:hAnsi="맑은 고딕"/>
+          <w:sz w:val="21"/>
+          <w:szCs w:val="21"/>
+        </w:rPr>
+        <w:t xml:space="preserve">이 문서도 비판의 같은 일반화(‘해외/파생형’ 일괄 적용)를 처음에는 ‘사실’로 판정했다(최종 검토로 발견).</w:t>
+      </w:r>
+    </w:p>
+    <w:p>
+      <w:pPr>
         <w:pStyle w:val="Heading3"/>
         <w:keepNext/>
         <w:spacing w:after="80" w:before="200"/>
@@ -15445,7 +15464,7 @@
           <w:sz w:val="21"/>
           <w:szCs w:val="21"/>
         </w:rPr>
-        <w:t xml:space="preserve">없음.</w:t>
+        <w:t xml:space="preserve">비판의 보유기간과세 설명 가운데 ‘파생형’ 일괄 적용은 정정했다(국내 레버리지·인버스는 상품별 확인). 요구(딜레마 콘텐츠 신설)는 모두 반영했다.</w:t>
       </w:r>
     </w:p>
     <w:p>
@@ -16785,7 +16804,7 @@
           <w:sz w:val="21"/>
           <w:szCs w:val="21"/>
         </w:rPr>
-        <w:t xml:space="preserve">약관 조항 번호와 ‘일 10,000회’는 검증하지 못해 인용하지 않았다. 처방 가운데 ‘전면 이관’은 위 이유로 부분 수용했다.</w:t>
+        <w:t xml:space="preserve">약관 조항 번호와 ‘일 10,000회’는 검증하지 못해 인용하지 않았고, ‘명백한 위반·불법’이라는 단정도 같은 이유로 판정하지 않았다(위반 소지가 커서 호출 코드는 삭제). 처방 가운데 ‘전면 이관’은 위 이유로 부분 수용했다.</w:t>
       </w:r>
     </w:p>
     <w:p>
@@ -21879,7 +21898,7 @@
                 <w:sz w:val="16"/>
                 <w:szCs w:val="16"/>
               </w:rPr>
-              <w:t xml:space="preserve">미검증</w:t>
+              <w:t xml:space="preserve">부분(공동 개정 미검증)</w:t>
             </w:r>
           </w:p>
         </w:tc>
@@ -24006,7 +24025,7 @@
                 <w:sz w:val="15"/>
                 <w:szCs w:val="15"/>
               </w:rPr>
-              <w:t xml:space="preserve">[최종·대응서 판정과 사실] 2.2절 ‘대부분 수용’은 1회차 결과로 올린 판정을 v2 결론이 바뀐 뒤에 다시 따지지 않은 것이었다(비판이 평가한 v2 세계에서는 BPR 변형이 점별 MLP를 넘지 못함). 1차본은 자기 표 17에서도 소득분위 심화 노출 격차가 0.138이었는데 ‘약 4%p로 충족’으로 판정했고, 이 문서는 이를 ‘재학습 후 새로 드러난 점’으로 적었다. ‘이벤트 스트림을 시도 단위로 모으는 규칙을 추가했다’는 서술과 달리 그 코드가 없었다. 과징금 10% 특례는 시행 중인데 비판 문장을 ‘기본 상한처럼 쓴 서술’로 바꿔 정정했고, 확인하지 못한 공동 개정을 정정표에 ‘정정’으로 적었다. ‘원시 준식별자 미보관’은 연령·연소득·시각에만 맞았다. ISA 시너지 단원(연금 심화에만 둠)을 ‘요구 수용’으로 판정했고, IRP ‘유도’ 전제·‘명백한 약관 위반’ 단정·보유기간과세의 파생형 일반화·MDE와 α 설명은 판정 없이 지나쳤다. 그 밖에 인용 위치(7절 → 6.7절)와 있지 않은 ‘연금계좌 카드’, 짧은 목록이 섞인 다양성 값, 부록 B의 변경 파일 누락, 근거 없는 금액(1,500만원·3,000만원), 기본 테스트의 v1 확인 범위, 평가 화면의 ‘보수적’, 고정 순서 검정 밖의 C 실험, 생성기 효용 항 누락, 2절과 5절의 검토 목록, 원문 대조 일정이 서로 어긋났다</w:t>
+              <w:t xml:space="preserve">[최종·대응서 판정과 사실] 2.2절 ‘대부분 수용’은 1회차 결과로 올린 판정을 v2 결론이 바뀐 뒤에 다시 따지지 않은 것이었다(비판이 평가한 v2 세계에서는 BPR MLP 변형이 점별 MLP를 넘지 못함). 1차본은 자기 표 17에서도 소득분위 심화 노출 격차가 0.138이었는데 ‘약 4%p로 충족’으로 판정했고, 이 문서는 이를 ‘재학습 후 새로 드러난 점’으로 적었다. ‘이벤트 스트림을 시도 단위로 모으는 규칙을 추가했다’는 서술과 달리 그 코드가 없었다. 과징금 10% 특례는 시행 중인데 비판 문장을 ‘기본 상한처럼 쓴 서술’로 바꿔 정정했고, 확인하지 못한 공동 개정을 정정표에 ‘정정’으로 적었다. ‘원시 준식별자 미보관’은 연령·연소득·시각에만 맞았다. ISA 시너지 단원(연금 심화에만 둠)을 ‘요구 수용’으로 판정했고, IRP ‘유도’ 전제·‘명백한 약관 위반’ 단정·보유기간과세의 파생형 일반화·MDE와 α 설명은 판정 없이 지나쳤다. 그 밖에 인용 위치(7절 → 6.7절)와 있지 않은 ‘연금계좌 카드’, 짧은 목록이 섞인 다양성 값, 부록 B의 변경 파일 누락, 근거 없는 금액(1,500만원·3,000만원), 기본 테스트의 v1 확인 범위, 평가 화면의 ‘보수적’, 고정 순서 검정 밖의 C 실험, 생성기 효용 항 누락, 2절과 5절의 검토 목록, 원문 대조 일정이 서로 어긋났다</w:t>
             </w:r>
           </w:p>
         </w:tc>
@@ -24032,7 +24051,7 @@
                 <w:sz w:val="15"/>
                 <w:szCs w:val="15"/>
               </w:rPr>
-              <w:t xml:space="preserve">2.2절을 ‘부분 수용(요구는 전면 반영, 효과는 v1에서만 확인)’으로 낮추고 총계를 ‘수용 6건, 부분 수용 3건, 불수용 1건, 긍정 평가 1건’으로 고쳤다(중간보고서 1절·부록 E 포함). 노출 격차는 1차본 판정 정정으로 바꾸고, 세션 ID로 이벤트를 시도로 묶는 events_to_attempts를 구현해 테스트했다. 과징금·공동 개정·준식별자·ISA·IRP·약관·보유기간과세 판정을 고치고 MDE·α 두 문장을 표에 더했으며(군당 6,950명이면 1.5%p 검정력 56%, 1%p 29%), 문장 단위 라벨 4건(5.2 #6, 3절 #3, 4.2 #1, 2.3 #1)과 비판 인용을 원문 표현으로 바로잡았다. 부록 B는 작업 트리와 새 파일까지 센다. 화면 문구, 7.3절의 별도 α, 생성기 효용 설명, 검토 목록, 11월 2주 원문 대조(KRX 약관·개인정보보호법 조문)를 두 보고서에 맞췄다.</w:t>
+              <w:t xml:space="preserve">2.2절을 ‘부분 수용(요구는 전면 반영, MLP 개선은 v1에서만 확인)’으로 낮추고 총계를 ‘수용 6건, 부분 수용 3건, 불수용 1건, 긍정 평가 1건’으로 고쳤다(중간보고서 1절·부록 E 포함). 노출 격차는 1차본 판정 정정으로 바꾸고, 세션 ID로 이벤트를 시도로 묶는 events_to_attempts를 구현해 테스트했다. 과징금·공동 개정·준식별자·ISA·IRP·약관·보유기간과세 판정을 고치고 MDE·α 두 문장을 표에 더했으며(군당 6,950명이면 1.5%p 검정력 56%, 1%p 29%), 문장 단위 라벨 4건(5.2 #6, 3절 #3, 4.2 #1, 2.3 #1)과 비판 인용을 원문 표현으로 바로잡았다. 부록 B는 작업 트리와 새 파일까지 센다. 화면 문구, 7.3절의 별도 α, 생성기 효용 설명, 검토 목록, 11월 2주 원문 대조(KRX 약관·개인정보보호법 조문)를 두 보고서에 맞췄다.</w:t>
             </w:r>
           </w:p>
         </w:tc>
@@ -24092,6 +24111,63 @@
                 <w:szCs w:val="15"/>
               </w:rPr>
               <w:t xml:space="preserve">화면 요청에 source를 싣고 브라우저로 확인했다(같은 조작에서 수준 1, 수준 3 단원 없음). UI 점검 스크립트가 7단계 요청의 source를 확인한다. 파서는 마지막 실패어 뒤의 통과만 인정하고, 부정 목록·‘전’·‘중’의 경계·소수점 문장 경계를 고쳐 문장 28개를 테스트로 고정했다. 금액은 억 뒤 아라비아 숫자·소수 억·만 생략·원 단위·단위 없는 숫자를 합산하고 월급은 12배로 환산하며, 출생 연도는 연령대로 바꾼다. 소득 키워드가 없는 금액은 ‘원’이 붙은 것만 중립 표기 [금액]으로 가리고, 키워드가 다른 낱말(연금소득·소득공제)의 일부면 소득으로 보지 않는다. 저장 설계는 서버 출력을 저장하지 않고, 학습자 조회를 켠 서버에서 저장한 설계는 꺼진 서버가 내려보내지 않으며, 이미 가린 표기는 다시 가리지 않는다. types는 학습자 없이도 범위를 검사하고, 파서는 저장 설계 가림과 같은 소득 규칙(키워드가 붙은 금액만)을 쓴다. 테스트 99건.</w:t>
+            </w:r>
+          </w:p>
+        </w:tc>
+      </w:tr>
+      <w:tr>
+        <w:trPr>
+          <w:cantSplit w:val="false"/>
+        </w:trPr>
+        <w:tc>
+          <w:tcPr>
+            <w:tcW w:type="dxa" w:w="4668"/>
+            <w:tcMar>
+              <w:top w:type="dxa" w:w="50"/>
+              <w:left w:type="dxa" w:w="80"/>
+              <w:bottom w:type="dxa" w:w="50"/>
+              <w:right w:type="dxa" w:w="80"/>
+            </w:tcMar>
+            <w:vAlign w:val="center"/>
+          </w:tcPr>
+          <w:p>
+            <w:pPr>
+              <w:spacing w:after="20" w:line="264" w:lineRule="auto"/>
+              <w:jc w:val="left"/>
+            </w:pPr>
+            <w:r>
+              <w:rPr>
+                <w:rFonts w:ascii="맑은 고딕" w:cs="맑은 고딕" w:eastAsia="맑은 고딕" w:hAnsi="맑은 고딕"/>
+                <w:sz w:val="15"/>
+                <w:szCs w:val="15"/>
+              </w:rPr>
+              <w:t xml:space="preserve">[최종·적대적 점검 3차] 저장 설계 가림이 ‘연봉 6000 세후’처럼 띄어 쓴 다음 낱말을 단위로 보고 소득을 남겼고, ‘연봉 5,000’·‘60000000원’을 놓쳤으며, ‘한 달 수입’을 연 금액으로, ‘부업 수입’을 학습자 소득으로, ‘연봉 2024 기준’의 연도를 소득으로 읽었다. 아주 긴 숫자 앞의 억은 변환이 넘쳐 /api/parse·/api/designs가 500을 냈다. 파서는 ‘점수가 40.’처럼 숫자로 끝난 문장을 문장 끝으로 보지 않았고, ‘통과 전에 포기했어’·‘수강 중에 그만뒀어’·‘못 끝냈어’·‘통과할 거야’·‘끝까지 보진 못했어’를 통과·완료로 읽었으며, ‘처음엔’을 수준 1로 읽었다. 학습자 조회를 끈 서버가 볼 수 없는 설계를 같은 이름으로 덮어쓰거나 지울 수 있었고, 자연어 초안이 적용한 진단 통과 행을 지웠으며, 세션 묶기는 빈 단원 번호를 조용히 버렸다</w:t>
+            </w:r>
+          </w:p>
+        </w:tc>
+        <w:tc>
+          <w:tcPr>
+            <w:tcW w:type="dxa" w:w="4744"/>
+            <w:tcMar>
+              <w:top w:type="dxa" w:w="50"/>
+              <w:left w:type="dxa" w:w="80"/>
+              <w:bottom w:type="dxa" w:w="50"/>
+              <w:right w:type="dxa" w:w="80"/>
+            </w:tcMar>
+            <w:vAlign w:val="center"/>
+          </w:tcPr>
+          <w:p>
+            <w:pPr>
+              <w:spacing w:after="20" w:line="264" w:lineRule="auto"/>
+              <w:jc w:val="left"/>
+            </w:pPr>
+            <w:r>
+              <w:rPr>
+                <w:rFonts w:ascii="맑은 고딕" w:cs="맑은 고딕" w:eastAsia="맑은 고딕" w:hAnsi="맑은 고딕"/>
+                <w:sz w:val="15"/>
+                <w:szCs w:val="15"/>
+              </w:rPr>
+              <w:t xml:space="preserve">모두 고치고 테스트로 고정했다. 단위는 숫자에 바로 붙은 것만 보고, 쉼표 숫자·원 단위(원 생략 포함)·월 수입·연도를 구분하며, 부업·가구·배우자 소득은 학습자 소득으로 보지 않는다. 자릿수에 상한을 두고 넘치면 [금액]으로 가리며, 가림은 다시 가려도 같아질 때까지 반복한다(무작위 문자열 6만 개에서 예외·재가림 0건). 문장 끝은 양쪽이 숫자인 점만 예외로 하고, 동사 바로 앞의 ‘못·안’, 바로 뒤의 ‘전·중’, 계획·경험 부정을 읽으며(문장 67개 확인), 부사 ‘처음엔·중간에’는 수준으로 보지 않는다. 볼 수 없는 설계의 덮어쓰기는 409, 삭제는 404로 막고, 자연어 초안은 진단 통과 행을 남기며, 세션 묶기는 빈 번호를 거절한다. 테스트 99건.</w:t>
             </w:r>
           </w:p>
         </w:tc>
@@ -25876,7 +25952,7 @@
                 <w:sz w:val="16"/>
                 <w:szCs w:val="16"/>
               </w:rPr>
-              <w:t xml:space="preserve">심화 노출 격차를 ‘약 4%p로 충족’으로 판정. 그러나 1차본 표 17의 소득분위 격차가 이미 0.138(0.099~0.237)로 오판. 목적별 구간 겹침</w:t>
+              <w:t xml:space="preserve">심화 노출 격차를 ‘약 4%p로 충족’으로 판정했지만 1차본 표 17의 소득분위 격차가 이미 0.138이었다(0.099~0.237, 오판). 목적별 구간 겹침</w:t>
             </w:r>
           </w:p>
         </w:tc>
